--- a/02_UserGuide/Руководство пользователя Гостиница.docx
+++ b/02_UserGuide/Руководство пользователя Гостиница.docx
@@ -193,6 +193,7 @@
       </w:tblGrid>
       <w:tr>
         <w:trPr>
+          <w:cantSplit/>
           <w:tblHeader/>
           <w:jc w:val="center"/>
         </w:trPr>
@@ -237,6 +238,7 @@
       </w:tr>
       <w:tr>
         <w:trPr>
+          <w:cantSplit/>
           <w:jc w:val="center"/>
         </w:trPr>
         <w:tc>
@@ -278,6 +280,7 @@
       </w:tr>
       <w:tr>
         <w:trPr>
+          <w:cantSplit/>
           <w:jc w:val="center"/>
         </w:trPr>
         <w:tc>
@@ -319,6 +322,7 @@
       </w:tr>
       <w:tr>
         <w:trPr>
+          <w:cantSplit/>
           <w:jc w:val="center"/>
         </w:trPr>
         <w:tc>
@@ -360,6 +364,7 @@
       </w:tr>
       <w:tr>
         <w:trPr>
+          <w:cantSplit/>
           <w:jc w:val="center"/>
         </w:trPr>
         <w:tc>
@@ -401,6 +406,7 @@
       </w:tr>
       <w:tr>
         <w:trPr>
+          <w:cantSplit/>
           <w:jc w:val="center"/>
         </w:trPr>
         <w:tc>
@@ -442,6 +448,7 @@
       </w:tr>
       <w:tr>
         <w:trPr>
+          <w:cantSplit/>
           <w:jc w:val="center"/>
         </w:trPr>
         <w:tc>
@@ -483,6 +490,7 @@
       </w:tr>
       <w:tr>
         <w:trPr>
+          <w:cantSplit/>
           <w:jc w:val="center"/>
         </w:trPr>
         <w:tc>
@@ -524,6 +532,7 @@
       </w:tr>
       <w:tr>
         <w:trPr>
+          <w:cantSplit/>
           <w:jc w:val="center"/>
         </w:trPr>
         <w:tc>
@@ -565,6 +574,7 @@
       </w:tr>
       <w:tr>
         <w:trPr>
+          <w:cantSplit/>
           <w:jc w:val="center"/>
         </w:trPr>
         <w:tc>
@@ -606,6 +616,7 @@
       </w:tr>
       <w:tr>
         <w:trPr>
+          <w:cantSplit/>
           <w:jc w:val="center"/>
         </w:trPr>
         <w:tc>
@@ -647,6 +658,7 @@
       </w:tr>
       <w:tr>
         <w:trPr>
+          <w:cantSplit/>
           <w:jc w:val="center"/>
         </w:trPr>
         <w:tc>
@@ -688,6 +700,7 @@
       </w:tr>
       <w:tr>
         <w:trPr>
+          <w:cantSplit/>
           <w:jc w:val="center"/>
         </w:trPr>
         <w:tc>
@@ -729,6 +742,7 @@
       </w:tr>
       <w:tr>
         <w:trPr>
+          <w:cantSplit/>
           <w:jc w:val="center"/>
         </w:trPr>
         <w:tc>
@@ -770,6 +784,7 @@
       </w:tr>
       <w:tr>
         <w:trPr>
+          <w:cantSplit/>
           <w:jc w:val="center"/>
         </w:trPr>
         <w:tc>
@@ -864,7 +879,7 @@
         <w:t>Администратор</w:t>
       </w:r>
       <w:r>
-        <w:t xml:space="preserve"> — полный доступ: номерной фонд, бронирования, раздел «Пользователи» (добавление сотрудников и снятие блокировки);</w:t>
+        <w:t xml:space="preserve"> — полный доступ: номерной фонд, бронирования, вкладка «Пользователи» (добавление сотрудников и снятие блокировки);</w:t>
       </w:r>
     </w:p>
     <w:p>
@@ -1036,7 +1051,7 @@
         <w:rPr>
           <w:noProof/>
         </w:rPr>
-        <w:t>7</w:t>
+        <w:t>6</w:t>
       </w:r>
       <w:r>
         <w:fldChar w:fldCharType="end"/>
@@ -1059,7 +1074,7 @@
             <w:color w:val="0563C1"/>
             <w:u w:val="single"/>
           </w:rPr>
-          <w:t>Главное окно и разделы меню</w:t>
+          <w:t>Главное окно и вкладки разделов</w:t>
         </w:r>
       </w:hyperlink>
       <w:r>
@@ -1330,7 +1345,7 @@
         <w:rPr>
           <w:noProof/>
         </w:rPr>
-        <w:t>16</w:t>
+        <w:t>14</w:t>
       </w:r>
       <w:r>
         <w:fldChar w:fldCharType="end"/>
@@ -1372,7 +1387,7 @@
         <w:rPr>
           <w:noProof/>
         </w:rPr>
-        <w:t>17</w:t>
+        <w:t>15</w:t>
       </w:r>
       <w:r>
         <w:fldChar w:fldCharType="end"/>
@@ -1414,7 +1429,7 @@
         <w:rPr>
           <w:noProof/>
         </w:rPr>
-        <w:t>18</w:t>
+        <w:t>17</w:t>
       </w:r>
       <w:r>
         <w:fldChar w:fldCharType="end"/>
@@ -1456,7 +1471,7 @@
         <w:rPr>
           <w:noProof/>
         </w:rPr>
-        <w:t>18</w:t>
+        <w:t>17</w:t>
       </w:r>
       <w:r>
         <w:fldChar w:fldCharType="end"/>
@@ -1498,7 +1513,7 @@
         <w:rPr>
           <w:noProof/>
         </w:rPr>
-        <w:t>19</w:t>
+        <w:t>18</w:t>
       </w:r>
       <w:r>
         <w:fldChar w:fldCharType="end"/>
@@ -1540,7 +1555,7 @@
         <w:rPr>
           <w:noProof/>
         </w:rPr>
-        <w:t>19</w:t>
+        <w:t>18</w:t>
       </w:r>
       <w:r>
         <w:fldChar w:fldCharType="end"/>
@@ -1582,7 +1597,7 @@
         <w:rPr>
           <w:noProof/>
         </w:rPr>
-        <w:t>20</w:t>
+        <w:t>19</w:t>
       </w:r>
       <w:r>
         <w:fldChar w:fldCharType="end"/>
@@ -1624,7 +1639,7 @@
         <w:rPr>
           <w:noProof/>
         </w:rPr>
-        <w:t>21</w:t>
+        <w:t>20</w:t>
       </w:r>
       <w:r>
         <w:fldChar w:fldCharType="end"/>
@@ -1666,7 +1681,7 @@
         <w:rPr>
           <w:noProof/>
         </w:rPr>
-        <w:t>21</w:t>
+        <w:t>20</w:t>
       </w:r>
       <w:r>
         <w:fldChar w:fldCharType="end"/>
@@ -1693,7 +1708,7 @@
     </w:p>
     <w:p>
       <w:r>
-        <w:t>После запуска приложения открывается окно входа (рисунок 1). Введите логин и пароль, выданные администратором, и нажмите кнопку «ВОЙТИ» или клавишу Enter.</w:t>
+        <w:t>После запуска приложения открывается окно входа (рисунок 1). Введите логин и пароль, выданные администратором, и нажмите кнопку «Войти» или клавишу Enter.</w:t>
       </w:r>
     </w:p>
     <w:p>
@@ -1708,8 +1723,8 @@
           <w:noProof/>
         </w:rPr>
         <w:drawing>
-          <wp:inline distT="0" distB="0" distL="0" distR="0" wp14:anchorId="5F92242A" wp14:editId="04823FEB">
-            <wp:extent cx="5760000" cy="3514576"/>
+          <wp:inline distT="0" distB="0" distL="0" distR="0" wp14:anchorId="5EBDD3CE" wp14:editId="33737ED9">
+            <wp:extent cx="3600000" cy="2228571"/>
             <wp:effectExtent l="0" t="0" r="0" b="0"/>
             <wp:docPr id="1" name="Picture 1"/>
             <wp:cNvGraphicFramePr>
@@ -1731,7 +1746,7 @@
                   <pic:spPr>
                     <a:xfrm>
                       <a:off x="0" y="0"/>
-                      <a:ext cx="5760000" cy="3514576"/>
+                      <a:ext cx="3600000" cy="2228571"/>
                     </a:xfrm>
                     <a:prstGeom prst="rect">
                       <a:avLst/>
@@ -1789,10 +1804,9 @@
         <w:rPr>
           <w:noProof/>
         </w:rPr>
-        <w:lastRenderedPageBreak/>
         <w:drawing>
-          <wp:inline distT="0" distB="0" distL="0" distR="0" wp14:anchorId="13DAD9FD" wp14:editId="4DE97A8D">
-            <wp:extent cx="5760000" cy="3514576"/>
+          <wp:inline distT="0" distB="0" distL="0" distR="0" wp14:anchorId="70D60BB8" wp14:editId="5E8C7738">
+            <wp:extent cx="3600000" cy="2228571"/>
             <wp:effectExtent l="0" t="0" r="0" b="0"/>
             <wp:docPr id="2" name="Picture 2"/>
             <wp:cNvGraphicFramePr>
@@ -1814,7 +1828,7 @@
                   <pic:spPr>
                     <a:xfrm>
                       <a:off x="0" y="0"/>
-                      <a:ext cx="5760000" cy="3514576"/>
+                      <a:ext cx="3600000" cy="2228571"/>
                     </a:xfrm>
                     <a:prstGeom prst="rect">
                       <a:avLst/>
@@ -1862,6 +1876,7 @@
       </w:pPr>
       <w:bookmarkStart w:id="2" w:name="f_first"/>
       <w:r>
+        <w:lastRenderedPageBreak/>
         <w:t>3.2 Смена пароля при первом входе</w:t>
       </w:r>
       <w:bookmarkEnd w:id="2"/>
@@ -1883,8 +1898,8 @@
           <w:noProof/>
         </w:rPr>
         <w:drawing>
-          <wp:inline distT="0" distB="0" distL="0" distR="0" wp14:anchorId="110F638B" wp14:editId="166A89B0">
-            <wp:extent cx="3420000" cy="2694081"/>
+          <wp:inline distT="0" distB="0" distL="0" distR="0" wp14:anchorId="4DC69667" wp14:editId="5684DF4F">
+            <wp:extent cx="3960000" cy="3367347"/>
             <wp:effectExtent l="0" t="0" r="0" b="0"/>
             <wp:docPr id="3" name="Picture 3"/>
             <wp:cNvGraphicFramePr>
@@ -1906,7 +1921,7 @@
                   <pic:spPr>
                     <a:xfrm>
                       <a:off x="0" y="0"/>
-                      <a:ext cx="3420000" cy="2694081"/>
+                      <a:ext cx="3960000" cy="3367347"/>
                     </a:xfrm>
                     <a:prstGeom prst="rect">
                       <a:avLst/>
@@ -1954,7 +1969,6 @@
       </w:pPr>
       <w:bookmarkStart w:id="3" w:name="f_block"/>
       <w:r>
-        <w:lastRenderedPageBreak/>
         <w:t>3.3 Блокировка учётной записи</w:t>
       </w:r>
       <w:bookmarkEnd w:id="3"/>
@@ -1975,9 +1989,10 @@
         <w:rPr>
           <w:noProof/>
         </w:rPr>
+        <w:lastRenderedPageBreak/>
         <w:drawing>
-          <wp:inline distT="0" distB="0" distL="0" distR="0" wp14:anchorId="1030F5A3" wp14:editId="414C39BE">
-            <wp:extent cx="5760000" cy="3514576"/>
+          <wp:inline distT="0" distB="0" distL="0" distR="0" wp14:anchorId="4277B723" wp14:editId="05B9809A">
+            <wp:extent cx="3600000" cy="2228571"/>
             <wp:effectExtent l="0" t="0" r="0" b="0"/>
             <wp:docPr id="4" name="Picture 4"/>
             <wp:cNvGraphicFramePr>
@@ -1999,7 +2014,7 @@
                   <pic:spPr>
                     <a:xfrm>
                       <a:off x="0" y="0"/>
-                      <a:ext cx="5760000" cy="3514576"/>
+                      <a:ext cx="3600000" cy="2228571"/>
                     </a:xfrm>
                     <a:prstGeom prst="rect">
                       <a:avLst/>
@@ -2054,7 +2069,7 @@
     </w:p>
     <w:p>
       <w:r>
-        <w:t>После входа открывается главное окно (рисунок 5). Вверху показаны название системы, ФИО и тип вошедшего сотрудника. Слева расположено меню разделов: «НОМЕРНОЙ ФОНД», «БРОНИРОВАНИЯ» и, для администратора, «ПОЛЬЗОВАТЕЛИ». Внизу меню находятся кнопки «СМЕНИТЬ ПАРОЛЬ» и «ВЫХОД». Выбранный раздел подсвечивается голубым цветом, его содержимое занимает правую часть окна.</w:t>
+        <w:t>После входа открывается главное окно (рисунок 5). Вверху показаны ФИО и тип вошедшего сотрудника, справа — кнопки «Сменить пароль» и «Выход». Ниже расположены вкладки разделов: «Номерной фонд», «Бронирования» и, для администратора, «Пользователи». При каждом открытии вкладки данные загружаются с сервера заново.</w:t>
       </w:r>
     </w:p>
     <w:p>
@@ -2069,8 +2084,8 @@
           <w:noProof/>
         </w:rPr>
         <w:drawing>
-          <wp:inline distT="0" distB="0" distL="0" distR="0" wp14:anchorId="24500B76" wp14:editId="2DD474C0">
-            <wp:extent cx="5760000" cy="3514576"/>
+          <wp:inline distT="0" distB="0" distL="0" distR="0" wp14:anchorId="388740FA" wp14:editId="37D49707">
+            <wp:extent cx="5760000" cy="3571200"/>
             <wp:effectExtent l="0" t="0" r="0" b="0"/>
             <wp:docPr id="5" name="Picture 5"/>
             <wp:cNvGraphicFramePr>
@@ -2092,7 +2107,7 @@
                   <pic:spPr>
                     <a:xfrm>
                       <a:off x="0" y="0"/>
-                      <a:ext cx="5760000" cy="3514576"/>
+                      <a:ext cx="5760000" cy="3571200"/>
                     </a:xfrm>
                     <a:prstGeom prst="rect">
                       <a:avLst/>
@@ -2131,12 +2146,12 @@
         <w:fldChar w:fldCharType="end"/>
       </w:r>
       <w:r>
-        <w:t xml:space="preserve"> – Главное окно администратора, раздел «Номерной фонд»</w:t>
-      </w:r>
-    </w:p>
-    <w:p>
-      <w:r>
-        <w:t>Сотрудник с типом «Пользователь» видит только разделы «НОМЕРНОЙ ФОНД» и «БРОНИРОВАНИЯ» (рисунок 6).</w:t>
+        <w:t xml:space="preserve"> – Главное окно администратора, вкладка «Номерной фонд»</w:t>
+      </w:r>
+    </w:p>
+    <w:p>
+      <w:r>
+        <w:t>Сотрудник с типом «Пользователь» видит только вкладки «Номерной фонд» и «Бронирования» (рисунок 6).</w:t>
       </w:r>
     </w:p>
     <w:p>
@@ -2152,8 +2167,8 @@
         </w:rPr>
         <w:lastRenderedPageBreak/>
         <w:drawing>
-          <wp:inline distT="0" distB="0" distL="0" distR="0" wp14:anchorId="4A8FBD25" wp14:editId="075814A7">
-            <wp:extent cx="5760000" cy="3514576"/>
+          <wp:inline distT="0" distB="0" distL="0" distR="0" wp14:anchorId="71B2CA12" wp14:editId="72FF0F45">
+            <wp:extent cx="5760000" cy="3571200"/>
             <wp:effectExtent l="0" t="0" r="0" b="0"/>
             <wp:docPr id="6" name="Picture 6"/>
             <wp:cNvGraphicFramePr>
@@ -2175,7 +2190,7 @@
                   <pic:spPr>
                     <a:xfrm>
                       <a:off x="0" y="0"/>
-                      <a:ext cx="5760000" cy="3514576"/>
+                      <a:ext cx="5760000" cy="3571200"/>
                     </a:xfrm>
                     <a:prstGeom prst="rect">
                       <a:avLst/>
@@ -2238,7 +2253,7 @@
     </w:p>
     <w:p>
       <w:r>
-        <w:t>Раздел «НОМЕРНОЙ ФОНД» открывается сразу после входа (рисунок 5). Плашки вверху показывают общее количество номеров и количество номеров в каждом статусе. В таблице для каждого номера указаны этаж, категория, класс комфорта, текущий статус и дата, с которой действует статус. Статусы выделены цветом: «Чистый» — голубой, «Занят» — золотой, «Грязный» — красный, «Назначен к уборке» — фиолетовый. Кнопка «ОБНОВИТЬ» загружает свежие данные с сервера.</w:t>
+        <w:t>Вкладка «Номерной фонд» открывается сразу после входа (рисунок 5). В строке над таблицей показаны общее количество номеров и количество номеров в каждом статусе. В таблице для каждого номера указаны этаж, категория, класс комфорта, текущий статус и дата, с которой действует статус. Кнопка «Обновить» загружает свежие данные с сервера.</w:t>
       </w:r>
     </w:p>
     <w:p>
@@ -2253,7 +2268,7 @@
     </w:p>
     <w:p>
       <w:r>
-        <w:t>Чтобы показать только нужные номера, выберите этаж и (или) статус в выпадающих списках «ЭТАЖ» и «СТАТУС» над таблицей. На рисунке 7 показаны только номера со статусом «Грязный». Чтобы снова показать все номера, выберите в списках значение «Все».</w:t>
+        <w:t>Чтобы показать только нужные номера, выберите этаж и (или) статус в выпадающих списках «Этаж» и «Статус» над таблицей. На рисунке 7 показаны только номера со статусом «Грязный». Чтобы снова показать все номера, выберите в списках значение «Все».</w:t>
       </w:r>
     </w:p>
     <w:p>
@@ -2268,8 +2283,8 @@
           <w:noProof/>
         </w:rPr>
         <w:drawing>
-          <wp:inline distT="0" distB="0" distL="0" distR="0" wp14:anchorId="591D06D6" wp14:editId="499C141C">
-            <wp:extent cx="5760000" cy="3514576"/>
+          <wp:inline distT="0" distB="0" distL="0" distR="0" wp14:anchorId="3DF9B849" wp14:editId="301FA9DA">
+            <wp:extent cx="5760000" cy="3571200"/>
             <wp:effectExtent l="0" t="0" r="0" b="0"/>
             <wp:docPr id="7" name="Picture 7"/>
             <wp:cNvGraphicFramePr>
@@ -2291,7 +2306,7 @@
                   <pic:spPr>
                     <a:xfrm>
                       <a:off x="0" y="0"/>
-                      <a:ext cx="5760000" cy="3514576"/>
+                      <a:ext cx="5760000" cy="3571200"/>
                     </a:xfrm>
                     <a:prstGeom prst="rect">
                       <a:avLst/>
@@ -2362,7 +2377,7 @@
         <w:ind w:left="1049" w:hanging="340"/>
       </w:pPr>
       <w:r>
-        <w:t>– в списке «НОВЫЙ СТАТУС ВЫБРАННОГО НОМЕРА» выберите статус (рисунок 7);</w:t>
+        <w:t>– в списке «Новый статус выбранного номера» выберите статус (рисунок 7);</w:t>
       </w:r>
     </w:p>
     <w:p>
@@ -2370,12 +2385,12 @@
         <w:ind w:left="1049" w:hanging="340"/>
       </w:pPr>
       <w:r>
-        <w:t>– нажмите кнопку «ИЗМЕНИТЬ СТАТУС».</w:t>
-      </w:r>
-    </w:p>
-    <w:p>
-      <w:r>
-        <w:t>Таблица и плашки обновятся, у номера появится новый статус с сегодняшней датой (рисунок 8). Статус «Занят» вручную не устанавливается и не снимается: он ставится при заселении и меняется на «Грязный» при выезде гостя.</w:t>
+        <w:t>– нажмите кнопку «Изменить статус».</w:t>
+      </w:r>
+    </w:p>
+    <w:p>
+      <w:r>
+        <w:t>Таблица и счётчики обновятся, у номера появится новый статус с сегодняшней датой (рисунок 8). Статус «Занят» вручную не устанавливается и не снимается: он ставится при заселении и меняется на «Грязный» при выезде гостя.</w:t>
       </w:r>
     </w:p>
     <w:p>
@@ -2390,8 +2405,8 @@
           <w:noProof/>
         </w:rPr>
         <w:drawing>
-          <wp:inline distT="0" distB="0" distL="0" distR="0" wp14:anchorId="03BC643F" wp14:editId="6D5E71D7">
-            <wp:extent cx="5760000" cy="3514576"/>
+          <wp:inline distT="0" distB="0" distL="0" distR="0" wp14:anchorId="49C3E829" wp14:editId="7BAE502C">
+            <wp:extent cx="5760000" cy="3571200"/>
             <wp:effectExtent l="0" t="0" r="0" b="0"/>
             <wp:docPr id="8" name="Picture 8"/>
             <wp:cNvGraphicFramePr>
@@ -2413,7 +2428,7 @@
                   <pic:spPr>
                     <a:xfrm>
                       <a:off x="0" y="0"/>
-                      <a:ext cx="5760000" cy="3514576"/>
+                      <a:ext cx="5760000" cy="3571200"/>
                     </a:xfrm>
                     <a:prstGeom prst="rect">
                       <a:avLst/>
@@ -2476,7 +2491,7 @@
     </w:p>
     <w:p>
       <w:r>
-        <w:t>Раздел «БРОНИРОВАНИЯ» (рисунок 9) содержит все брони: номер брони, ФИО гостя, номер комнаты, даты заезда и выезда, состояние, номер карты доступа и сумму оплаты. Состояние брони: «Бронь» — гость ещё не заехал, «Проживает» — гость заселён и карта активна, «Выехал» — карта доступа заблокирована.</w:t>
+        <w:t>Вкладка «Бронирования» (рисунок 9) содержит все брони: номер брони, ФИО гостя, номер комнаты, даты заезда и выезда, состояние, номер карты доступа и сумму оплаты. Состояние брони: «Бронь» — гость ещё не заехал, «Проживает» — гость заселён и карта активна, «Выехал» — карта доступа заблокирована.</w:t>
       </w:r>
     </w:p>
     <w:p>
@@ -2491,8 +2506,8 @@
           <w:noProof/>
         </w:rPr>
         <w:drawing>
-          <wp:inline distT="0" distB="0" distL="0" distR="0" wp14:anchorId="5B4244B5" wp14:editId="1852BA7C">
-            <wp:extent cx="5760000" cy="3514576"/>
+          <wp:inline distT="0" distB="0" distL="0" distR="0" wp14:anchorId="69469BAC" wp14:editId="54CF00B5">
+            <wp:extent cx="5760000" cy="3571200"/>
             <wp:effectExtent l="0" t="0" r="0" b="0"/>
             <wp:docPr id="9" name="Picture 9"/>
             <wp:cNvGraphicFramePr>
@@ -2514,7 +2529,7 @@
                   <pic:spPr>
                     <a:xfrm>
                       <a:off x="0" y="0"/>
-                      <a:ext cx="5760000" cy="3514576"/>
+                      <a:ext cx="5760000" cy="3571200"/>
                     </a:xfrm>
                     <a:prstGeom prst="rect">
                       <a:avLst/>
@@ -2553,12 +2568,12 @@
         <w:fldChar w:fldCharType="end"/>
       </w:r>
       <w:r>
-        <w:t xml:space="preserve"> – Раздел «Бронирования»</w:t>
-      </w:r>
-    </w:p>
-    <w:p>
-      <w:r>
-        <w:t>Чтобы найти бронь гостя, введите в поле «ПОИСК» начало фамилии и нажмите «НАЙТИ» или Enter (рисунок 10). Пустое поле поиска показывает все брони.</w:t>
+        <w:t xml:space="preserve"> – Вкладка «Бронирования»</w:t>
+      </w:r>
+    </w:p>
+    <w:p>
+      <w:r>
+        <w:t>Чтобы найти бронь гостя, введите в поле «Поиск» начало фамилии и нажмите «Найти» или Enter (рисунок 10). Пустое поле поиска показывает все брони.</w:t>
       </w:r>
     </w:p>
     <w:p>
@@ -2574,8 +2589,8 @@
         </w:rPr>
         <w:lastRenderedPageBreak/>
         <w:drawing>
-          <wp:inline distT="0" distB="0" distL="0" distR="0" wp14:anchorId="38C8DBA6" wp14:editId="0C9F366A">
-            <wp:extent cx="5760000" cy="3514576"/>
+          <wp:inline distT="0" distB="0" distL="0" distR="0" wp14:anchorId="245AF6D3" wp14:editId="50BBB2AD">
+            <wp:extent cx="5760000" cy="3571200"/>
             <wp:effectExtent l="0" t="0" r="0" b="0"/>
             <wp:docPr id="10" name="Picture 10"/>
             <wp:cNvGraphicFramePr>
@@ -2597,7 +2612,7 @@
                   <pic:spPr>
                     <a:xfrm>
                       <a:off x="0" y="0"/>
-                      <a:ext cx="5760000" cy="3514576"/>
+                      <a:ext cx="5760000" cy="3571200"/>
                     </a:xfrm>
                     <a:prstGeom prst="rect">
                       <a:avLst/>
@@ -2651,7 +2666,7 @@
     </w:p>
     <w:p>
       <w:r>
-        <w:t>Нажмите кнопку «НОВАЯ БРОНЬ». В открывшемся окне (рисунок 11) введите фамилию, имя и отчество гостя, укажите даты заезда и выезда и выберите номер. В списке «Номер» показываются только номера, свободные на весь выбранный период; список обновляется при каждой смене дат. Нажмите «Забронировать».</w:t>
+        <w:t>Нажмите кнопку «Новая бронь». В открывшемся окне (рисунок 11) введите фамилию, имя и отчество гостя, укажите даты заезда и выезда и выберите номер. В списке «Номер» показываются только номера, свободные на весь выбранный период; список обновляется при каждой смене дат. Нажмите «Забронировать».</w:t>
       </w:r>
     </w:p>
     <w:p>
@@ -2665,10 +2680,9 @@
         <w:rPr>
           <w:noProof/>
         </w:rPr>
-        <w:lastRenderedPageBreak/>
         <w:drawing>
-          <wp:inline distT="0" distB="0" distL="0" distR="0" wp14:anchorId="52F74272" wp14:editId="72BCE342">
-            <wp:extent cx="3420000" cy="3837878"/>
+          <wp:inline distT="0" distB="0" distL="0" distR="0" wp14:anchorId="4BC26F43" wp14:editId="7D334410">
+            <wp:extent cx="3960000" cy="2072243"/>
             <wp:effectExtent l="0" t="0" r="0" b="0"/>
             <wp:docPr id="11" name="Picture 11"/>
             <wp:cNvGraphicFramePr>
@@ -2690,7 +2704,7 @@
                   <pic:spPr>
                     <a:xfrm>
                       <a:off x="0" y="0"/>
-                      <a:ext cx="3420000" cy="3837878"/>
+                      <a:ext cx="3960000" cy="2072243"/>
                     </a:xfrm>
                     <a:prstGeom prst="rect">
                       <a:avLst/>
@@ -2734,7 +2748,11 @@
     </w:p>
     <w:p>
       <w:r>
-        <w:t>Перед сохранением выполняется валидация: фамилия и имя обязательны, ФИО может содержать только буквы, пробел и дефис, дата выезда должна быть позже даты заезда, номер должен быть выбран. При ошибке окно не закрывается, а под полями появляется подсказка (рисунок 12).</w:t>
+        <w:t xml:space="preserve">Перед сохранением выполняется валидация: фамилия и имя обязательны, ФИО может содержать только буквы, пробел и дефис, дата выезда должна быть позже даты заезда, номер должен быть выбран. При </w:t>
+      </w:r>
+      <w:r>
+        <w:lastRenderedPageBreak/>
+        <w:t>ошибке окно не закрывается, а под полями появляется подсказка (рисунок 12).</w:t>
       </w:r>
     </w:p>
     <w:p>
@@ -2748,10 +2766,9 @@
         <w:rPr>
           <w:noProof/>
         </w:rPr>
-        <w:lastRenderedPageBreak/>
         <w:drawing>
-          <wp:inline distT="0" distB="0" distL="0" distR="0" wp14:anchorId="53673EA1" wp14:editId="3ADA96CE">
-            <wp:extent cx="3420000" cy="3837878"/>
+          <wp:inline distT="0" distB="0" distL="0" distR="0" wp14:anchorId="32C71B24" wp14:editId="1B68FB56">
+            <wp:extent cx="3960000" cy="2072243"/>
             <wp:effectExtent l="0" t="0" r="0" b="0"/>
             <wp:docPr id="12" name="Picture 12"/>
             <wp:cNvGraphicFramePr>
@@ -2773,7 +2790,7 @@
                   <pic:spPr>
                     <a:xfrm>
                       <a:off x="0" y="0"/>
-                      <a:ext cx="3420000" cy="3837878"/>
+                      <a:ext cx="3960000" cy="2072243"/>
                     </a:xfrm>
                     <a:prstGeom prst="rect">
                       <a:avLst/>
@@ -2832,8 +2849,8 @@
           <w:noProof/>
         </w:rPr>
         <w:drawing>
-          <wp:inline distT="0" distB="0" distL="0" distR="0" wp14:anchorId="6ED84163" wp14:editId="79516A06">
-            <wp:extent cx="5760000" cy="3514576"/>
+          <wp:inline distT="0" distB="0" distL="0" distR="0" wp14:anchorId="257EE21E" wp14:editId="0FB56481">
+            <wp:extent cx="5760000" cy="3571200"/>
             <wp:effectExtent l="0" t="0" r="0" b="0"/>
             <wp:docPr id="13" name="Picture 13"/>
             <wp:cNvGraphicFramePr>
@@ -2855,7 +2872,7 @@
                   <pic:spPr>
                     <a:xfrm>
                       <a:off x="0" y="0"/>
-                      <a:ext cx="5760000" cy="3514576"/>
+                      <a:ext cx="5760000" cy="3571200"/>
                     </a:xfrm>
                     <a:prstGeom prst="rect">
                       <a:avLst/>
@@ -2903,14 +2920,13 @@
       </w:pPr>
       <w:bookmarkStart w:id="10" w:name="f_checkin"/>
       <w:r>
-        <w:lastRenderedPageBreak/>
         <w:t>6.3 Заселение гостя</w:t>
       </w:r>
       <w:bookmarkEnd w:id="10"/>
     </w:p>
     <w:p>
       <w:r>
-        <w:t>Выделите бронь в таблице и нажмите «ЗАСЕЛИТЬ». Подтвердите действие кнопкой «Да» (рисунок 14).</w:t>
+        <w:t>Выделите бронь в таблице и нажмите «Заселить». Подтвердите действие кнопкой «Да» (рисунок 14).</w:t>
       </w:r>
     </w:p>
     <w:p>
@@ -2924,9 +2940,10 @@
         <w:rPr>
           <w:noProof/>
         </w:rPr>
+        <w:lastRenderedPageBreak/>
         <w:drawing>
-          <wp:inline distT="0" distB="0" distL="0" distR="0" wp14:anchorId="435D5A25" wp14:editId="6F5821EB">
-            <wp:extent cx="3780000" cy="1546364"/>
+          <wp:inline distT="0" distB="0" distL="0" distR="0" wp14:anchorId="3CDD66E8" wp14:editId="14C1950C">
+            <wp:extent cx="3780000" cy="934450"/>
             <wp:effectExtent l="0" t="0" r="0" b="0"/>
             <wp:docPr id="14" name="Picture 14"/>
             <wp:cNvGraphicFramePr>
@@ -2948,7 +2965,7 @@
                   <pic:spPr>
                     <a:xfrm>
                       <a:off x="0" y="0"/>
-                      <a:ext cx="3780000" cy="1546364"/>
+                      <a:ext cx="3780000" cy="934450"/>
                     </a:xfrm>
                     <a:prstGeom prst="rect">
                       <a:avLst/>
@@ -3007,8 +3024,8 @@
           <w:noProof/>
         </w:rPr>
         <w:drawing>
-          <wp:inline distT="0" distB="0" distL="0" distR="0" wp14:anchorId="231A2477" wp14:editId="3CF5B8E1">
-            <wp:extent cx="3780000" cy="1546364"/>
+          <wp:inline distT="0" distB="0" distL="0" distR="0" wp14:anchorId="617F9AC4" wp14:editId="77612DE3">
+            <wp:extent cx="3780000" cy="934450"/>
             <wp:effectExtent l="0" t="0" r="0" b="0"/>
             <wp:docPr id="15" name="Picture 15"/>
             <wp:cNvGraphicFramePr>
@@ -3030,7 +3047,7 @@
                   <pic:spPr>
                     <a:xfrm>
                       <a:off x="0" y="0"/>
-                      <a:ext cx="3780000" cy="1546364"/>
+                      <a:ext cx="3780000" cy="934450"/>
                     </a:xfrm>
                     <a:prstGeom prst="rect">
                       <a:avLst/>
@@ -3089,8 +3106,8 @@
           <w:noProof/>
         </w:rPr>
         <w:drawing>
-          <wp:inline distT="0" distB="0" distL="0" distR="0" wp14:anchorId="39C26CCD" wp14:editId="72D4BEE0">
-            <wp:extent cx="3780000" cy="1718182"/>
+          <wp:inline distT="0" distB="0" distL="0" distR="0" wp14:anchorId="662A51C0" wp14:editId="008F2F5C">
+            <wp:extent cx="3780000" cy="934450"/>
             <wp:effectExtent l="0" t="0" r="0" b="0"/>
             <wp:docPr id="16" name="Picture 16"/>
             <wp:cNvGraphicFramePr>
@@ -3112,7 +3129,7 @@
                   <pic:spPr>
                     <a:xfrm>
                       <a:off x="0" y="0"/>
-                      <a:ext cx="3780000" cy="1718182"/>
+                      <a:ext cx="3780000" cy="934450"/>
                     </a:xfrm>
                     <a:prstGeom prst="rect">
                       <a:avLst/>
@@ -3160,14 +3177,13 @@
       </w:pPr>
       <w:bookmarkStart w:id="11" w:name="f_pay"/>
       <w:r>
-        <w:lastRenderedPageBreak/>
         <w:t>6.4 Приём оплаты</w:t>
       </w:r>
       <w:bookmarkEnd w:id="11"/>
     </w:p>
     <w:p>
       <w:r>
-        <w:t>Выделите бронь и нажмите «ПРИНЯТЬ ОПЛАТУ». В окне оплаты (рисунок 17) проверьте ФИО гостя и номер, введите сумму в рублях (дробную часть можно отделить запятой) и нажмите «Принять оплату». Сумма должна быть числом больше нуля.</w:t>
+        <w:t>Выделите бронь и нажмите «Принять оплату». В окне оплаты (рисунок 17) проверьте ФИО гостя и номер, введите сумму в рублях (дробную часть можно отделить запятой) и нажмите «Принять оплату». Сумма должна быть числом больше нуля.</w:t>
       </w:r>
     </w:p>
     <w:p>
@@ -3181,9 +3197,10 @@
         <w:rPr>
           <w:noProof/>
         </w:rPr>
+        <w:lastRenderedPageBreak/>
         <w:drawing>
-          <wp:inline distT="0" distB="0" distL="0" distR="0" wp14:anchorId="66AB7F60" wp14:editId="5C426435">
-            <wp:extent cx="3420000" cy="2461711"/>
+          <wp:inline distT="0" distB="0" distL="0" distR="0" wp14:anchorId="10189286" wp14:editId="19B9D7B4">
+            <wp:extent cx="3960000" cy="3207188"/>
             <wp:effectExtent l="0" t="0" r="0" b="0"/>
             <wp:docPr id="17" name="Picture 17"/>
             <wp:cNvGraphicFramePr>
@@ -3205,7 +3222,7 @@
                   <pic:spPr>
                     <a:xfrm>
                       <a:off x="0" y="0"/>
-                      <a:ext cx="3420000" cy="2461711"/>
+                      <a:ext cx="3960000" cy="3207188"/>
                     </a:xfrm>
                     <a:prstGeom prst="rect">
                       <a:avLst/>
@@ -3264,8 +3281,8 @@
           <w:noProof/>
         </w:rPr>
         <w:drawing>
-          <wp:inline distT="0" distB="0" distL="0" distR="0" wp14:anchorId="7A0B3964" wp14:editId="1BA5A000">
-            <wp:extent cx="5760000" cy="3514576"/>
+          <wp:inline distT="0" distB="0" distL="0" distR="0" wp14:anchorId="0994DC23" wp14:editId="2ECDEE57">
+            <wp:extent cx="5760000" cy="3571200"/>
             <wp:effectExtent l="0" t="0" r="0" b="0"/>
             <wp:docPr id="18" name="Picture 18"/>
             <wp:cNvGraphicFramePr>
@@ -3287,7 +3304,7 @@
                   <pic:spPr>
                     <a:xfrm>
                       <a:off x="0" y="0"/>
-                      <a:ext cx="5760000" cy="3514576"/>
+                      <a:ext cx="5760000" cy="3571200"/>
                     </a:xfrm>
                     <a:prstGeom prst="rect">
                       <a:avLst/>
@@ -3342,7 +3359,7 @@
     </w:p>
     <w:p>
       <w:r>
-        <w:t>Выделите бронь проживающего гостя и нажмите «ОФОРМИТЬ ВЫЕЗД». Подтвердите действие (рисунок 19).</w:t>
+        <w:t>Выделите бронь проживающего гостя и нажмите «Оформить выезд». Подтвердите действие (рисунок 19).</w:t>
       </w:r>
     </w:p>
     <w:p>
@@ -3357,8 +3374,8 @@
           <w:noProof/>
         </w:rPr>
         <w:drawing>
-          <wp:inline distT="0" distB="0" distL="0" distR="0" wp14:anchorId="3BF7DE6A" wp14:editId="2F1C6E1D">
-            <wp:extent cx="3780000" cy="1546364"/>
+          <wp:inline distT="0" distB="0" distL="0" distR="0" wp14:anchorId="2D3D439B" wp14:editId="225751C9">
+            <wp:extent cx="3780000" cy="934450"/>
             <wp:effectExtent l="0" t="0" r="0" b="0"/>
             <wp:docPr id="19" name="Picture 19"/>
             <wp:cNvGraphicFramePr>
@@ -3380,7 +3397,7 @@
                   <pic:spPr>
                     <a:xfrm>
                       <a:off x="0" y="0"/>
-                      <a:ext cx="3780000" cy="1546364"/>
+                      <a:ext cx="3780000" cy="934450"/>
                     </a:xfrm>
                     <a:prstGeom prst="rect">
                       <a:avLst/>
@@ -3439,8 +3456,8 @@
           <w:noProof/>
         </w:rPr>
         <w:drawing>
-          <wp:inline distT="0" distB="0" distL="0" distR="0" wp14:anchorId="70B90DB2" wp14:editId="064F6A97">
-            <wp:extent cx="3780000" cy="1459459"/>
+          <wp:inline distT="0" distB="0" distL="0" distR="0" wp14:anchorId="0AE95E42" wp14:editId="35D1B7B9">
+            <wp:extent cx="3780000" cy="934450"/>
             <wp:effectExtent l="0" t="0" r="0" b="0"/>
             <wp:docPr id="20" name="Picture 20"/>
             <wp:cNvGraphicFramePr>
@@ -3462,7 +3479,7 @@
                   <pic:spPr>
                     <a:xfrm>
                       <a:off x="0" y="0"/>
-                      <a:ext cx="3780000" cy="1459459"/>
+                      <a:ext cx="3780000" cy="934450"/>
                     </a:xfrm>
                     <a:prstGeom prst="rect">
                       <a:avLst/>
@@ -3530,7 +3547,7 @@
     </w:p>
     <w:p>
       <w:r>
-        <w:t>Раздел «ПОЛЬЗОВАТЕЛИ» доступен только администратору.</w:t>
+        <w:t>Вкладка «Пользователи» доступна только администратору.</w:t>
       </w:r>
     </w:p>
     <w:p>
@@ -3545,7 +3562,7 @@
     </w:p>
     <w:p>
       <w:r>
-        <w:t>В таблице раздела (рисунок 21) перечислены сотрудники: ФИО, логин, тип пользователя, состояние учётной записи («Активен» или «Заблокирован») и дата последнего входа.</w:t>
+        <w:t>В таблице вкладки (рисунок 21) перечислены сотрудники: ФИО, логин, тип пользователя, состояние учётной записи («Активен» или «Заблокирован») и дата последнего входа.</w:t>
       </w:r>
     </w:p>
     <w:p>
@@ -3560,8 +3577,8 @@
           <w:noProof/>
         </w:rPr>
         <w:drawing>
-          <wp:inline distT="0" distB="0" distL="0" distR="0" wp14:anchorId="2FB8DF53" wp14:editId="625C3D08">
-            <wp:extent cx="5760000" cy="3514576"/>
+          <wp:inline distT="0" distB="0" distL="0" distR="0" wp14:anchorId="4981F6B5" wp14:editId="19E24C48">
+            <wp:extent cx="5760000" cy="3571200"/>
             <wp:effectExtent l="0" t="0" r="0" b="0"/>
             <wp:docPr id="21" name="Picture 21"/>
             <wp:cNvGraphicFramePr>
@@ -3583,7 +3600,7 @@
                   <pic:spPr>
                     <a:xfrm>
                       <a:off x="0" y="0"/>
-                      <a:ext cx="5760000" cy="3514576"/>
+                      <a:ext cx="5760000" cy="3571200"/>
                     </a:xfrm>
                     <a:prstGeom prst="rect">
                       <a:avLst/>
@@ -3622,7 +3639,7 @@
         <w:fldChar w:fldCharType="end"/>
       </w:r>
       <w:r>
-        <w:t xml:space="preserve"> – Раздел «Пользователи»</w:t>
+        <w:t xml:space="preserve"> – Вкладка «Пользователи»</w:t>
       </w:r>
     </w:p>
     <w:p>
@@ -3637,7 +3654,7 @@
     </w:p>
     <w:p>
       <w:r>
-        <w:t>Нажмите «ДОБАВИТЬ ПОЛЬЗОВАТЕЛЯ», заполните фамилию, имя, отчество (при наличии), логин и пароль, выберите тип пользователя и нажмите «Добавить» (рисунок 22). Логин может содержать латинские буквы, цифры, точку и подчёркивание и должен быть уникальным. Сообщите сотруднику логин и пароль: при первом входе он задаст собственный пароль (раздел 3.2).</w:t>
+        <w:t>Нажмите «Добавить пользователя», заполните фамилию, имя, отчество (при наличии), логин и пароль, выберите тип пользователя и нажмите «Добавить» (рисунок 22). Логин может содержать латинские буквы, цифры, точку и подчёркивание и должен быть уникальным. Сообщите сотруднику логин и пароль: при первом входе он задаст собственный пароль (раздел 3.2).</w:t>
       </w:r>
     </w:p>
     <w:p>
@@ -3653,8 +3670,8 @@
         </w:rPr>
         <w:lastRenderedPageBreak/>
         <w:drawing>
-          <wp:inline distT="0" distB="0" distL="0" distR="0" wp14:anchorId="079E397F" wp14:editId="5C106B97">
-            <wp:extent cx="3420000" cy="3971091"/>
+          <wp:inline distT="0" distB="0" distL="0" distR="0" wp14:anchorId="1995276C" wp14:editId="0A1615BB">
+            <wp:extent cx="3960000" cy="3885843"/>
             <wp:effectExtent l="0" t="0" r="0" b="0"/>
             <wp:docPr id="22" name="Picture 22"/>
             <wp:cNvGraphicFramePr>
@@ -3676,7 +3693,7 @@
                   <pic:spPr>
                     <a:xfrm>
                       <a:off x="0" y="0"/>
-                      <a:ext cx="3420000" cy="3971091"/>
+                      <a:ext cx="3960000" cy="3885843"/>
                     </a:xfrm>
                     <a:prstGeom prst="rect">
                       <a:avLst/>
@@ -3730,7 +3747,7 @@
     </w:p>
     <w:p>
       <w:r>
-        <w:t>Выделите заблокированного сотрудника в таблице (рисунок 21) и нажмите «РАЗБЛОКИРОВАТЬ». Система подтвердит снятие блокировки (рисунок 23), счётчик неверных попыток обнулится.</w:t>
+        <w:t>Выделите заблокированного сотрудника в таблице (рисунок 21) и нажмите «Разблокировать». Система подтвердит снятие блокировки (рисунок 23), счётчик неверных попыток обнулится.</w:t>
       </w:r>
     </w:p>
     <w:p>
@@ -3745,8 +3762,8 @@
           <w:noProof/>
         </w:rPr>
         <w:drawing>
-          <wp:inline distT="0" distB="0" distL="0" distR="0" wp14:anchorId="7CFC715E" wp14:editId="7B962A77">
-            <wp:extent cx="3780000" cy="1546364"/>
+          <wp:inline distT="0" distB="0" distL="0" distR="0" wp14:anchorId="0C4C62F4" wp14:editId="697CF112">
+            <wp:extent cx="3780000" cy="934450"/>
             <wp:effectExtent l="0" t="0" r="0" b="0"/>
             <wp:docPr id="23" name="Picture 23"/>
             <wp:cNvGraphicFramePr>
@@ -3768,7 +3785,7 @@
                   <pic:spPr>
                     <a:xfrm>
                       <a:off x="0" y="0"/>
-                      <a:ext cx="3780000" cy="1546364"/>
+                      <a:ext cx="3780000" cy="934450"/>
                     </a:xfrm>
                     <a:prstGeom prst="rect">
                       <a:avLst/>
@@ -3831,7 +3848,7 @@
     </w:p>
     <w:p>
       <w:r>
-        <w:t>Сменить пароль можно в любой момент кнопкой «СМЕНИТЬ ПАРОЛЬ» в меню. В окне (рисунок 24) введите текущий пароль, новый пароль и его повтор, нажмите «Сохранить». Требования к паролю те же, что и при первом входе.</w:t>
+        <w:t>Сменить пароль можно в любой момент кнопкой «Сменить пароль» вверху окна. В окне (рисунок 24) введите текущий пароль, новый пароль и его повтор, нажмите «Сохранить». Требования к паролю те же, что и при первом входе.</w:t>
       </w:r>
     </w:p>
     <w:p>
@@ -3846,8 +3863,8 @@
           <w:noProof/>
         </w:rPr>
         <w:drawing>
-          <wp:inline distT="0" distB="0" distL="0" distR="0" wp14:anchorId="4AE8193B" wp14:editId="451CCBF8">
-            <wp:extent cx="3420000" cy="2469148"/>
+          <wp:inline distT="0" distB="0" distL="0" distR="0" wp14:anchorId="793935D9" wp14:editId="22D3BEC5">
+            <wp:extent cx="3960000" cy="3143602"/>
             <wp:effectExtent l="0" t="0" r="0" b="0"/>
             <wp:docPr id="24" name="Picture 24"/>
             <wp:cNvGraphicFramePr>
@@ -3869,7 +3886,7 @@
                   <pic:spPr>
                     <a:xfrm>
                       <a:off x="0" y="0"/>
-                      <a:ext cx="3420000" cy="2469148"/>
+                      <a:ext cx="3960000" cy="3143602"/>
                     </a:xfrm>
                     <a:prstGeom prst="rect">
                       <a:avLst/>
@@ -3923,7 +3940,7 @@
     </w:p>
     <w:p>
       <w:r>
-        <w:t>Чтобы завершить работу, нажмите «ВЫХОД» внизу меню. Сеанс на сервере закрывается, приложение возвращается к окну входа (рисунок 1). Уходя с рабочего места, всегда выполняйте выход: так данные гостей не будут доступны посторонним.</w:t>
+        <w:t>Чтобы завершить работу, нажмите «Выход» вверху окна. Сеанс на сервере закрывается, приложение возвращается к окну входа (рисунок 1). Уходя с рабочего места, всегда выполняйте выход: так данные гостей не будут доступны посторонним.</w:t>
       </w:r>
     </w:p>
     <w:p>
@@ -3953,6 +3970,7 @@
       </w:tblGrid>
       <w:tr>
         <w:trPr>
+          <w:cantSplit/>
           <w:tblHeader/>
           <w:jc w:val="center"/>
         </w:trPr>
@@ -3997,6 +4015,7 @@
       </w:tr>
       <w:tr>
         <w:trPr>
+          <w:cantSplit/>
           <w:jc w:val="center"/>
         </w:trPr>
         <w:tc>
@@ -4038,6 +4057,7 @@
       </w:tr>
       <w:tr>
         <w:trPr>
+          <w:cantSplit/>
           <w:jc w:val="center"/>
         </w:trPr>
         <w:tc>
@@ -4079,6 +4099,7 @@
       </w:tr>
       <w:tr>
         <w:trPr>
+          <w:cantSplit/>
           <w:jc w:val="center"/>
         </w:trPr>
         <w:tc>
@@ -4120,6 +4141,7 @@
       </w:tr>
       <w:tr>
         <w:trPr>
+          <w:cantSplit/>
           <w:jc w:val="center"/>
         </w:trPr>
         <w:tc>
@@ -4161,6 +4183,7 @@
       </w:tr>
       <w:tr>
         <w:trPr>
+          <w:cantSplit/>
           <w:jc w:val="center"/>
         </w:trPr>
         <w:tc>
@@ -4202,6 +4225,7 @@
       </w:tr>
       <w:tr>
         <w:trPr>
+          <w:cantSplit/>
           <w:jc w:val="center"/>
         </w:trPr>
         <w:tc>
@@ -4243,6 +4267,7 @@
       </w:tr>
       <w:tr>
         <w:trPr>
+          <w:cantSplit/>
           <w:jc w:val="center"/>
         </w:trPr>
         <w:tc>
@@ -4284,6 +4309,7 @@
       </w:tr>
       <w:tr>
         <w:trPr>
+          <w:cantSplit/>
           <w:jc w:val="center"/>
         </w:trPr>
         <w:tc>
@@ -4325,6 +4351,7 @@
       </w:tr>
       <w:tr>
         <w:trPr>
+          <w:cantSplit/>
           <w:jc w:val="center"/>
         </w:trPr>
         <w:tc>
@@ -4366,6 +4393,7 @@
       </w:tr>
       <w:tr>
         <w:trPr>
+          <w:cantSplit/>
           <w:jc w:val="center"/>
         </w:trPr>
         <w:tc>
@@ -4407,6 +4435,7 @@
       </w:tr>
       <w:tr>
         <w:trPr>
+          <w:cantSplit/>
           <w:jc w:val="center"/>
         </w:trPr>
         <w:tc>
@@ -4448,6 +4477,7 @@
       </w:tr>
       <w:tr>
         <w:trPr>
+          <w:cantSplit/>
           <w:jc w:val="center"/>
         </w:trPr>
         <w:tc>
@@ -4829,31 +4859,31 @@
       </w:rPr>
     </w:lvl>
   </w:abstractNum>
-  <w:num w:numId="1" w16cid:durableId="1111164441">
+  <w:num w:numId="1" w16cid:durableId="310326644">
     <w:abstractNumId w:val="8"/>
   </w:num>
-  <w:num w:numId="2" w16cid:durableId="1771928808">
+  <w:num w:numId="2" w16cid:durableId="813761124">
     <w:abstractNumId w:val="6"/>
   </w:num>
-  <w:num w:numId="3" w16cid:durableId="1432748436">
+  <w:num w:numId="3" w16cid:durableId="1025137292">
     <w:abstractNumId w:val="5"/>
   </w:num>
-  <w:num w:numId="4" w16cid:durableId="219095838">
+  <w:num w:numId="4" w16cid:durableId="1582331357">
     <w:abstractNumId w:val="4"/>
   </w:num>
-  <w:num w:numId="5" w16cid:durableId="1690180442">
+  <w:num w:numId="5" w16cid:durableId="1278489165">
     <w:abstractNumId w:val="7"/>
   </w:num>
-  <w:num w:numId="6" w16cid:durableId="286007722">
+  <w:num w:numId="6" w16cid:durableId="1325627583">
     <w:abstractNumId w:val="3"/>
   </w:num>
-  <w:num w:numId="7" w16cid:durableId="1922332247">
+  <w:num w:numId="7" w16cid:durableId="1592424092">
     <w:abstractNumId w:val="2"/>
   </w:num>
-  <w:num w:numId="8" w16cid:durableId="963080459">
+  <w:num w:numId="8" w16cid:durableId="1896432403">
     <w:abstractNumId w:val="1"/>
   </w:num>
-  <w:num w:numId="9" w16cid:durableId="1881895369">
+  <w:num w:numId="9" w16cid:durableId="1570383154">
     <w:abstractNumId w:val="0"/>
   </w:num>
 </w:numbering>

--- a/02_UserGuide/Руководство пользователя Гостиница.docx
+++ b/02_UserGuide/Руководство пользователя Гостиница.docx
@@ -5,11 +5,17 @@
     <w:p>
       <w:pPr>
         <w:ind w:firstLine="0"/>
-        <w:jc w:val="center"/>
-      </w:pPr>
-      <w:r>
-        <w:t>Информационная система управления гостиницей</w:t>
-      </w:r>
+      </w:pPr>
+    </w:p>
+    <w:p>
+      <w:pPr>
+        <w:ind w:firstLine="0"/>
+      </w:pPr>
+    </w:p>
+    <w:p>
+      <w:pPr>
+        <w:ind w:firstLine="0"/>
+      </w:pPr>
     </w:p>
     <w:p>
       <w:pPr>
@@ -85,11 +91,7 @@
     <w:p>
       <w:pPr>
         <w:ind w:firstLine="0"/>
-        <w:jc w:val="center"/>
-      </w:pPr>
-      <w:r>
-        <w:t>Настольное приложение для сотрудников гостиницы: номерной фонд, бронирование, заселение и выезд гостей, учётные записи</w:t>
-      </w:r>
+      </w:pPr>
     </w:p>
     <w:p>
       <w:pPr>
@@ -139,11 +141,7 @@
     <w:p>
       <w:pPr>
         <w:ind w:firstLine="0"/>
-        <w:jc w:val="right"/>
-      </w:pPr>
-      <w:r>
-        <w:t>Разработчик: Варнаков Степан Максимович, группа 4-1 ИС</w:t>
-      </w:r>
+      </w:pPr>
     </w:p>
     <w:p>
       <w:pPr>
@@ -158,27 +156,25 @@
     <w:p>
       <w:pPr>
         <w:ind w:firstLine="0"/>
-      </w:pPr>
+        <w:jc w:val="center"/>
+      </w:pPr>
+      <w:r>
+        <w:t>2026</w:t>
+      </w:r>
     </w:p>
     <w:p>
-      <w:pPr>
-        <w:ind w:firstLine="0"/>
-        <w:jc w:val="center"/>
-      </w:pPr>
-      <w:r>
-        <w:t>2026</w:t>
+      <w:r>
+        <w:br w:type="page"/>
       </w:r>
     </w:p>
     <w:p>
       <w:pPr>
         <w:pStyle w:val="1"/>
       </w:pPr>
-      <w:bookmarkStart w:id="0" w:name="glossary"/>
       <w:r>
         <w:lastRenderedPageBreak/>
         <w:t>Глоссарий</w:t>
       </w:r>
-      <w:bookmarkEnd w:id="0"/>
     </w:p>
     <w:tbl>
       <w:tblPr>
@@ -273,7 +269,7 @@
               <w:rPr>
                 <w:sz w:val="24"/>
               </w:rPr>
-              <w:t>Проверка логина и пароля при входе. После успешной авторизации открывается главное окно с разделами, доступными типу пользователя</w:t>
+              <w:t>Вход в систему по логину и паролю</w:t>
             </w:r>
           </w:p>
         </w:tc>
@@ -315,7 +311,7 @@
               <w:rPr>
                 <w:sz w:val="24"/>
               </w:rPr>
-              <w:t>Создание администратором учётной записи нового сотрудника: ФИО, логин, пароль и тип пользователя</w:t>
+              <w:t>Добавление администратором нового сотрудника в систему</w:t>
             </w:r>
           </w:p>
         </w:tc>
@@ -339,7 +335,7 @@
               <w:rPr>
                 <w:sz w:val="24"/>
               </w:rPr>
-              <w:t>Учётная запись</w:t>
+              <w:t>Тип пользователя</w:t>
             </w:r>
           </w:p>
         </w:tc>
@@ -357,91 +353,7 @@
               <w:rPr>
                 <w:sz w:val="24"/>
               </w:rPr>
-              <w:t>Данные сотрудника для входа в систему: логин, пароль, тип пользователя, состояние</w:t>
-            </w:r>
-          </w:p>
-        </w:tc>
-      </w:tr>
-      <w:tr>
-        <w:trPr>
-          <w:cantSplit/>
-          <w:jc w:val="center"/>
-        </w:trPr>
-        <w:tc>
-          <w:tcPr>
-            <w:tcW w:w="2551" w:type="dxa"/>
-          </w:tcPr>
-          <w:p>
-            <w:pPr>
-              <w:spacing w:line="240" w:lineRule="auto"/>
-              <w:ind w:firstLine="0"/>
-              <w:jc w:val="left"/>
-            </w:pPr>
-            <w:r>
-              <w:rPr>
-                <w:sz w:val="24"/>
-              </w:rPr>
-              <w:t>Тип пользователя (роль)</w:t>
-            </w:r>
-          </w:p>
-        </w:tc>
-        <w:tc>
-          <w:tcPr>
-            <w:tcW w:w="6803" w:type="dxa"/>
-          </w:tcPr>
-          <w:p>
-            <w:pPr>
-              <w:spacing w:line="240" w:lineRule="auto"/>
-              <w:ind w:firstLine="0"/>
-              <w:jc w:val="left"/>
-            </w:pPr>
-            <w:r>
-              <w:rPr>
-                <w:sz w:val="24"/>
-              </w:rPr>
-              <w:t>Набор прав сотрудника. «Администратор» работает со всеми разделами и управляет учётными записями, «Пользователь» — с номерным фондом и бронированиями</w:t>
-            </w:r>
-          </w:p>
-        </w:tc>
-      </w:tr>
-      <w:tr>
-        <w:trPr>
-          <w:cantSplit/>
-          <w:jc w:val="center"/>
-        </w:trPr>
-        <w:tc>
-          <w:tcPr>
-            <w:tcW w:w="2551" w:type="dxa"/>
-          </w:tcPr>
-          <w:p>
-            <w:pPr>
-              <w:spacing w:line="240" w:lineRule="auto"/>
-              <w:ind w:firstLine="0"/>
-              <w:jc w:val="left"/>
-            </w:pPr>
-            <w:r>
-              <w:rPr>
-                <w:sz w:val="24"/>
-              </w:rPr>
-              <w:t>Блокировка</w:t>
-            </w:r>
-          </w:p>
-        </w:tc>
-        <w:tc>
-          <w:tcPr>
-            <w:tcW w:w="6803" w:type="dxa"/>
-          </w:tcPr>
-          <w:p>
-            <w:pPr>
-              <w:spacing w:line="240" w:lineRule="auto"/>
-              <w:ind w:firstLine="0"/>
-              <w:jc w:val="left"/>
-            </w:pPr>
-            <w:r>
-              <w:rPr>
-                <w:sz w:val="24"/>
-              </w:rPr>
-              <w:t>Запрет входа в систему. Наступает после трёх неверных паролей подряд или если сотрудник не входил больше месяца; снимается администратором</w:t>
+              <w:t>Права сотрудника: «Администратор» или «Пользователь»</w:t>
             </w:r>
           </w:p>
         </w:tc>
@@ -483,49 +395,7 @@
               <w:rPr>
                 <w:sz w:val="24"/>
               </w:rPr>
-              <w:t>Программный интерфейс сервера. Приложение получает и сохраняет данные через API, API работает с базой данных</w:t>
-            </w:r>
-          </w:p>
-        </w:tc>
-      </w:tr>
-      <w:tr>
-        <w:trPr>
-          <w:cantSplit/>
-          <w:jc w:val="center"/>
-        </w:trPr>
-        <w:tc>
-          <w:tcPr>
-            <w:tcW w:w="2551" w:type="dxa"/>
-          </w:tcPr>
-          <w:p>
-            <w:pPr>
-              <w:spacing w:line="240" w:lineRule="auto"/>
-              <w:ind w:firstLine="0"/>
-              <w:jc w:val="left"/>
-            </w:pPr>
-            <w:r>
-              <w:rPr>
-                <w:sz w:val="24"/>
-              </w:rPr>
-              <w:t>Токен</w:t>
-            </w:r>
-          </w:p>
-        </w:tc>
-        <w:tc>
-          <w:tcPr>
-            <w:tcW w:w="6803" w:type="dxa"/>
-          </w:tcPr>
-          <w:p>
-            <w:pPr>
-              <w:spacing w:line="240" w:lineRule="auto"/>
-              <w:ind w:firstLine="0"/>
-              <w:jc w:val="left"/>
-            </w:pPr>
-            <w:r>
-              <w:rPr>
-                <w:sz w:val="24"/>
-              </w:rPr>
-              <w:t>Временный ключ, который сервер выдаёт при входе; действует до выхода из системы</w:t>
+              <w:t>Сервер, через который приложение получает и сохраняет данные</w:t>
             </w:r>
           </w:p>
         </w:tc>
@@ -567,7 +437,7 @@
               <w:rPr>
                 <w:sz w:val="24"/>
               </w:rPr>
-              <w:t>Проверка введённых данных до сохранения: заполнены ли обязательные поля, допустимы ли символы, корректны ли даты и суммы</w:t>
+              <w:t>Проверка введённых данных перед сохранением</w:t>
             </w:r>
           </w:p>
         </w:tc>
@@ -591,7 +461,7 @@
               <w:rPr>
                 <w:sz w:val="24"/>
               </w:rPr>
-              <w:t>Номерной фонд</w:t>
+              <w:t>Бронь</w:t>
             </w:r>
           </w:p>
         </w:tc>
@@ -609,7 +479,7 @@
               <w:rPr>
                 <w:sz w:val="24"/>
               </w:rPr>
-              <w:t>Все номера гостиницы с этажом, категорией, классом комфорта и статусом</w:t>
+              <w:t>Номер, закреплённый за гостем на даты заезда и выезда</w:t>
             </w:r>
           </w:p>
         </w:tc>
@@ -656,279 +526,24 @@
           </w:p>
         </w:tc>
       </w:tr>
-      <w:tr>
-        <w:trPr>
-          <w:cantSplit/>
-          <w:jc w:val="center"/>
-        </w:trPr>
-        <w:tc>
-          <w:tcPr>
-            <w:tcW w:w="2551" w:type="dxa"/>
-          </w:tcPr>
-          <w:p>
-            <w:pPr>
-              <w:spacing w:line="240" w:lineRule="auto"/>
-              <w:ind w:firstLine="0"/>
-              <w:jc w:val="left"/>
-            </w:pPr>
-            <w:r>
-              <w:rPr>
-                <w:sz w:val="24"/>
-              </w:rPr>
-              <w:t>Бронь</w:t>
-            </w:r>
-          </w:p>
-        </w:tc>
-        <w:tc>
-          <w:tcPr>
-            <w:tcW w:w="6803" w:type="dxa"/>
-          </w:tcPr>
-          <w:p>
-            <w:pPr>
-              <w:spacing w:line="240" w:lineRule="auto"/>
-              <w:ind w:firstLine="0"/>
-              <w:jc w:val="left"/>
-            </w:pPr>
-            <w:r>
-              <w:rPr>
-                <w:sz w:val="24"/>
-              </w:rPr>
-              <w:t>Запись о том, что номер закреплён за гостем на период с даты заезда по дату выезда</w:t>
-            </w:r>
-          </w:p>
-        </w:tc>
-      </w:tr>
-      <w:tr>
-        <w:trPr>
-          <w:cantSplit/>
-          <w:jc w:val="center"/>
-        </w:trPr>
-        <w:tc>
-          <w:tcPr>
-            <w:tcW w:w="2551" w:type="dxa"/>
-          </w:tcPr>
-          <w:p>
-            <w:pPr>
-              <w:spacing w:line="240" w:lineRule="auto"/>
-              <w:ind w:firstLine="0"/>
-              <w:jc w:val="left"/>
-            </w:pPr>
-            <w:r>
-              <w:rPr>
-                <w:sz w:val="24"/>
-              </w:rPr>
-              <w:t>Заселение</w:t>
-            </w:r>
-          </w:p>
-        </w:tc>
-        <w:tc>
-          <w:tcPr>
-            <w:tcW w:w="6803" w:type="dxa"/>
-          </w:tcPr>
-          <w:p>
-            <w:pPr>
-              <w:spacing w:line="240" w:lineRule="auto"/>
-              <w:ind w:firstLine="0"/>
-              <w:jc w:val="left"/>
-            </w:pPr>
-            <w:r>
-              <w:rPr>
-                <w:sz w:val="24"/>
-              </w:rPr>
-              <w:t>Оформление заезда гостя по брони: номер получает статус «Занят», выдаётся карта доступа</w:t>
-            </w:r>
-          </w:p>
-        </w:tc>
-      </w:tr>
-      <w:tr>
-        <w:trPr>
-          <w:cantSplit/>
-          <w:jc w:val="center"/>
-        </w:trPr>
-        <w:tc>
-          <w:tcPr>
-            <w:tcW w:w="2551" w:type="dxa"/>
-          </w:tcPr>
-          <w:p>
-            <w:pPr>
-              <w:spacing w:line="240" w:lineRule="auto"/>
-              <w:ind w:firstLine="0"/>
-              <w:jc w:val="left"/>
-            </w:pPr>
-            <w:r>
-              <w:rPr>
-                <w:sz w:val="24"/>
-              </w:rPr>
-              <w:t>Выезд</w:t>
-            </w:r>
-          </w:p>
-        </w:tc>
-        <w:tc>
-          <w:tcPr>
-            <w:tcW w:w="6803" w:type="dxa"/>
-          </w:tcPr>
-          <w:p>
-            <w:pPr>
-              <w:spacing w:line="240" w:lineRule="auto"/>
-              <w:ind w:firstLine="0"/>
-              <w:jc w:val="left"/>
-            </w:pPr>
-            <w:r>
-              <w:rPr>
-                <w:sz w:val="24"/>
-              </w:rPr>
-              <w:t>Оформление отъезда гостя: карта блокируется, номер получает статус «Грязный»</w:t>
-            </w:r>
-          </w:p>
-        </w:tc>
-      </w:tr>
-      <w:tr>
-        <w:trPr>
-          <w:cantSplit/>
-          <w:jc w:val="center"/>
-        </w:trPr>
-        <w:tc>
-          <w:tcPr>
-            <w:tcW w:w="2551" w:type="dxa"/>
-          </w:tcPr>
-          <w:p>
-            <w:pPr>
-              <w:spacing w:line="240" w:lineRule="auto"/>
-              <w:ind w:firstLine="0"/>
-              <w:jc w:val="left"/>
-            </w:pPr>
-            <w:r>
-              <w:rPr>
-                <w:sz w:val="24"/>
-              </w:rPr>
-              <w:t>Карта доступа</w:t>
-            </w:r>
-          </w:p>
-        </w:tc>
-        <w:tc>
-          <w:tcPr>
-            <w:tcW w:w="6803" w:type="dxa"/>
-          </w:tcPr>
-          <w:p>
-            <w:pPr>
-              <w:spacing w:line="240" w:lineRule="auto"/>
-              <w:ind w:firstLine="0"/>
-              <w:jc w:val="left"/>
-            </w:pPr>
-            <w:r>
-              <w:rPr>
-                <w:sz w:val="24"/>
-              </w:rPr>
-              <w:t>Электронный ключ от номера. Активируется при заселении, блокируется при выезде или в 12:00 в день выезда</w:t>
-            </w:r>
-          </w:p>
-        </w:tc>
-      </w:tr>
     </w:tbl>
     <w:p>
-      <w:pPr>
-        <w:pStyle w:val="1"/>
-      </w:pPr>
-      <w:r>
-        <w:lastRenderedPageBreak/>
-        <w:t>1 Общие сведения</w:t>
+      <w:r>
+        <w:br w:type="page"/>
       </w:r>
     </w:p>
     <w:p>
       <w:pPr>
-        <w:pStyle w:val="21"/>
-      </w:pPr>
-      <w:r>
-        <w:t>1.1 Назначение системы</w:t>
+        <w:pStyle w:val="1"/>
+      </w:pPr>
+      <w:r>
+        <w:lastRenderedPageBreak/>
+        <w:t>Функции системы</w:t>
       </w:r>
     </w:p>
     <w:p>
       <w:r>
-        <w:t>Информационная система «Гостиница» предназначена для сотрудников гостиницы и работает на персональных компьютерах в офисе. Система ведёт номерной фонд и статусы номеров, бронирования, заселение и выезд гостей, приём оплаты, а также учётные записи сотрудников.</w:t>
-      </w:r>
-    </w:p>
-    <w:p>
-      <w:r>
-        <w:t>Система состоит из двух частей: сервера API, который хранит данные в базе данных PostgreSQL, и настольного приложения, с которым работает сотрудник. Все действия в приложении сразу сохраняются на сервере, поэтому несколько сотрудников видят одни и те же данные.</w:t>
-      </w:r>
-    </w:p>
-    <w:p>
-      <w:pPr>
-        <w:pStyle w:val="21"/>
-      </w:pPr>
-      <w:r>
-        <w:t>1.2 Пользователи системы</w:t>
-      </w:r>
-    </w:p>
-    <w:p>
-      <w:r>
-        <w:t>В системе два типа пользователей:</w:t>
-      </w:r>
-    </w:p>
-    <w:p>
-      <w:pPr>
-        <w:ind w:left="1049" w:hanging="340"/>
-      </w:pPr>
-      <w:r>
-        <w:t xml:space="preserve">– </w:t>
-      </w:r>
-      <w:r>
-        <w:rPr>
-          <w:b/>
-        </w:rPr>
-        <w:t>Администратор</w:t>
-      </w:r>
-      <w:r>
-        <w:t xml:space="preserve"> — полный доступ: номерной фонд, бронирования, вкладка «Пользователи» (добавление сотрудников и снятие блокировки);</w:t>
-      </w:r>
-    </w:p>
-    <w:p>
-      <w:pPr>
-        <w:ind w:left="1049" w:hanging="340"/>
-      </w:pPr>
-      <w:r>
-        <w:t xml:space="preserve">– </w:t>
-      </w:r>
-      <w:r>
-        <w:rPr>
-          <w:b/>
-        </w:rPr>
-        <w:t>Пользователь</w:t>
-      </w:r>
-      <w:r>
-        <w:t xml:space="preserve"> — номерной фонд и бронирования: смена статусов номеров, бронирование, заселение, оплата и выезд гостей.</w:t>
-      </w:r>
-    </w:p>
-    <w:p>
-      <w:pPr>
-        <w:pStyle w:val="21"/>
-      </w:pPr>
-      <w:r>
-        <w:t>1.3 Подготовка к работе</w:t>
-      </w:r>
-    </w:p>
-    <w:p>
-      <w:r>
-        <w:t>Перед началом работы должны быть запущены сервер базы данных PostgreSQL с базой booking_41_varnakov и сервер API (проект 1_Api). Приложение запускается конфигурацией Launcher проекта 2_Client. При первом запуске в системе есть одна учётная запись администратора: логин admin, пароль admin. При первом входе пароль нужно сменить (раздел 3.2).</w:t>
-      </w:r>
-    </w:p>
-    <w:p>
-      <w:r>
-        <w:t>Если сервер API не запущен, при входе появится сообщение «Сервер API недоступен». В этом случае обратитесь в службу поддержки (последняя страница руководства).</w:t>
-      </w:r>
-    </w:p>
-    <w:p>
-      <w:pPr>
-        <w:pStyle w:val="1"/>
-      </w:pPr>
-      <w:r>
-        <w:lastRenderedPageBreak/>
-        <w:t>2 Функции системы</w:t>
-      </w:r>
-    </w:p>
-    <w:p>
-      <w:r>
-        <w:t>Ниже перечислены все функции приложения. Каждый пункт — ссылка на страницу с описанием функции (в Word переход выполняется щелчком с нажатой клавишей Ctrl).</w:t>
+        <w:t>Приложение «Гостиница» предназначено для сотрудников гостиницы. Перед запуском приложения должен быть запущен сервер API. Функции приложения:</w:t>
       </w:r>
     </w:p>
     <w:p>
@@ -967,7 +582,7 @@
         <w:rPr>
           <w:noProof/>
         </w:rPr>
-        <w:t>5</w:t>
+        <w:t>4</w:t>
       </w:r>
       <w:r>
         <w:fldChar w:fldCharType="end"/>
@@ -983,636 +598,6 @@
       </w:pPr>
       <w:r>
         <w:t>2. </w:t>
-      </w:r>
-      <w:hyperlink w:anchor="f_first" w:history="1">
-        <w:r>
-          <w:rPr>
-            <w:color w:val="0563C1"/>
-            <w:u w:val="single"/>
-          </w:rPr>
-          <w:t>Смена пароля при первом входе</w:t>
-        </w:r>
-      </w:hyperlink>
-      <w:r>
-        <w:tab/>
-      </w:r>
-      <w:r>
-        <w:fldChar w:fldCharType="begin"/>
-      </w:r>
-      <w:r>
-        <w:instrText xml:space="preserve"> PAGEREF f_first \h </w:instrText>
-      </w:r>
-      <w:r>
-        <w:fldChar w:fldCharType="separate"/>
-      </w:r>
-      <w:r>
-        <w:rPr>
-          <w:noProof/>
-        </w:rPr>
-        <w:t>6</w:t>
-      </w:r>
-      <w:r>
-        <w:fldChar w:fldCharType="end"/>
-      </w:r>
-    </w:p>
-    <w:p>
-      <w:pPr>
-        <w:tabs>
-          <w:tab w:val="right" w:leader="dot" w:pos="9354"/>
-        </w:tabs>
-        <w:ind w:left="425" w:hanging="425"/>
-        <w:jc w:val="left"/>
-      </w:pPr>
-      <w:r>
-        <w:t>3. </w:t>
-      </w:r>
-      <w:hyperlink w:anchor="f_block" w:history="1">
-        <w:r>
-          <w:rPr>
-            <w:color w:val="0563C1"/>
-            <w:u w:val="single"/>
-          </w:rPr>
-          <w:t>Блокировка учётной записи</w:t>
-        </w:r>
-      </w:hyperlink>
-      <w:r>
-        <w:tab/>
-      </w:r>
-      <w:r>
-        <w:fldChar w:fldCharType="begin"/>
-      </w:r>
-      <w:r>
-        <w:instrText xml:space="preserve"> PAGEREF f_block \h </w:instrText>
-      </w:r>
-      <w:r>
-        <w:fldChar w:fldCharType="separate"/>
-      </w:r>
-      <w:r>
-        <w:rPr>
-          <w:noProof/>
-        </w:rPr>
-        <w:t>6</w:t>
-      </w:r>
-      <w:r>
-        <w:fldChar w:fldCharType="end"/>
-      </w:r>
-    </w:p>
-    <w:p>
-      <w:pPr>
-        <w:tabs>
-          <w:tab w:val="right" w:leader="dot" w:pos="9354"/>
-        </w:tabs>
-        <w:ind w:left="425" w:hanging="425"/>
-        <w:jc w:val="left"/>
-      </w:pPr>
-      <w:r>
-        <w:t>4. </w:t>
-      </w:r>
-      <w:hyperlink w:anchor="f_main" w:history="1">
-        <w:r>
-          <w:rPr>
-            <w:color w:val="0563C1"/>
-            <w:u w:val="single"/>
-          </w:rPr>
-          <w:t>Главное окно и вкладки разделов</w:t>
-        </w:r>
-      </w:hyperlink>
-      <w:r>
-        <w:tab/>
-      </w:r>
-      <w:r>
-        <w:fldChar w:fldCharType="begin"/>
-      </w:r>
-      <w:r>
-        <w:instrText xml:space="preserve"> PAGEREF f_main \h </w:instrText>
-      </w:r>
-      <w:r>
-        <w:fldChar w:fldCharType="separate"/>
-      </w:r>
-      <w:r>
-        <w:rPr>
-          <w:noProof/>
-        </w:rPr>
-        <w:t>8</w:t>
-      </w:r>
-      <w:r>
-        <w:fldChar w:fldCharType="end"/>
-      </w:r>
-    </w:p>
-    <w:p>
-      <w:pPr>
-        <w:tabs>
-          <w:tab w:val="right" w:leader="dot" w:pos="9354"/>
-        </w:tabs>
-        <w:ind w:left="425" w:hanging="425"/>
-        <w:jc w:val="left"/>
-      </w:pPr>
-      <w:r>
-        <w:t>5. </w:t>
-      </w:r>
-      <w:hyperlink w:anchor="f_rooms" w:history="1">
-        <w:r>
-          <w:rPr>
-            <w:color w:val="0563C1"/>
-            <w:u w:val="single"/>
-          </w:rPr>
-          <w:t>Просмотр номерного фонда</w:t>
-        </w:r>
-      </w:hyperlink>
-      <w:r>
-        <w:tab/>
-      </w:r>
-      <w:r>
-        <w:fldChar w:fldCharType="begin"/>
-      </w:r>
-      <w:r>
-        <w:instrText xml:space="preserve"> PAGEREF f_rooms \h </w:instrText>
-      </w:r>
-      <w:r>
-        <w:fldChar w:fldCharType="separate"/>
-      </w:r>
-      <w:r>
-        <w:rPr>
-          <w:noProof/>
-        </w:rPr>
-        <w:t>10</w:t>
-      </w:r>
-      <w:r>
-        <w:fldChar w:fldCharType="end"/>
-      </w:r>
-    </w:p>
-    <w:p>
-      <w:pPr>
-        <w:tabs>
-          <w:tab w:val="right" w:leader="dot" w:pos="9354"/>
-        </w:tabs>
-        <w:ind w:left="425" w:hanging="425"/>
-        <w:jc w:val="left"/>
-      </w:pPr>
-      <w:r>
-        <w:t>6. </w:t>
-      </w:r>
-      <w:hyperlink w:anchor="f_filter" w:history="1">
-        <w:r>
-          <w:rPr>
-            <w:color w:val="0563C1"/>
-            <w:u w:val="single"/>
-          </w:rPr>
-          <w:t>Фильтрация номеров по этажу и статусу</w:t>
-        </w:r>
-      </w:hyperlink>
-      <w:r>
-        <w:tab/>
-      </w:r>
-      <w:r>
-        <w:fldChar w:fldCharType="begin"/>
-      </w:r>
-      <w:r>
-        <w:instrText xml:space="preserve"> PAGEREF f_filter \h </w:instrText>
-      </w:r>
-      <w:r>
-        <w:fldChar w:fldCharType="separate"/>
-      </w:r>
-      <w:r>
-        <w:rPr>
-          <w:noProof/>
-        </w:rPr>
-        <w:t>10</w:t>
-      </w:r>
-      <w:r>
-        <w:fldChar w:fldCharType="end"/>
-      </w:r>
-    </w:p>
-    <w:p>
-      <w:pPr>
-        <w:tabs>
-          <w:tab w:val="right" w:leader="dot" w:pos="9354"/>
-        </w:tabs>
-        <w:ind w:left="425" w:hanging="425"/>
-        <w:jc w:val="left"/>
-      </w:pPr>
-      <w:r>
-        <w:t>7. </w:t>
-      </w:r>
-      <w:hyperlink w:anchor="f_status" w:history="1">
-        <w:r>
-          <w:rPr>
-            <w:color w:val="0563C1"/>
-            <w:u w:val="single"/>
-          </w:rPr>
-          <w:t>Изменение статуса номера</w:t>
-        </w:r>
-      </w:hyperlink>
-      <w:r>
-        <w:tab/>
-      </w:r>
-      <w:r>
-        <w:fldChar w:fldCharType="begin"/>
-      </w:r>
-      <w:r>
-        <w:instrText xml:space="preserve"> PAGEREF f_status \h </w:instrText>
-      </w:r>
-      <w:r>
-        <w:fldChar w:fldCharType="separate"/>
-      </w:r>
-      <w:r>
-        <w:rPr>
-          <w:noProof/>
-        </w:rPr>
-        <w:t>11</w:t>
-      </w:r>
-      <w:r>
-        <w:fldChar w:fldCharType="end"/>
-      </w:r>
-    </w:p>
-    <w:p>
-      <w:pPr>
-        <w:tabs>
-          <w:tab w:val="right" w:leader="dot" w:pos="9354"/>
-        </w:tabs>
-        <w:ind w:left="425" w:hanging="425"/>
-        <w:jc w:val="left"/>
-      </w:pPr>
-      <w:r>
-        <w:t>8. </w:t>
-      </w:r>
-      <w:hyperlink w:anchor="f_search" w:history="1">
-        <w:r>
-          <w:rPr>
-            <w:color w:val="0563C1"/>
-            <w:u w:val="single"/>
-          </w:rPr>
-          <w:t>Поиск бронирования по фамилии гостя</w:t>
-        </w:r>
-      </w:hyperlink>
-      <w:r>
-        <w:tab/>
-      </w:r>
-      <w:r>
-        <w:fldChar w:fldCharType="begin"/>
-      </w:r>
-      <w:r>
-        <w:instrText xml:space="preserve"> PAGEREF f_search \h </w:instrText>
-      </w:r>
-      <w:r>
-        <w:fldChar w:fldCharType="separate"/>
-      </w:r>
-      <w:r>
-        <w:rPr>
-          <w:noProof/>
-        </w:rPr>
-        <w:t>12</w:t>
-      </w:r>
-      <w:r>
-        <w:fldChar w:fldCharType="end"/>
-      </w:r>
-    </w:p>
-    <w:p>
-      <w:pPr>
-        <w:tabs>
-          <w:tab w:val="right" w:leader="dot" w:pos="9354"/>
-        </w:tabs>
-        <w:ind w:left="425" w:hanging="425"/>
-        <w:jc w:val="left"/>
-      </w:pPr>
-      <w:r>
-        <w:t>9. </w:t>
-      </w:r>
-      <w:hyperlink w:anchor="f_book" w:history="1">
-        <w:r>
-          <w:rPr>
-            <w:color w:val="0563C1"/>
-            <w:u w:val="single"/>
-          </w:rPr>
-          <w:t>Создание бронирования</w:t>
-        </w:r>
-      </w:hyperlink>
-      <w:r>
-        <w:tab/>
-      </w:r>
-      <w:r>
-        <w:fldChar w:fldCharType="begin"/>
-      </w:r>
-      <w:r>
-        <w:instrText xml:space="preserve"> PAGEREF f_book \h </w:instrText>
-      </w:r>
-      <w:r>
-        <w:fldChar w:fldCharType="separate"/>
-      </w:r>
-      <w:r>
-        <w:rPr>
-          <w:noProof/>
-        </w:rPr>
-        <w:t>13</w:t>
-      </w:r>
-      <w:r>
-        <w:fldChar w:fldCharType="end"/>
-      </w:r>
-    </w:p>
-    <w:p>
-      <w:pPr>
-        <w:tabs>
-          <w:tab w:val="right" w:leader="dot" w:pos="9354"/>
-        </w:tabs>
-        <w:ind w:left="425" w:hanging="425"/>
-        <w:jc w:val="left"/>
-      </w:pPr>
-      <w:r>
-        <w:t>10. </w:t>
-      </w:r>
-      <w:hyperlink w:anchor="f_checkin" w:history="1">
-        <w:r>
-          <w:rPr>
-            <w:color w:val="0563C1"/>
-            <w:u w:val="single"/>
-          </w:rPr>
-          <w:t>Заселение гостя и выдача карты доступа</w:t>
-        </w:r>
-      </w:hyperlink>
-      <w:r>
-        <w:tab/>
-      </w:r>
-      <w:r>
-        <w:fldChar w:fldCharType="begin"/>
-      </w:r>
-      <w:r>
-        <w:instrText xml:space="preserve"> PAGEREF f_checkin \h </w:instrText>
-      </w:r>
-      <w:r>
-        <w:fldChar w:fldCharType="separate"/>
-      </w:r>
-      <w:r>
-        <w:rPr>
-          <w:noProof/>
-        </w:rPr>
-        <w:t>14</w:t>
-      </w:r>
-      <w:r>
-        <w:fldChar w:fldCharType="end"/>
-      </w:r>
-    </w:p>
-    <w:p>
-      <w:pPr>
-        <w:tabs>
-          <w:tab w:val="right" w:leader="dot" w:pos="9354"/>
-        </w:tabs>
-        <w:ind w:left="425" w:hanging="425"/>
-        <w:jc w:val="left"/>
-      </w:pPr>
-      <w:r>
-        <w:t>11. </w:t>
-      </w:r>
-      <w:hyperlink w:anchor="f_pay" w:history="1">
-        <w:r>
-          <w:rPr>
-            <w:color w:val="0563C1"/>
-            <w:u w:val="single"/>
-          </w:rPr>
-          <w:t>Приём оплаты проживания</w:t>
-        </w:r>
-      </w:hyperlink>
-      <w:r>
-        <w:tab/>
-      </w:r>
-      <w:r>
-        <w:fldChar w:fldCharType="begin"/>
-      </w:r>
-      <w:r>
-        <w:instrText xml:space="preserve"> PAGEREF f_pay \h </w:instrText>
-      </w:r>
-      <w:r>
-        <w:fldChar w:fldCharType="separate"/>
-      </w:r>
-      <w:r>
-        <w:rPr>
-          <w:noProof/>
-        </w:rPr>
-        <w:t>15</w:t>
-      </w:r>
-      <w:r>
-        <w:fldChar w:fldCharType="end"/>
-      </w:r>
-    </w:p>
-    <w:p>
-      <w:pPr>
-        <w:tabs>
-          <w:tab w:val="right" w:leader="dot" w:pos="9354"/>
-        </w:tabs>
-        <w:ind w:left="425" w:hanging="425"/>
-        <w:jc w:val="left"/>
-      </w:pPr>
-      <w:r>
-        <w:t>12. </w:t>
-      </w:r>
-      <w:hyperlink w:anchor="f_checkout" w:history="1">
-        <w:r>
-          <w:rPr>
-            <w:color w:val="0563C1"/>
-            <w:u w:val="single"/>
-          </w:rPr>
-          <w:t>Оформление выезда гостя</w:t>
-        </w:r>
-      </w:hyperlink>
-      <w:r>
-        <w:tab/>
-      </w:r>
-      <w:r>
-        <w:fldChar w:fldCharType="begin"/>
-      </w:r>
-      <w:r>
-        <w:instrText xml:space="preserve"> PAGEREF f_checkout \h </w:instrText>
-      </w:r>
-      <w:r>
-        <w:fldChar w:fldCharType="separate"/>
-      </w:r>
-      <w:r>
-        <w:rPr>
-          <w:noProof/>
-        </w:rPr>
-        <w:t>17</w:t>
-      </w:r>
-      <w:r>
-        <w:fldChar w:fldCharType="end"/>
-      </w:r>
-    </w:p>
-    <w:p>
-      <w:pPr>
-        <w:tabs>
-          <w:tab w:val="right" w:leader="dot" w:pos="9354"/>
-        </w:tabs>
-        <w:ind w:left="425" w:hanging="425"/>
-        <w:jc w:val="left"/>
-      </w:pPr>
-      <w:r>
-        <w:t>13. </w:t>
-      </w:r>
-      <w:hyperlink w:anchor="f_card" w:history="1">
-        <w:r>
-          <w:rPr>
-            <w:color w:val="0563C1"/>
-            <w:u w:val="single"/>
-          </w:rPr>
-          <w:t>Автоматическая блокировка карты доступа</w:t>
-        </w:r>
-      </w:hyperlink>
-      <w:r>
-        <w:tab/>
-      </w:r>
-      <w:r>
-        <w:fldChar w:fldCharType="begin"/>
-      </w:r>
-      <w:r>
-        <w:instrText xml:space="preserve"> PAGEREF f_card \h </w:instrText>
-      </w:r>
-      <w:r>
-        <w:fldChar w:fldCharType="separate"/>
-      </w:r>
-      <w:r>
-        <w:rPr>
-          <w:noProof/>
-        </w:rPr>
-        <w:t>17</w:t>
-      </w:r>
-      <w:r>
-        <w:fldChar w:fldCharType="end"/>
-      </w:r>
-    </w:p>
-    <w:p>
-      <w:pPr>
-        <w:tabs>
-          <w:tab w:val="right" w:leader="dot" w:pos="9354"/>
-        </w:tabs>
-        <w:ind w:left="425" w:hanging="425"/>
-        <w:jc w:val="left"/>
-      </w:pPr>
-      <w:r>
-        <w:t>14. </w:t>
-      </w:r>
-      <w:hyperlink w:anchor="f_users" w:history="1">
-        <w:r>
-          <w:rPr>
-            <w:color w:val="0563C1"/>
-            <w:u w:val="single"/>
-          </w:rPr>
-          <w:t>Просмотр учётных записей сотрудников</w:t>
-        </w:r>
-      </w:hyperlink>
-      <w:r>
-        <w:tab/>
-      </w:r>
-      <w:r>
-        <w:fldChar w:fldCharType="begin"/>
-      </w:r>
-      <w:r>
-        <w:instrText xml:space="preserve"> PAGEREF f_users \h </w:instrText>
-      </w:r>
-      <w:r>
-        <w:fldChar w:fldCharType="separate"/>
-      </w:r>
-      <w:r>
-        <w:rPr>
-          <w:noProof/>
-        </w:rPr>
-        <w:t>18</w:t>
-      </w:r>
-      <w:r>
-        <w:fldChar w:fldCharType="end"/>
-      </w:r>
-    </w:p>
-    <w:p>
-      <w:pPr>
-        <w:tabs>
-          <w:tab w:val="right" w:leader="dot" w:pos="9354"/>
-        </w:tabs>
-        <w:ind w:left="425" w:hanging="425"/>
-        <w:jc w:val="left"/>
-      </w:pPr>
-      <w:r>
-        <w:t>15. </w:t>
-      </w:r>
-      <w:hyperlink w:anchor="f_useradd" w:history="1">
-        <w:r>
-          <w:rPr>
-            <w:color w:val="0563C1"/>
-            <w:u w:val="single"/>
-          </w:rPr>
-          <w:t>Добавление пользователя</w:t>
-        </w:r>
-      </w:hyperlink>
-      <w:r>
-        <w:tab/>
-      </w:r>
-      <w:r>
-        <w:fldChar w:fldCharType="begin"/>
-      </w:r>
-      <w:r>
-        <w:instrText xml:space="preserve"> PAGEREF f_useradd \h </w:instrText>
-      </w:r>
-      <w:r>
-        <w:fldChar w:fldCharType="separate"/>
-      </w:r>
-      <w:r>
-        <w:rPr>
-          <w:noProof/>
-        </w:rPr>
-        <w:t>18</w:t>
-      </w:r>
-      <w:r>
-        <w:fldChar w:fldCharType="end"/>
-      </w:r>
-    </w:p>
-    <w:p>
-      <w:pPr>
-        <w:tabs>
-          <w:tab w:val="right" w:leader="dot" w:pos="9354"/>
-        </w:tabs>
-        <w:ind w:left="425" w:hanging="425"/>
-        <w:jc w:val="left"/>
-      </w:pPr>
-      <w:r>
-        <w:t>16. </w:t>
-      </w:r>
-      <w:hyperlink w:anchor="f_unblock" w:history="1">
-        <w:r>
-          <w:rPr>
-            <w:color w:val="0563C1"/>
-            <w:u w:val="single"/>
-          </w:rPr>
-          <w:t>Разблокировка пользователя</w:t>
-        </w:r>
-      </w:hyperlink>
-      <w:r>
-        <w:tab/>
-      </w:r>
-      <w:r>
-        <w:fldChar w:fldCharType="begin"/>
-      </w:r>
-      <w:r>
-        <w:instrText xml:space="preserve"> PAGEREF f_unblock \h </w:instrText>
-      </w:r>
-      <w:r>
-        <w:fldChar w:fldCharType="separate"/>
-      </w:r>
-      <w:r>
-        <w:rPr>
-          <w:noProof/>
-        </w:rPr>
-        <w:t>19</w:t>
-      </w:r>
-      <w:r>
-        <w:fldChar w:fldCharType="end"/>
-      </w:r>
-    </w:p>
-    <w:p>
-      <w:pPr>
-        <w:tabs>
-          <w:tab w:val="right" w:leader="dot" w:pos="9354"/>
-        </w:tabs>
-        <w:ind w:left="425" w:hanging="425"/>
-        <w:jc w:val="left"/>
-      </w:pPr>
-      <w:r>
-        <w:t>17. </w:t>
       </w:r>
       <w:hyperlink w:anchor="f_password" w:history="1">
         <w:r>
@@ -1639,7 +624,7 @@
         <w:rPr>
           <w:noProof/>
         </w:rPr>
-        <w:t>20</w:t>
+        <w:t>4</w:t>
       </w:r>
       <w:r>
         <w:fldChar w:fldCharType="end"/>
@@ -1654,7 +639,259 @@
         <w:jc w:val="left"/>
       </w:pPr>
       <w:r>
-        <w:t>18. </w:t>
+        <w:t>3. </w:t>
+      </w:r>
+      <w:hyperlink w:anchor="f_rooms" w:history="1">
+        <w:r>
+          <w:rPr>
+            <w:color w:val="0563C1"/>
+            <w:u w:val="single"/>
+          </w:rPr>
+          <w:t>Номерной фонд и смена статуса номера</w:t>
+        </w:r>
+      </w:hyperlink>
+      <w:r>
+        <w:tab/>
+      </w:r>
+      <w:r>
+        <w:fldChar w:fldCharType="begin"/>
+      </w:r>
+      <w:r>
+        <w:instrText xml:space="preserve"> PAGEREF f_rooms \h </w:instrText>
+      </w:r>
+      <w:r>
+        <w:fldChar w:fldCharType="separate"/>
+      </w:r>
+      <w:r>
+        <w:rPr>
+          <w:noProof/>
+        </w:rPr>
+        <w:t>5</w:t>
+      </w:r>
+      <w:r>
+        <w:fldChar w:fldCharType="end"/>
+      </w:r>
+    </w:p>
+    <w:p>
+      <w:pPr>
+        <w:tabs>
+          <w:tab w:val="right" w:leader="dot" w:pos="9354"/>
+        </w:tabs>
+        <w:ind w:left="425" w:hanging="425"/>
+        <w:jc w:val="left"/>
+      </w:pPr>
+      <w:r>
+        <w:t>4. </w:t>
+      </w:r>
+      <w:hyperlink w:anchor="f_book" w:history="1">
+        <w:r>
+          <w:rPr>
+            <w:color w:val="0563C1"/>
+            <w:u w:val="single"/>
+          </w:rPr>
+          <w:t>Бронирование номера</w:t>
+        </w:r>
+      </w:hyperlink>
+      <w:r>
+        <w:tab/>
+      </w:r>
+      <w:r>
+        <w:fldChar w:fldCharType="begin"/>
+      </w:r>
+      <w:r>
+        <w:instrText xml:space="preserve"> PAGEREF f_book \h </w:instrText>
+      </w:r>
+      <w:r>
+        <w:fldChar w:fldCharType="separate"/>
+      </w:r>
+      <w:r>
+        <w:rPr>
+          <w:noProof/>
+        </w:rPr>
+        <w:t>6</w:t>
+      </w:r>
+      <w:r>
+        <w:fldChar w:fldCharType="end"/>
+      </w:r>
+    </w:p>
+    <w:p>
+      <w:pPr>
+        <w:tabs>
+          <w:tab w:val="right" w:leader="dot" w:pos="9354"/>
+        </w:tabs>
+        <w:ind w:left="425" w:hanging="425"/>
+        <w:jc w:val="left"/>
+      </w:pPr>
+      <w:r>
+        <w:t>5. </w:t>
+      </w:r>
+      <w:hyperlink w:anchor="f_checkin" w:history="1">
+        <w:r>
+          <w:rPr>
+            <w:color w:val="0563C1"/>
+            <w:u w:val="single"/>
+          </w:rPr>
+          <w:t>Заселение гостя</w:t>
+        </w:r>
+      </w:hyperlink>
+      <w:r>
+        <w:tab/>
+      </w:r>
+      <w:r>
+        <w:fldChar w:fldCharType="begin"/>
+      </w:r>
+      <w:r>
+        <w:instrText xml:space="preserve"> PAGEREF f_checkin \h </w:instrText>
+      </w:r>
+      <w:r>
+        <w:fldChar w:fldCharType="separate"/>
+      </w:r>
+      <w:r>
+        <w:rPr>
+          <w:noProof/>
+        </w:rPr>
+        <w:t>6</w:t>
+      </w:r>
+      <w:r>
+        <w:fldChar w:fldCharType="end"/>
+      </w:r>
+    </w:p>
+    <w:p>
+      <w:pPr>
+        <w:tabs>
+          <w:tab w:val="right" w:leader="dot" w:pos="9354"/>
+        </w:tabs>
+        <w:ind w:left="425" w:hanging="425"/>
+        <w:jc w:val="left"/>
+      </w:pPr>
+      <w:r>
+        <w:t>6. </w:t>
+      </w:r>
+      <w:hyperlink w:anchor="f_pay" w:history="1">
+        <w:r>
+          <w:rPr>
+            <w:color w:val="0563C1"/>
+            <w:u w:val="single"/>
+          </w:rPr>
+          <w:t>Приём оплаты</w:t>
+        </w:r>
+      </w:hyperlink>
+      <w:r>
+        <w:tab/>
+      </w:r>
+      <w:r>
+        <w:fldChar w:fldCharType="begin"/>
+      </w:r>
+      <w:r>
+        <w:instrText xml:space="preserve"> PAGEREF f_pay \h </w:instrText>
+      </w:r>
+      <w:r>
+        <w:fldChar w:fldCharType="separate"/>
+      </w:r>
+      <w:r>
+        <w:rPr>
+          <w:noProof/>
+        </w:rPr>
+        <w:t>7</w:t>
+      </w:r>
+      <w:r>
+        <w:fldChar w:fldCharType="end"/>
+      </w:r>
+    </w:p>
+    <w:p>
+      <w:pPr>
+        <w:tabs>
+          <w:tab w:val="right" w:leader="dot" w:pos="9354"/>
+        </w:tabs>
+        <w:ind w:left="425" w:hanging="425"/>
+        <w:jc w:val="left"/>
+      </w:pPr>
+      <w:r>
+        <w:t>7. </w:t>
+      </w:r>
+      <w:hyperlink w:anchor="f_checkout" w:history="1">
+        <w:r>
+          <w:rPr>
+            <w:color w:val="0563C1"/>
+            <w:u w:val="single"/>
+          </w:rPr>
+          <w:t>Выезд гостя</w:t>
+        </w:r>
+      </w:hyperlink>
+      <w:r>
+        <w:tab/>
+      </w:r>
+      <w:r>
+        <w:fldChar w:fldCharType="begin"/>
+      </w:r>
+      <w:r>
+        <w:instrText xml:space="preserve"> PAGEREF f_checkout \h </w:instrText>
+      </w:r>
+      <w:r>
+        <w:fldChar w:fldCharType="separate"/>
+      </w:r>
+      <w:r>
+        <w:rPr>
+          <w:noProof/>
+        </w:rPr>
+        <w:t>7</w:t>
+      </w:r>
+      <w:r>
+        <w:fldChar w:fldCharType="end"/>
+      </w:r>
+    </w:p>
+    <w:p>
+      <w:pPr>
+        <w:tabs>
+          <w:tab w:val="right" w:leader="dot" w:pos="9354"/>
+        </w:tabs>
+        <w:ind w:left="425" w:hanging="425"/>
+        <w:jc w:val="left"/>
+      </w:pPr>
+      <w:r>
+        <w:t>8. </w:t>
+      </w:r>
+      <w:hyperlink w:anchor="f_users" w:history="1">
+        <w:r>
+          <w:rPr>
+            <w:color w:val="0563C1"/>
+            <w:u w:val="single"/>
+          </w:rPr>
+          <w:t>Управление пользователями</w:t>
+        </w:r>
+      </w:hyperlink>
+      <w:r>
+        <w:tab/>
+      </w:r>
+      <w:r>
+        <w:fldChar w:fldCharType="begin"/>
+      </w:r>
+      <w:r>
+        <w:instrText xml:space="preserve"> PAGEREF f_users \h </w:instrText>
+      </w:r>
+      <w:r>
+        <w:fldChar w:fldCharType="separate"/>
+      </w:r>
+      <w:r>
+        <w:rPr>
+          <w:noProof/>
+        </w:rPr>
+        <w:t>7</w:t>
+      </w:r>
+      <w:r>
+        <w:fldChar w:fldCharType="end"/>
+      </w:r>
+    </w:p>
+    <w:p>
+      <w:pPr>
+        <w:tabs>
+          <w:tab w:val="right" w:leader="dot" w:pos="9354"/>
+        </w:tabs>
+        <w:ind w:left="425" w:hanging="425"/>
+        <w:jc w:val="left"/>
+      </w:pPr>
+      <w:r>
+        <w:t>9. </w:t>
       </w:r>
       <w:hyperlink w:anchor="f_logout" w:history="1">
         <w:r>
@@ -1681,34 +918,31 @@
         <w:rPr>
           <w:noProof/>
         </w:rPr>
-        <w:t>20</w:t>
+        <w:t>8</w:t>
       </w:r>
       <w:r>
         <w:fldChar w:fldCharType="end"/>
       </w:r>
     </w:p>
     <w:p>
-      <w:pPr>
-        <w:pStyle w:val="1"/>
-      </w:pPr>
-      <w:r>
-        <w:lastRenderedPageBreak/>
-        <w:t>3 Авторизация</w:t>
+      <w:r>
+        <w:br w:type="page"/>
       </w:r>
     </w:p>
     <w:p>
       <w:pPr>
-        <w:pStyle w:val="21"/>
-      </w:pPr>
-      <w:bookmarkStart w:id="1" w:name="f_login"/>
-      <w:r>
-        <w:t>3.1 Вход в систему</w:t>
-      </w:r>
-      <w:bookmarkEnd w:id="1"/>
+        <w:pStyle w:val="1"/>
+      </w:pPr>
+      <w:bookmarkStart w:id="0" w:name="f_login"/>
+      <w:r>
+        <w:lastRenderedPageBreak/>
+        <w:t>1 Вход в систему</w:t>
+      </w:r>
+      <w:bookmarkEnd w:id="0"/>
     </w:p>
     <w:p>
       <w:r>
-        <w:t>После запуска приложения открывается окно входа (рисунок 1). Введите логин и пароль, выданные администратором, и нажмите кнопку «Войти» или клавишу Enter.</w:t>
+        <w:t>Введите логин и пароль и нажмите «Войти» (рисунок 1). При первом запуске используйте логин admin и пароль admin.</w:t>
       </w:r>
     </w:p>
     <w:p>
@@ -1723,8 +957,8 @@
           <w:noProof/>
         </w:rPr>
         <w:drawing>
-          <wp:inline distT="0" distB="0" distL="0" distR="0" wp14:anchorId="5EBDD3CE" wp14:editId="33737ED9">
-            <wp:extent cx="3600000" cy="2228571"/>
+          <wp:inline distT="0" distB="0" distL="0" distR="0" wp14:anchorId="7BDFD7AF" wp14:editId="5562475D">
+            <wp:extent cx="3240000" cy="2005714"/>
             <wp:effectExtent l="0" t="0" r="0" b="0"/>
             <wp:docPr id="1" name="Picture 1"/>
             <wp:cNvGraphicFramePr>
@@ -1746,7 +980,7 @@
                   <pic:spPr>
                     <a:xfrm>
                       <a:off x="0" y="0"/>
-                      <a:ext cx="3600000" cy="2228571"/>
+                      <a:ext cx="3240000" cy="2005714"/>
                     </a:xfrm>
                     <a:prstGeom prst="rect">
                       <a:avLst/>
@@ -1785,12 +1019,12 @@
         <w:fldChar w:fldCharType="end"/>
       </w:r>
       <w:r>
-        <w:t xml:space="preserve"> – Окно входа в систему</w:t>
+        <w:t xml:space="preserve"> – Окно входа</w:t>
       </w:r>
     </w:p>
     <w:p>
       <w:r>
-        <w:t>Если поле не заполнено, под кнопкой появится подсказка «Введите логин и пароль». Если логин или пароль введены неверно, система сообщит об ошибке (рисунок 2). Проверьте раскладку клавиатуры и клавишу Caps Lock и повторите ввод.</w:t>
+        <w:t>После трёх неверных паролей учётная запись блокируется (рисунок 2). Разблокировать её может администратор.</w:t>
       </w:r>
     </w:p>
     <w:p>
@@ -1805,8 +1039,8 @@
           <w:noProof/>
         </w:rPr>
         <w:drawing>
-          <wp:inline distT="0" distB="0" distL="0" distR="0" wp14:anchorId="70D60BB8" wp14:editId="5E8C7738">
-            <wp:extent cx="3600000" cy="2228571"/>
+          <wp:inline distT="0" distB="0" distL="0" distR="0" wp14:anchorId="36589F1D" wp14:editId="00DCFDB2">
+            <wp:extent cx="3240000" cy="2005714"/>
             <wp:effectExtent l="0" t="0" r="0" b="0"/>
             <wp:docPr id="2" name="Picture 2"/>
             <wp:cNvGraphicFramePr>
@@ -1816,7 +1050,7 @@
               <a:graphicData uri="http://schemas.openxmlformats.org/drawingml/2006/picture">
                 <pic:pic xmlns:pic="http://schemas.openxmlformats.org/drawingml/2006/picture">
                   <pic:nvPicPr>
-                    <pic:cNvPr id="0" name="02_login_error.png"/>
+                    <pic:cNvPr id="0" name="24_login_blocked.png"/>
                     <pic:cNvPicPr/>
                   </pic:nvPicPr>
                   <pic:blipFill>
@@ -1828,7 +1062,7 @@
                   <pic:spPr>
                     <a:xfrm>
                       <a:off x="0" y="0"/>
-                      <a:ext cx="3600000" cy="2228571"/>
+                      <a:ext cx="3240000" cy="2005714"/>
                     </a:xfrm>
                     <a:prstGeom prst="rect">
                       <a:avLst/>
@@ -1867,23 +1101,22 @@
         <w:fldChar w:fldCharType="end"/>
       </w:r>
       <w:r>
-        <w:t xml:space="preserve"> – Сообщение о неверном логине или пароле</w:t>
+        <w:t xml:space="preserve"> – Сообщение о блокировке</w:t>
       </w:r>
     </w:p>
     <w:p>
       <w:pPr>
-        <w:pStyle w:val="21"/>
-      </w:pPr>
-      <w:bookmarkStart w:id="2" w:name="f_first"/>
-      <w:r>
-        <w:lastRenderedPageBreak/>
-        <w:t>3.2 Смена пароля при первом входе</w:t>
-      </w:r>
-      <w:bookmarkEnd w:id="2"/>
+        <w:pStyle w:val="1"/>
+      </w:pPr>
+      <w:bookmarkStart w:id="1" w:name="f_password"/>
+      <w:r>
+        <w:t>2 Смена пароля</w:t>
+      </w:r>
+      <w:bookmarkEnd w:id="1"/>
     </w:p>
     <w:p>
       <w:r>
-        <w:t>Когда сотрудник входит впервые по паролю, выданному администратором, система требует задать собственный пароль (рисунок 3). Введите текущий пароль, новый пароль и повторите его. Новый пароль должен быть не короче 4 символов и отличаться от текущего. Нажмите «Сохранить» — откроется главное окно. Кнопка «Отмена» возвращает к окну входа: без смены пароля работать нельзя.</w:t>
+        <w:t>При первом входе система просит задать свой пароль (рисунок 3). Потом пароль можно сменить кнопкой «Сменить пароль» вверху окна.</w:t>
       </w:r>
     </w:p>
     <w:p>
@@ -1897,9 +1130,10 @@
         <w:rPr>
           <w:noProof/>
         </w:rPr>
+        <w:lastRenderedPageBreak/>
         <w:drawing>
-          <wp:inline distT="0" distB="0" distL="0" distR="0" wp14:anchorId="4DC69667" wp14:editId="5684DF4F">
-            <wp:extent cx="3960000" cy="3367347"/>
+          <wp:inline distT="0" distB="0" distL="0" distR="0" wp14:anchorId="38FD4731" wp14:editId="67A0FF1D">
+            <wp:extent cx="3600000" cy="3061224"/>
             <wp:effectExtent l="0" t="0" r="0" b="0"/>
             <wp:docPr id="3" name="Picture 3"/>
             <wp:cNvGraphicFramePr>
@@ -1921,7 +1155,7 @@
                   <pic:spPr>
                     <a:xfrm>
                       <a:off x="0" y="0"/>
-                      <a:ext cx="3960000" cy="3367347"/>
+                      <a:ext cx="3600000" cy="3061224"/>
                     </a:xfrm>
                     <a:prstGeom prst="rect">
                       <a:avLst/>
@@ -1960,22 +1194,22 @@
         <w:fldChar w:fldCharType="end"/>
       </w:r>
       <w:r>
-        <w:t xml:space="preserve"> – Смена пароля при первом входе</w:t>
+        <w:t xml:space="preserve"> – Смена пароля</w:t>
       </w:r>
     </w:p>
     <w:p>
       <w:pPr>
-        <w:pStyle w:val="21"/>
-      </w:pPr>
-      <w:bookmarkStart w:id="3" w:name="f_block"/>
-      <w:r>
-        <w:t>3.3 Блокировка учётной записи</w:t>
-      </w:r>
-      <w:bookmarkEnd w:id="3"/>
+        <w:pStyle w:val="1"/>
+      </w:pPr>
+      <w:bookmarkStart w:id="2" w:name="f_rooms"/>
+      <w:r>
+        <w:t>3 Номерной фонд и смена статуса номера</w:t>
+      </w:r>
+      <w:bookmarkEnd w:id="2"/>
     </w:p>
     <w:p>
       <w:r>
-        <w:t>После трёх неверных паролей подряд учётная запись блокируется, и при следующих попытках входа выводится сообщение «Вы заблокированы. Обратитесь к администратору» (рисунок 4). Учётная запись также блокируется, если сотрудник не входил в систему больше месяца. Снять блокировку может только администратор (раздел 7.3).</w:t>
+        <w:t>На вкладке «Номерной фонд» показаны все номера и их статусы (рисунок 4). Номера можно отобрать по этажу и статусу.</w:t>
       </w:r>
     </w:p>
     <w:p>
@@ -1989,10 +1223,9 @@
         <w:rPr>
           <w:noProof/>
         </w:rPr>
-        <w:lastRenderedPageBreak/>
         <w:drawing>
-          <wp:inline distT="0" distB="0" distL="0" distR="0" wp14:anchorId="4277B723" wp14:editId="05B9809A">
-            <wp:extent cx="3600000" cy="2228571"/>
+          <wp:inline distT="0" distB="0" distL="0" distR="0" wp14:anchorId="2667D873" wp14:editId="78E7703E">
+            <wp:extent cx="5400000" cy="3348000"/>
             <wp:effectExtent l="0" t="0" r="0" b="0"/>
             <wp:docPr id="4" name="Picture 4"/>
             <wp:cNvGraphicFramePr>
@@ -2002,7 +1235,7 @@
               <a:graphicData uri="http://schemas.openxmlformats.org/drawingml/2006/picture">
                 <pic:pic xmlns:pic="http://schemas.openxmlformats.org/drawingml/2006/picture">
                   <pic:nvPicPr>
-                    <pic:cNvPr id="0" name="24_login_blocked.png"/>
+                    <pic:cNvPr id="0" name="04_rooms.png"/>
                     <pic:cNvPicPr/>
                   </pic:nvPicPr>
                   <pic:blipFill>
@@ -2014,7 +1247,7 @@
                   <pic:spPr>
                     <a:xfrm>
                       <a:off x="0" y="0"/>
-                      <a:ext cx="3600000" cy="2228571"/>
+                      <a:ext cx="5400000" cy="3348000"/>
                     </a:xfrm>
                     <a:prstGeom prst="rect">
                       <a:avLst/>
@@ -2053,23 +1286,12 @@
         <w:fldChar w:fldCharType="end"/>
       </w:r>
       <w:r>
-        <w:t xml:space="preserve"> – Сообщение о блокировке учётной записи</w:t>
+        <w:t xml:space="preserve"> – Вкладка «Номерной фонд»</w:t>
       </w:r>
     </w:p>
     <w:p>
-      <w:pPr>
-        <w:pStyle w:val="1"/>
-      </w:pPr>
-      <w:bookmarkStart w:id="4" w:name="f_main"/>
-      <w:r>
-        <w:lastRenderedPageBreak/>
-        <w:t>4 Главное окно</w:t>
-      </w:r>
-      <w:bookmarkEnd w:id="4"/>
-    </w:p>
-    <w:p>
-      <w:r>
-        <w:t>После входа открывается главное окно (рисунок 5). Вверху показаны ФИО и тип вошедшего сотрудника, справа — кнопки «Сменить пароль» и «Выход». Ниже расположены вкладки разделов: «Номерной фонд», «Бронирования» и, для администратора, «Пользователи». При каждом открытии вкладки данные загружаются с сервера заново.</w:t>
+      <w:r>
+        <w:t>Чтобы сменить статус после уборки, выделите номер, выберите новый статус и нажмите «Изменить статус» (рисунок 5).</w:t>
       </w:r>
     </w:p>
     <w:p>
@@ -2083,9 +1305,10 @@
         <w:rPr>
           <w:noProof/>
         </w:rPr>
+        <w:lastRenderedPageBreak/>
         <w:drawing>
-          <wp:inline distT="0" distB="0" distL="0" distR="0" wp14:anchorId="388740FA" wp14:editId="37D49707">
-            <wp:extent cx="5760000" cy="3571200"/>
+          <wp:inline distT="0" distB="0" distL="0" distR="0" wp14:anchorId="61C9EAC4" wp14:editId="1A403EF1">
+            <wp:extent cx="5400000" cy="3348000"/>
             <wp:effectExtent l="0" t="0" r="0" b="0"/>
             <wp:docPr id="5" name="Picture 5"/>
             <wp:cNvGraphicFramePr>
@@ -2095,7 +1318,7 @@
               <a:graphicData uri="http://schemas.openxmlformats.org/drawingml/2006/picture">
                 <pic:pic xmlns:pic="http://schemas.openxmlformats.org/drawingml/2006/picture">
                   <pic:nvPicPr>
-                    <pic:cNvPr id="0" name="04_rooms.png"/>
+                    <pic:cNvPr id="0" name="05_rooms_filter.png"/>
                     <pic:cNvPicPr/>
                   </pic:nvPicPr>
                   <pic:blipFill>
@@ -2107,7 +1330,7 @@
                   <pic:spPr>
                     <a:xfrm>
                       <a:off x="0" y="0"/>
-                      <a:ext cx="5760000" cy="3571200"/>
+                      <a:ext cx="5400000" cy="3348000"/>
                     </a:xfrm>
                     <a:prstGeom prst="rect">
                       <a:avLst/>
@@ -2146,12 +1369,22 @@
         <w:fldChar w:fldCharType="end"/>
       </w:r>
       <w:r>
-        <w:t xml:space="preserve"> – Главное окно администратора, вкладка «Номерной фонд»</w:t>
+        <w:t xml:space="preserve"> – Смена статуса номера</w:t>
       </w:r>
     </w:p>
     <w:p>
-      <w:r>
-        <w:t>Сотрудник с типом «Пользователь» видит только вкладки «Номерной фонд» и «Бронирования» (рисунок 6).</w:t>
+      <w:pPr>
+        <w:pStyle w:val="1"/>
+      </w:pPr>
+      <w:bookmarkStart w:id="3" w:name="f_book"/>
+      <w:r>
+        <w:t>4 Бронирование номера</w:t>
+      </w:r>
+      <w:bookmarkEnd w:id="3"/>
+    </w:p>
+    <w:p>
+      <w:r>
+        <w:t>На вкладке «Бронирования» нажмите «Новая бронь», введите ФИО гостя, даты и выберите свободный номер (рисунок 6). Если данные введены неверно, внизу окна появится подсказка.</w:t>
       </w:r>
     </w:p>
     <w:p>
@@ -2165,10 +1398,9 @@
         <w:rPr>
           <w:noProof/>
         </w:rPr>
-        <w:lastRenderedPageBreak/>
         <w:drawing>
-          <wp:inline distT="0" distB="0" distL="0" distR="0" wp14:anchorId="71B2CA12" wp14:editId="72FF0F45">
-            <wp:extent cx="5760000" cy="3571200"/>
+          <wp:inline distT="0" distB="0" distL="0" distR="0" wp14:anchorId="2DBB5FF2" wp14:editId="085C89D4">
+            <wp:extent cx="3600000" cy="1883857"/>
             <wp:effectExtent l="0" t="0" r="0" b="0"/>
             <wp:docPr id="6" name="Picture 6"/>
             <wp:cNvGraphicFramePr>
@@ -2178,7 +1410,7 @@
               <a:graphicData uri="http://schemas.openxmlformats.org/drawingml/2006/picture">
                 <pic:pic xmlns:pic="http://schemas.openxmlformats.org/drawingml/2006/picture">
                   <pic:nvPicPr>
-                    <pic:cNvPr id="0" name="23_user_role.png"/>
+                    <pic:cNvPr id="0" name="07_booking.png"/>
                     <pic:cNvPicPr/>
                   </pic:nvPicPr>
                   <pic:blipFill>
@@ -2190,7 +1422,7 @@
                   <pic:spPr>
                     <a:xfrm>
                       <a:off x="0" y="0"/>
-                      <a:ext cx="5760000" cy="3571200"/>
+                      <a:ext cx="3600000" cy="1883857"/>
                     </a:xfrm>
                     <a:prstGeom prst="rect">
                       <a:avLst/>
@@ -2229,46 +1461,22 @@
         <w:fldChar w:fldCharType="end"/>
       </w:r>
       <w:r>
-        <w:t xml:space="preserve"> – Главное окно сотрудника с типом «Пользователь»</w:t>
+        <w:t xml:space="preserve"> – Новое бронирование</w:t>
       </w:r>
     </w:p>
     <w:p>
       <w:pPr>
         <w:pStyle w:val="1"/>
       </w:pPr>
-      <w:r>
-        <w:lastRenderedPageBreak/>
-        <w:t>5 Номерной фонд</w:t>
-      </w:r>
+      <w:bookmarkStart w:id="4" w:name="f_checkin"/>
+      <w:r>
+        <w:t>5 Заселение гостя</w:t>
+      </w:r>
+      <w:bookmarkEnd w:id="4"/>
     </w:p>
     <w:p>
-      <w:pPr>
-        <w:pStyle w:val="21"/>
-      </w:pPr>
-      <w:bookmarkStart w:id="5" w:name="f_rooms"/>
-      <w:r>
-        <w:t>5.1 Просмотр номерного фонда</w:t>
-      </w:r>
-      <w:bookmarkEnd w:id="5"/>
-    </w:p>
-    <w:p>
-      <w:r>
-        <w:t>Вкладка «Номерной фонд» открывается сразу после входа (рисунок 5). В строке над таблицей показаны общее количество номеров и количество номеров в каждом статусе. В таблице для каждого номера указаны этаж, категория, класс комфорта, текущий статус и дата, с которой действует статус. Кнопка «Обновить» загружает свежие данные с сервера.</w:t>
-      </w:r>
-    </w:p>
-    <w:p>
-      <w:pPr>
-        <w:pStyle w:val="21"/>
-      </w:pPr>
-      <w:bookmarkStart w:id="6" w:name="f_filter"/>
-      <w:r>
-        <w:t>5.2 Фильтрация номеров</w:t>
-      </w:r>
-      <w:bookmarkEnd w:id="6"/>
-    </w:p>
-    <w:p>
-      <w:r>
-        <w:t>Чтобы показать только нужные номера, выберите этаж и (или) статус в выпадающих списках «Этаж» и «Статус» над таблицей. На рисунке 7 показаны только номера со статусом «Грязный». Чтобы снова показать все номера, выберите в списках значение «Все».</w:t>
+      <w:r>
+        <w:t>Выделите бронь и нажмите «Заселить». Заселить можно только в чистый номер. Номер получает статус «Занят», гостю выдаётся карта доступа (рисунок 7).</w:t>
       </w:r>
     </w:p>
     <w:p>
@@ -2282,9 +1490,10 @@
         <w:rPr>
           <w:noProof/>
         </w:rPr>
+        <w:lastRenderedPageBreak/>
         <w:drawing>
-          <wp:inline distT="0" distB="0" distL="0" distR="0" wp14:anchorId="3DF9B849" wp14:editId="301FA9DA">
-            <wp:extent cx="5760000" cy="3571200"/>
+          <wp:inline distT="0" distB="0" distL="0" distR="0" wp14:anchorId="6120455B" wp14:editId="2E11AEDE">
+            <wp:extent cx="3240000" cy="800957"/>
             <wp:effectExtent l="0" t="0" r="0" b="0"/>
             <wp:docPr id="7" name="Picture 7"/>
             <wp:cNvGraphicFramePr>
@@ -2294,7 +1503,7 @@
               <a:graphicData uri="http://schemas.openxmlformats.org/drawingml/2006/picture">
                 <pic:pic xmlns:pic="http://schemas.openxmlformats.org/drawingml/2006/picture">
                   <pic:nvPicPr>
-                    <pic:cNvPr id="0" name="05_rooms_filter.png"/>
+                    <pic:cNvPr id="0" name="12_checkin_ok.png"/>
                     <pic:cNvPicPr/>
                   </pic:nvPicPr>
                   <pic:blipFill>
@@ -2306,7 +1515,7 @@
                   <pic:spPr>
                     <a:xfrm>
                       <a:off x="0" y="0"/>
-                      <a:ext cx="5760000" cy="3571200"/>
+                      <a:ext cx="3240000" cy="800957"/>
                     </a:xfrm>
                     <a:prstGeom prst="rect">
                       <a:avLst/>
@@ -2345,52 +1554,22 @@
         <w:fldChar w:fldCharType="end"/>
       </w:r>
       <w:r>
-        <w:t xml:space="preserve"> – Номера со статусом «Грязный» и выбор нового статуса</w:t>
+        <w:t xml:space="preserve"> – Гость заселён</w:t>
       </w:r>
     </w:p>
     <w:p>
       <w:pPr>
-        <w:pStyle w:val="21"/>
-      </w:pPr>
-      <w:bookmarkStart w:id="7" w:name="f_status"/>
-      <w:r>
-        <w:lastRenderedPageBreak/>
-        <w:t>5.3 Изменение статуса номера</w:t>
-      </w:r>
-      <w:bookmarkEnd w:id="7"/>
+        <w:pStyle w:val="1"/>
+      </w:pPr>
+      <w:bookmarkStart w:id="5" w:name="f_pay"/>
+      <w:r>
+        <w:t>6 Приём оплаты</w:t>
+      </w:r>
+      <w:bookmarkEnd w:id="5"/>
     </w:p>
     <w:p>
       <w:r>
-        <w:t>Статус меняется при уборке номера: «Грязный» → «Назначен к уборке» (за номером закреплён уборочный персонал) → «Чистый» (уборка выполнена). Порядок действий:</w:t>
-      </w:r>
-    </w:p>
-    <w:p>
-      <w:pPr>
-        <w:ind w:left="1049" w:hanging="340"/>
-      </w:pPr>
-      <w:r>
-        <w:t>– выделите номер в таблице щелчком мыши;</w:t>
-      </w:r>
-    </w:p>
-    <w:p>
-      <w:pPr>
-        <w:ind w:left="1049" w:hanging="340"/>
-      </w:pPr>
-      <w:r>
-        <w:t>– в списке «Новый статус выбранного номера» выберите статус (рисунок 7);</w:t>
-      </w:r>
-    </w:p>
-    <w:p>
-      <w:pPr>
-        <w:ind w:left="1049" w:hanging="340"/>
-      </w:pPr>
-      <w:r>
-        <w:t>– нажмите кнопку «Изменить статус».</w:t>
-      </w:r>
-    </w:p>
-    <w:p>
-      <w:r>
-        <w:t>Таблица и счётчики обновятся, у номера появится новый статус с сегодняшней датой (рисунок 8). Статус «Занят» вручную не устанавливается и не снимается: он ставится при заселении и меняется на «Грязный» при выезде гостя.</w:t>
+        <w:t>Выделите бронь, нажмите «Принять оплату» и введите сумму (рисунок 8).</w:t>
       </w:r>
     </w:p>
     <w:p>
@@ -2405,8 +1584,8 @@
           <w:noProof/>
         </w:rPr>
         <w:drawing>
-          <wp:inline distT="0" distB="0" distL="0" distR="0" wp14:anchorId="49C3E829" wp14:editId="7BAE502C">
-            <wp:extent cx="5760000" cy="3571200"/>
+          <wp:inline distT="0" distB="0" distL="0" distR="0" wp14:anchorId="776E4952" wp14:editId="5CFFC45A">
+            <wp:extent cx="2880000" cy="2332500"/>
             <wp:effectExtent l="0" t="0" r="0" b="0"/>
             <wp:docPr id="8" name="Picture 8"/>
             <wp:cNvGraphicFramePr>
@@ -2416,7 +1595,7 @@
               <a:graphicData uri="http://schemas.openxmlformats.org/drawingml/2006/picture">
                 <pic:pic xmlns:pic="http://schemas.openxmlformats.org/drawingml/2006/picture">
                   <pic:nvPicPr>
-                    <pic:cNvPr id="0" name="11_room_clean.png"/>
+                    <pic:cNvPr id="0" name="13_payment.png"/>
                     <pic:cNvPicPr/>
                   </pic:nvPicPr>
                   <pic:blipFill>
@@ -2428,7 +1607,7 @@
                   <pic:spPr>
                     <a:xfrm>
                       <a:off x="0" y="0"/>
-                      <a:ext cx="5760000" cy="3571200"/>
+                      <a:ext cx="2880000" cy="2332500"/>
                     </a:xfrm>
                     <a:prstGeom prst="rect">
                       <a:avLst/>
@@ -2467,31 +1646,22 @@
         <w:fldChar w:fldCharType="end"/>
       </w:r>
       <w:r>
-        <w:t xml:space="preserve"> – Номер после уборки получил статус «Чистый»</w:t>
+        <w:t xml:space="preserve"> – Приём оплаты</w:t>
       </w:r>
     </w:p>
     <w:p>
       <w:pPr>
         <w:pStyle w:val="1"/>
       </w:pPr>
-      <w:r>
-        <w:lastRenderedPageBreak/>
-        <w:t>6 Бронирования</w:t>
-      </w:r>
+      <w:bookmarkStart w:id="6" w:name="f_checkout"/>
+      <w:r>
+        <w:t>7 Выезд гостя</w:t>
+      </w:r>
+      <w:bookmarkEnd w:id="6"/>
     </w:p>
     <w:p>
-      <w:pPr>
-        <w:pStyle w:val="21"/>
-      </w:pPr>
-      <w:bookmarkStart w:id="8" w:name="f_search"/>
-      <w:r>
-        <w:t>6.1 Поиск бронирования</w:t>
-      </w:r>
-      <w:bookmarkEnd w:id="8"/>
-    </w:p>
-    <w:p>
-      <w:r>
-        <w:t>Вкладка «Бронирования» (рисунок 9) содержит все брони: номер брони, ФИО гостя, номер комнаты, даты заезда и выезда, состояние, номер карты доступа и сумму оплаты. Состояние брони: «Бронь» — гость ещё не заехал, «Проживает» — гость заселён и карта активна, «Выехал» — карта доступа заблокирована.</w:t>
+      <w:r>
+        <w:t>Выделите бронь и нажмите «Оформить выезд». Карта блокируется, номер получает статус «Грязный» (рисунок 9). В день выезда в 12:00 карта блокируется автоматически.</w:t>
       </w:r>
     </w:p>
     <w:p>
@@ -2506,8 +1676,8 @@
           <w:noProof/>
         </w:rPr>
         <w:drawing>
-          <wp:inline distT="0" distB="0" distL="0" distR="0" wp14:anchorId="69469BAC" wp14:editId="54CF00B5">
-            <wp:extent cx="5760000" cy="3571200"/>
+          <wp:inline distT="0" distB="0" distL="0" distR="0" wp14:anchorId="5B1C8A62" wp14:editId="70F5BBB3">
+            <wp:extent cx="3240000" cy="800957"/>
             <wp:effectExtent l="0" t="0" r="0" b="0"/>
             <wp:docPr id="9" name="Picture 9"/>
             <wp:cNvGraphicFramePr>
@@ -2517,7 +1687,7 @@
               <a:graphicData uri="http://schemas.openxmlformats.org/drawingml/2006/picture">
                 <pic:pic xmlns:pic="http://schemas.openxmlformats.org/drawingml/2006/picture">
                   <pic:nvPicPr>
-                    <pic:cNvPr id="0" name="06_stays.png"/>
+                    <pic:cNvPr id="0" name="16_checkout_ok.png"/>
                     <pic:cNvPicPr/>
                   </pic:nvPicPr>
                   <pic:blipFill>
@@ -2529,7 +1699,7 @@
                   <pic:spPr>
                     <a:xfrm>
                       <a:off x="0" y="0"/>
-                      <a:ext cx="5760000" cy="3571200"/>
+                      <a:ext cx="3240000" cy="800957"/>
                     </a:xfrm>
                     <a:prstGeom prst="rect">
                       <a:avLst/>
@@ -2568,12 +1738,22 @@
         <w:fldChar w:fldCharType="end"/>
       </w:r>
       <w:r>
-        <w:t xml:space="preserve"> – Вкладка «Бронирования»</w:t>
+        <w:t xml:space="preserve"> – Выезд оформлен</w:t>
       </w:r>
     </w:p>
     <w:p>
-      <w:r>
-        <w:t>Чтобы найти бронь гостя, введите в поле «Поиск» начало фамилии и нажмите «Найти» или Enter (рисунок 10). Пустое поле поиска показывает все брони.</w:t>
+      <w:pPr>
+        <w:pStyle w:val="1"/>
+      </w:pPr>
+      <w:bookmarkStart w:id="7" w:name="f_users"/>
+      <w:r>
+        <w:t>8 Управление пользователями</w:t>
+      </w:r>
+      <w:bookmarkEnd w:id="7"/>
+    </w:p>
+    <w:p>
+      <w:r>
+        <w:t>Вкладка «Пользователи» есть только у администратора (рисунок 10). Кнопка «Добавить пользователя» добавляет сотрудника (рисунок 11), кнопка «Разблокировать» снимает блокировку.</w:t>
       </w:r>
     </w:p>
     <w:p>
@@ -2589,8 +1769,8 @@
         </w:rPr>
         <w:lastRenderedPageBreak/>
         <w:drawing>
-          <wp:inline distT="0" distB="0" distL="0" distR="0" wp14:anchorId="245AF6D3" wp14:editId="50BBB2AD">
-            <wp:extent cx="5760000" cy="3571200"/>
+          <wp:inline distT="0" distB="0" distL="0" distR="0" wp14:anchorId="1E2EA3A9" wp14:editId="7E4957F1">
+            <wp:extent cx="5400000" cy="3348000"/>
             <wp:effectExtent l="0" t="0" r="0" b="0"/>
             <wp:docPr id="10" name="Picture 10"/>
             <wp:cNvGraphicFramePr>
@@ -2600,7 +1780,7 @@
               <a:graphicData uri="http://schemas.openxmlformats.org/drawingml/2006/picture">
                 <pic:pic xmlns:pic="http://schemas.openxmlformats.org/drawingml/2006/picture">
                   <pic:nvPicPr>
-                    <pic:cNvPr id="0" name="17_search.png"/>
+                    <pic:cNvPr id="0" name="20_users.png"/>
                     <pic:cNvPicPr/>
                   </pic:nvPicPr>
                   <pic:blipFill>
@@ -2612,7 +1792,7 @@
                   <pic:spPr>
                     <a:xfrm>
                       <a:off x="0" y="0"/>
-                      <a:ext cx="5760000" cy="3571200"/>
+                      <a:ext cx="5400000" cy="3348000"/>
                     </a:xfrm>
                     <a:prstGeom prst="rect">
                       <a:avLst/>
@@ -2651,22 +1831,7 @@
         <w:fldChar w:fldCharType="end"/>
       </w:r>
       <w:r>
-        <w:t xml:space="preserve"> – Поиск бронирования по началу фамилии</w:t>
-      </w:r>
-    </w:p>
-    <w:p>
-      <w:pPr>
-        <w:pStyle w:val="21"/>
-      </w:pPr>
-      <w:bookmarkStart w:id="9" w:name="f_book"/>
-      <w:r>
-        <w:t>6.2 Создание бронирования</w:t>
-      </w:r>
-      <w:bookmarkEnd w:id="9"/>
-    </w:p>
-    <w:p>
-      <w:r>
-        <w:t>Нажмите кнопку «Новая бронь». В открывшемся окне (рисунок 11) введите фамилию, имя и отчество гостя, укажите даты заезда и выезда и выберите номер. В списке «Номер» показываются только номера, свободные на весь выбранный период; список обновляется при каждой смене дат. Нажмите «Забронировать».</w:t>
+        <w:t xml:space="preserve"> – Вкладка «Пользователи»</w:t>
       </w:r>
     </w:p>
     <w:p>
@@ -2681,8 +1846,8 @@
           <w:noProof/>
         </w:rPr>
         <w:drawing>
-          <wp:inline distT="0" distB="0" distL="0" distR="0" wp14:anchorId="4BC26F43" wp14:editId="7D334410">
-            <wp:extent cx="3960000" cy="2072243"/>
+          <wp:inline distT="0" distB="0" distL="0" distR="0" wp14:anchorId="5EBFB8AD" wp14:editId="7C1CB610">
+            <wp:extent cx="3600000" cy="3532584"/>
             <wp:effectExtent l="0" t="0" r="0" b="0"/>
             <wp:docPr id="11" name="Picture 11"/>
             <wp:cNvGraphicFramePr>
@@ -2692,7 +1857,7 @@
               <a:graphicData uri="http://schemas.openxmlformats.org/drawingml/2006/picture">
                 <pic:pic xmlns:pic="http://schemas.openxmlformats.org/drawingml/2006/picture">
                   <pic:nvPicPr>
-                    <pic:cNvPr id="0" name="07_booking.png"/>
+                    <pic:cNvPr id="0" name="19_user_add.png"/>
                     <pic:cNvPicPr/>
                   </pic:nvPicPr>
                   <pic:blipFill>
@@ -2704,7 +1869,7 @@
                   <pic:spPr>
                     <a:xfrm>
                       <a:off x="0" y="0"/>
-                      <a:ext cx="3960000" cy="2072243"/>
+                      <a:ext cx="3600000" cy="3532584"/>
                     </a:xfrm>
                     <a:prstGeom prst="rect">
                       <a:avLst/>
@@ -2743,1801 +1908,42 @@
         <w:fldChar w:fldCharType="end"/>
       </w:r>
       <w:r>
-        <w:t xml:space="preserve"> – Окно создания бронирования</w:t>
+        <w:t xml:space="preserve"> – Добавление пользователя</w:t>
       </w:r>
     </w:p>
     <w:p>
-      <w:r>
-        <w:t xml:space="preserve">Перед сохранением выполняется валидация: фамилия и имя обязательны, ФИО может содержать только буквы, пробел и дефис, дата выезда должна быть позже даты заезда, номер должен быть выбран. При </w:t>
-      </w:r>
-      <w:r>
-        <w:lastRenderedPageBreak/>
-        <w:t>ошибке окно не закрывается, а под полями появляется подсказка (рисунок 12).</w:t>
-      </w:r>
+      <w:pPr>
+        <w:pStyle w:val="1"/>
+      </w:pPr>
+      <w:bookmarkStart w:id="8" w:name="f_logout"/>
+      <w:r>
+        <w:t>9 Выход из системы</w:t>
+      </w:r>
+      <w:bookmarkEnd w:id="8"/>
     </w:p>
     <w:p>
-      <w:pPr>
-        <w:keepNext/>
-        <w:spacing w:before="120" w:line="240" w:lineRule="auto"/>
-        <w:ind w:firstLine="0"/>
-        <w:jc w:val="center"/>
-      </w:pPr>
-      <w:r>
-        <w:rPr>
-          <w:noProof/>
-        </w:rPr>
-        <w:drawing>
-          <wp:inline distT="0" distB="0" distL="0" distR="0" wp14:anchorId="32C71B24" wp14:editId="1B68FB56">
-            <wp:extent cx="3960000" cy="2072243"/>
-            <wp:effectExtent l="0" t="0" r="0" b="0"/>
-            <wp:docPr id="12" name="Picture 12"/>
-            <wp:cNvGraphicFramePr>
-              <a:graphicFrameLocks xmlns:a="http://schemas.openxmlformats.org/drawingml/2006/main" noChangeAspect="1"/>
-            </wp:cNvGraphicFramePr>
-            <a:graphic xmlns:a="http://schemas.openxmlformats.org/drawingml/2006/main">
-              <a:graphicData uri="http://schemas.openxmlformats.org/drawingml/2006/picture">
-                <pic:pic xmlns:pic="http://schemas.openxmlformats.org/drawingml/2006/picture">
-                  <pic:nvPicPr>
-                    <pic:cNvPr id="0" name="18_validation.png"/>
-                    <pic:cNvPicPr/>
-                  </pic:nvPicPr>
-                  <pic:blipFill>
-                    <a:blip r:embed="rId19"/>
-                    <a:stretch>
-                      <a:fillRect/>
-                    </a:stretch>
-                  </pic:blipFill>
-                  <pic:spPr>
-                    <a:xfrm>
-                      <a:off x="0" y="0"/>
-                      <a:ext cx="3960000" cy="2072243"/>
-                    </a:xfrm>
-                    <a:prstGeom prst="rect">
-                      <a:avLst/>
-                    </a:prstGeom>
-                  </pic:spPr>
-                </pic:pic>
-              </a:graphicData>
-            </a:graphic>
-          </wp:inline>
-        </w:drawing>
+      <w:r>
+        <w:t>Нажмите «Выход» вверху окна. Откроется окно входа (рисунок 1).</w:t>
       </w:r>
     </w:p>
     <w:p>
-      <w:pPr>
-        <w:pStyle w:val="af5"/>
-      </w:pPr>
-      <w:r>
-        <w:t xml:space="preserve">Рисунок </w:t>
-      </w:r>
-      <w:r>
-        <w:fldChar w:fldCharType="begin"/>
-      </w:r>
-      <w:r>
-        <w:instrText xml:space="preserve"> SEQ Рисунок \* ARABIC </w:instrText>
-      </w:r>
-      <w:r>
-        <w:fldChar w:fldCharType="separate"/>
-      </w:r>
-      <w:r>
-        <w:rPr>
-          <w:noProof/>
-        </w:rPr>
-        <w:t>12</w:t>
-      </w:r>
-      <w:r>
-        <w:fldChar w:fldCharType="end"/>
-      </w:r>
-      <w:r>
-        <w:t xml:space="preserve"> – Ошибка валидации при создании бронирования</w:t>
+      <w:r>
+        <w:br w:type="page"/>
       </w:r>
     </w:p>
     <w:p>
-      <w:r>
-        <w:t>Новая бронь появляется в таблице с состоянием «Бронь» (рисунок 13).</w:t>
+      <w:pPr>
+        <w:pStyle w:val="1"/>
+      </w:pPr>
+      <w:r>
+        <w:lastRenderedPageBreak/>
+        <w:t>Контакты службы поддержки</w:t>
       </w:r>
     </w:p>
     <w:p>
-      <w:pPr>
-        <w:keepNext/>
-        <w:spacing w:before="120" w:line="240" w:lineRule="auto"/>
-        <w:ind w:firstLine="0"/>
-        <w:jc w:val="center"/>
-      </w:pPr>
-      <w:r>
-        <w:rPr>
-          <w:noProof/>
-        </w:rPr>
-        <w:drawing>
-          <wp:inline distT="0" distB="0" distL="0" distR="0" wp14:anchorId="257EE21E" wp14:editId="0FB56481">
-            <wp:extent cx="5760000" cy="3571200"/>
-            <wp:effectExtent l="0" t="0" r="0" b="0"/>
-            <wp:docPr id="13" name="Picture 13"/>
-            <wp:cNvGraphicFramePr>
-              <a:graphicFrameLocks xmlns:a="http://schemas.openxmlformats.org/drawingml/2006/main" noChangeAspect="1"/>
-            </wp:cNvGraphicFramePr>
-            <a:graphic xmlns:a="http://schemas.openxmlformats.org/drawingml/2006/main">
-              <a:graphicData uri="http://schemas.openxmlformats.org/drawingml/2006/picture">
-                <pic:pic xmlns:pic="http://schemas.openxmlformats.org/drawingml/2006/picture">
-                  <pic:nvPicPr>
-                    <pic:cNvPr id="0" name="08_stays_new.png"/>
-                    <pic:cNvPicPr/>
-                  </pic:nvPicPr>
-                  <pic:blipFill>
-                    <a:blip r:embed="rId20"/>
-                    <a:stretch>
-                      <a:fillRect/>
-                    </a:stretch>
-                  </pic:blipFill>
-                  <pic:spPr>
-                    <a:xfrm>
-                      <a:off x="0" y="0"/>
-                      <a:ext cx="5760000" cy="3571200"/>
-                    </a:xfrm>
-                    <a:prstGeom prst="rect">
-                      <a:avLst/>
-                    </a:prstGeom>
-                  </pic:spPr>
-                </pic:pic>
-              </a:graphicData>
-            </a:graphic>
-          </wp:inline>
-        </w:drawing>
-      </w:r>
-    </w:p>
-    <w:p>
-      <w:pPr>
-        <w:pStyle w:val="af5"/>
-      </w:pPr>
-      <w:r>
-        <w:t xml:space="preserve">Рисунок </w:t>
-      </w:r>
-      <w:r>
-        <w:fldChar w:fldCharType="begin"/>
-      </w:r>
-      <w:r>
-        <w:instrText xml:space="preserve"> SEQ Рисунок \* ARABIC </w:instrText>
-      </w:r>
-      <w:r>
-        <w:fldChar w:fldCharType="separate"/>
-      </w:r>
-      <w:r>
-        <w:rPr>
-          <w:noProof/>
-        </w:rPr>
-        <w:t>13</w:t>
-      </w:r>
-      <w:r>
-        <w:fldChar w:fldCharType="end"/>
-      </w:r>
-      <w:r>
-        <w:t xml:space="preserve"> – Новая бронь в списке</w:t>
-      </w:r>
-    </w:p>
-    <w:p>
-      <w:pPr>
-        <w:pStyle w:val="21"/>
-      </w:pPr>
-      <w:bookmarkStart w:id="10" w:name="f_checkin"/>
-      <w:r>
-        <w:t>6.3 Заселение гостя</w:t>
-      </w:r>
-      <w:bookmarkEnd w:id="10"/>
-    </w:p>
-    <w:p>
-      <w:r>
-        <w:t>Выделите бронь в таблице и нажмите «Заселить». Подтвердите действие кнопкой «Да» (рисунок 14).</w:t>
-      </w:r>
-    </w:p>
-    <w:p>
-      <w:pPr>
-        <w:keepNext/>
-        <w:spacing w:before="120" w:line="240" w:lineRule="auto"/>
-        <w:ind w:firstLine="0"/>
-        <w:jc w:val="center"/>
-      </w:pPr>
-      <w:r>
-        <w:rPr>
-          <w:noProof/>
-        </w:rPr>
-        <w:lastRenderedPageBreak/>
-        <w:drawing>
-          <wp:inline distT="0" distB="0" distL="0" distR="0" wp14:anchorId="3CDD66E8" wp14:editId="14C1950C">
-            <wp:extent cx="3780000" cy="934450"/>
-            <wp:effectExtent l="0" t="0" r="0" b="0"/>
-            <wp:docPr id="14" name="Picture 14"/>
-            <wp:cNvGraphicFramePr>
-              <a:graphicFrameLocks xmlns:a="http://schemas.openxmlformats.org/drawingml/2006/main" noChangeAspect="1"/>
-            </wp:cNvGraphicFramePr>
-            <a:graphic xmlns:a="http://schemas.openxmlformats.org/drawingml/2006/main">
-              <a:graphicData uri="http://schemas.openxmlformats.org/drawingml/2006/picture">
-                <pic:pic xmlns:pic="http://schemas.openxmlformats.org/drawingml/2006/picture">
-                  <pic:nvPicPr>
-                    <pic:cNvPr id="0" name="09_checkin_confirm.png"/>
-                    <pic:cNvPicPr/>
-                  </pic:nvPicPr>
-                  <pic:blipFill>
-                    <a:blip r:embed="rId21"/>
-                    <a:stretch>
-                      <a:fillRect/>
-                    </a:stretch>
-                  </pic:blipFill>
-                  <pic:spPr>
-                    <a:xfrm>
-                      <a:off x="0" y="0"/>
-                      <a:ext cx="3780000" cy="934450"/>
-                    </a:xfrm>
-                    <a:prstGeom prst="rect">
-                      <a:avLst/>
-                    </a:prstGeom>
-                  </pic:spPr>
-                </pic:pic>
-              </a:graphicData>
-            </a:graphic>
-          </wp:inline>
-        </w:drawing>
-      </w:r>
-    </w:p>
-    <w:p>
-      <w:pPr>
-        <w:pStyle w:val="af5"/>
-      </w:pPr>
-      <w:r>
-        <w:t xml:space="preserve">Рисунок </w:t>
-      </w:r>
-      <w:r>
-        <w:fldChar w:fldCharType="begin"/>
-      </w:r>
-      <w:r>
-        <w:instrText xml:space="preserve"> SEQ Рисунок \* ARABIC </w:instrText>
-      </w:r>
-      <w:r>
-        <w:fldChar w:fldCharType="separate"/>
-      </w:r>
-      <w:r>
-        <w:rPr>
-          <w:noProof/>
-        </w:rPr>
-        <w:t>14</w:t>
-      </w:r>
-      <w:r>
-        <w:fldChar w:fldCharType="end"/>
-      </w:r>
-      <w:r>
-        <w:t xml:space="preserve"> – Подтверждение заселения</w:t>
-      </w:r>
-    </w:p>
-    <w:p>
-      <w:r>
-        <w:t>Заселить гостя можно только в чистый номер. Если номер ещё не убран, система откажет (рисунок 15) — сначала проведите уборку и смените статус номера на «Чистый» (раздел 5.3).</w:t>
-      </w:r>
-    </w:p>
-    <w:p>
-      <w:pPr>
-        <w:keepNext/>
-        <w:spacing w:before="120" w:line="240" w:lineRule="auto"/>
-        <w:ind w:firstLine="0"/>
-        <w:jc w:val="center"/>
-      </w:pPr>
-      <w:r>
-        <w:rPr>
-          <w:noProof/>
-        </w:rPr>
-        <w:drawing>
-          <wp:inline distT="0" distB="0" distL="0" distR="0" wp14:anchorId="617F9AC4" wp14:editId="77612DE3">
-            <wp:extent cx="3780000" cy="934450"/>
-            <wp:effectExtent l="0" t="0" r="0" b="0"/>
-            <wp:docPr id="15" name="Picture 15"/>
-            <wp:cNvGraphicFramePr>
-              <a:graphicFrameLocks xmlns:a="http://schemas.openxmlformats.org/drawingml/2006/main" noChangeAspect="1"/>
-            </wp:cNvGraphicFramePr>
-            <a:graphic xmlns:a="http://schemas.openxmlformats.org/drawingml/2006/main">
-              <a:graphicData uri="http://schemas.openxmlformats.org/drawingml/2006/picture">
-                <pic:pic xmlns:pic="http://schemas.openxmlformats.org/drawingml/2006/picture">
-                  <pic:nvPicPr>
-                    <pic:cNvPr id="0" name="10_checkin_error.png"/>
-                    <pic:cNvPicPr/>
-                  </pic:nvPicPr>
-                  <pic:blipFill>
-                    <a:blip r:embed="rId22"/>
-                    <a:stretch>
-                      <a:fillRect/>
-                    </a:stretch>
-                  </pic:blipFill>
-                  <pic:spPr>
-                    <a:xfrm>
-                      <a:off x="0" y="0"/>
-                      <a:ext cx="3780000" cy="934450"/>
-                    </a:xfrm>
-                    <a:prstGeom prst="rect">
-                      <a:avLst/>
-                    </a:prstGeom>
-                  </pic:spPr>
-                </pic:pic>
-              </a:graphicData>
-            </a:graphic>
-          </wp:inline>
-        </w:drawing>
-      </w:r>
-    </w:p>
-    <w:p>
-      <w:pPr>
-        <w:pStyle w:val="af5"/>
-      </w:pPr>
-      <w:r>
-        <w:t xml:space="preserve">Рисунок </w:t>
-      </w:r>
-      <w:r>
-        <w:fldChar w:fldCharType="begin"/>
-      </w:r>
-      <w:r>
-        <w:instrText xml:space="preserve"> SEQ Рисунок \* ARABIC </w:instrText>
-      </w:r>
-      <w:r>
-        <w:fldChar w:fldCharType="separate"/>
-      </w:r>
-      <w:r>
-        <w:rPr>
-          <w:noProof/>
-        </w:rPr>
-        <w:t>15</w:t>
-      </w:r>
-      <w:r>
-        <w:fldChar w:fldCharType="end"/>
-      </w:r>
-      <w:r>
-        <w:t xml:space="preserve"> – Отказ в заселении в неубранный номер</w:t>
-      </w:r>
-    </w:p>
-    <w:p>
-      <w:r>
-        <w:t>При успешном заселении номер получает статус «Занят», а карта доступа активируется. Номер карты показывается в сообщении (рисунок 16) и в колонке «Карта доступа». Передайте карту гостю.</w:t>
-      </w:r>
-    </w:p>
-    <w:p>
-      <w:pPr>
-        <w:keepNext/>
-        <w:spacing w:before="120" w:line="240" w:lineRule="auto"/>
-        <w:ind w:firstLine="0"/>
-        <w:jc w:val="center"/>
-      </w:pPr>
-      <w:r>
-        <w:rPr>
-          <w:noProof/>
-        </w:rPr>
-        <w:drawing>
-          <wp:inline distT="0" distB="0" distL="0" distR="0" wp14:anchorId="662A51C0" wp14:editId="008F2F5C">
-            <wp:extent cx="3780000" cy="934450"/>
-            <wp:effectExtent l="0" t="0" r="0" b="0"/>
-            <wp:docPr id="16" name="Picture 16"/>
-            <wp:cNvGraphicFramePr>
-              <a:graphicFrameLocks xmlns:a="http://schemas.openxmlformats.org/drawingml/2006/main" noChangeAspect="1"/>
-            </wp:cNvGraphicFramePr>
-            <a:graphic xmlns:a="http://schemas.openxmlformats.org/drawingml/2006/main">
-              <a:graphicData uri="http://schemas.openxmlformats.org/drawingml/2006/picture">
-                <pic:pic xmlns:pic="http://schemas.openxmlformats.org/drawingml/2006/picture">
-                  <pic:nvPicPr>
-                    <pic:cNvPr id="0" name="12_checkin_ok.png"/>
-                    <pic:cNvPicPr/>
-                  </pic:nvPicPr>
-                  <pic:blipFill>
-                    <a:blip r:embed="rId23"/>
-                    <a:stretch>
-                      <a:fillRect/>
-                    </a:stretch>
-                  </pic:blipFill>
-                  <pic:spPr>
-                    <a:xfrm>
-                      <a:off x="0" y="0"/>
-                      <a:ext cx="3780000" cy="934450"/>
-                    </a:xfrm>
-                    <a:prstGeom prst="rect">
-                      <a:avLst/>
-                    </a:prstGeom>
-                  </pic:spPr>
-                </pic:pic>
-              </a:graphicData>
-            </a:graphic>
-          </wp:inline>
-        </w:drawing>
-      </w:r>
-    </w:p>
-    <w:p>
-      <w:pPr>
-        <w:pStyle w:val="af5"/>
-      </w:pPr>
-      <w:r>
-        <w:t xml:space="preserve">Рисунок </w:t>
-      </w:r>
-      <w:r>
-        <w:fldChar w:fldCharType="begin"/>
-      </w:r>
-      <w:r>
-        <w:instrText xml:space="preserve"> SEQ Рисунок \* ARABIC </w:instrText>
-      </w:r>
-      <w:r>
-        <w:fldChar w:fldCharType="separate"/>
-      </w:r>
-      <w:r>
-        <w:rPr>
-          <w:noProof/>
-        </w:rPr>
-        <w:t>16</w:t>
-      </w:r>
-      <w:r>
-        <w:fldChar w:fldCharType="end"/>
-      </w:r>
-      <w:r>
-        <w:t xml:space="preserve"> – Гость заселён, карта доступа активирована</w:t>
-      </w:r>
-    </w:p>
-    <w:p>
-      <w:pPr>
-        <w:pStyle w:val="21"/>
-      </w:pPr>
-      <w:bookmarkStart w:id="11" w:name="f_pay"/>
-      <w:r>
-        <w:t>6.4 Приём оплаты</w:t>
-      </w:r>
-      <w:bookmarkEnd w:id="11"/>
-    </w:p>
-    <w:p>
-      <w:r>
-        <w:t>Выделите бронь и нажмите «Принять оплату». В окне оплаты (рисунок 17) проверьте ФИО гостя и номер, введите сумму в рублях (дробную часть можно отделить запятой) и нажмите «Принять оплату». Сумма должна быть числом больше нуля.</w:t>
-      </w:r>
-    </w:p>
-    <w:p>
-      <w:pPr>
-        <w:keepNext/>
-        <w:spacing w:before="120" w:line="240" w:lineRule="auto"/>
-        <w:ind w:firstLine="0"/>
-        <w:jc w:val="center"/>
-      </w:pPr>
-      <w:r>
-        <w:rPr>
-          <w:noProof/>
-        </w:rPr>
-        <w:lastRenderedPageBreak/>
-        <w:drawing>
-          <wp:inline distT="0" distB="0" distL="0" distR="0" wp14:anchorId="10189286" wp14:editId="19B9D7B4">
-            <wp:extent cx="3960000" cy="3207188"/>
-            <wp:effectExtent l="0" t="0" r="0" b="0"/>
-            <wp:docPr id="17" name="Picture 17"/>
-            <wp:cNvGraphicFramePr>
-              <a:graphicFrameLocks xmlns:a="http://schemas.openxmlformats.org/drawingml/2006/main" noChangeAspect="1"/>
-            </wp:cNvGraphicFramePr>
-            <a:graphic xmlns:a="http://schemas.openxmlformats.org/drawingml/2006/main">
-              <a:graphicData uri="http://schemas.openxmlformats.org/drawingml/2006/picture">
-                <pic:pic xmlns:pic="http://schemas.openxmlformats.org/drawingml/2006/picture">
-                  <pic:nvPicPr>
-                    <pic:cNvPr id="0" name="13_payment.png"/>
-                    <pic:cNvPicPr/>
-                  </pic:nvPicPr>
-                  <pic:blipFill>
-                    <a:blip r:embed="rId24"/>
-                    <a:stretch>
-                      <a:fillRect/>
-                    </a:stretch>
-                  </pic:blipFill>
-                  <pic:spPr>
-                    <a:xfrm>
-                      <a:off x="0" y="0"/>
-                      <a:ext cx="3960000" cy="3207188"/>
-                    </a:xfrm>
-                    <a:prstGeom prst="rect">
-                      <a:avLst/>
-                    </a:prstGeom>
-                  </pic:spPr>
-                </pic:pic>
-              </a:graphicData>
-            </a:graphic>
-          </wp:inline>
-        </w:drawing>
-      </w:r>
-    </w:p>
-    <w:p>
-      <w:pPr>
-        <w:pStyle w:val="af5"/>
-      </w:pPr>
-      <w:r>
-        <w:t xml:space="preserve">Рисунок </w:t>
-      </w:r>
-      <w:r>
-        <w:fldChar w:fldCharType="begin"/>
-      </w:r>
-      <w:r>
-        <w:instrText xml:space="preserve"> SEQ Рисунок \* ARABIC </w:instrText>
-      </w:r>
-      <w:r>
-        <w:fldChar w:fldCharType="separate"/>
-      </w:r>
-      <w:r>
-        <w:rPr>
-          <w:noProof/>
-        </w:rPr>
-        <w:t>17</w:t>
-      </w:r>
-      <w:r>
-        <w:fldChar w:fldCharType="end"/>
-      </w:r>
-      <w:r>
-        <w:t xml:space="preserve"> – Окно приёма оплаты</w:t>
-      </w:r>
-    </w:p>
-    <w:p>
-      <w:r>
-        <w:t>Принятая сумма добавляется в колонку «Оплачено» (рисунок 18). Если гость платит частями, каждая оплата вносится отдельно, в колонке показывается общая сумма.</w:t>
-      </w:r>
-    </w:p>
-    <w:p>
-      <w:pPr>
-        <w:keepNext/>
-        <w:spacing w:before="120" w:line="240" w:lineRule="auto"/>
-        <w:ind w:firstLine="0"/>
-        <w:jc w:val="center"/>
-      </w:pPr>
-      <w:r>
-        <w:rPr>
-          <w:noProof/>
-        </w:rPr>
-        <w:drawing>
-          <wp:inline distT="0" distB="0" distL="0" distR="0" wp14:anchorId="0994DC23" wp14:editId="2ECDEE57">
-            <wp:extent cx="5760000" cy="3571200"/>
-            <wp:effectExtent l="0" t="0" r="0" b="0"/>
-            <wp:docPr id="18" name="Picture 18"/>
-            <wp:cNvGraphicFramePr>
-              <a:graphicFrameLocks xmlns:a="http://schemas.openxmlformats.org/drawingml/2006/main" noChangeAspect="1"/>
-            </wp:cNvGraphicFramePr>
-            <a:graphic xmlns:a="http://schemas.openxmlformats.org/drawingml/2006/main">
-              <a:graphicData uri="http://schemas.openxmlformats.org/drawingml/2006/picture">
-                <pic:pic xmlns:pic="http://schemas.openxmlformats.org/drawingml/2006/picture">
-                  <pic:nvPicPr>
-                    <pic:cNvPr id="0" name="14_stays_living.png"/>
-                    <pic:cNvPicPr/>
-                  </pic:nvPicPr>
-                  <pic:blipFill>
-                    <a:blip r:embed="rId25"/>
-                    <a:stretch>
-                      <a:fillRect/>
-                    </a:stretch>
-                  </pic:blipFill>
-                  <pic:spPr>
-                    <a:xfrm>
-                      <a:off x="0" y="0"/>
-                      <a:ext cx="5760000" cy="3571200"/>
-                    </a:xfrm>
-                    <a:prstGeom prst="rect">
-                      <a:avLst/>
-                    </a:prstGeom>
-                  </pic:spPr>
-                </pic:pic>
-              </a:graphicData>
-            </a:graphic>
-          </wp:inline>
-        </w:drawing>
-      </w:r>
-    </w:p>
-    <w:p>
-      <w:pPr>
-        <w:pStyle w:val="af5"/>
-      </w:pPr>
-      <w:r>
-        <w:t xml:space="preserve">Рисунок </w:t>
-      </w:r>
-      <w:r>
-        <w:fldChar w:fldCharType="begin"/>
-      </w:r>
-      <w:r>
-        <w:instrText xml:space="preserve"> SEQ Рисунок \* ARABIC </w:instrText>
-      </w:r>
-      <w:r>
-        <w:fldChar w:fldCharType="separate"/>
-      </w:r>
-      <w:r>
-        <w:rPr>
-          <w:noProof/>
-        </w:rPr>
-        <w:t>18</w:t>
-      </w:r>
-      <w:r>
-        <w:fldChar w:fldCharType="end"/>
-      </w:r>
-      <w:r>
-        <w:t xml:space="preserve"> – Гость проживает, оплата учтена</w:t>
-      </w:r>
-    </w:p>
-    <w:p>
-      <w:pPr>
-        <w:pStyle w:val="21"/>
-      </w:pPr>
-      <w:bookmarkStart w:id="12" w:name="f_checkout"/>
-      <w:r>
-        <w:lastRenderedPageBreak/>
-        <w:t>6.5 Оформление выезда</w:t>
-      </w:r>
-      <w:bookmarkEnd w:id="12"/>
-    </w:p>
-    <w:p>
-      <w:r>
-        <w:t>Выделите бронь проживающего гостя и нажмите «Оформить выезд». Подтвердите действие (рисунок 19).</w:t>
-      </w:r>
-    </w:p>
-    <w:p>
-      <w:pPr>
-        <w:keepNext/>
-        <w:spacing w:before="120" w:line="240" w:lineRule="auto"/>
-        <w:ind w:firstLine="0"/>
-        <w:jc w:val="center"/>
-      </w:pPr>
-      <w:r>
-        <w:rPr>
-          <w:noProof/>
-        </w:rPr>
-        <w:drawing>
-          <wp:inline distT="0" distB="0" distL="0" distR="0" wp14:anchorId="2D3D439B" wp14:editId="225751C9">
-            <wp:extent cx="3780000" cy="934450"/>
-            <wp:effectExtent l="0" t="0" r="0" b="0"/>
-            <wp:docPr id="19" name="Picture 19"/>
-            <wp:cNvGraphicFramePr>
-              <a:graphicFrameLocks xmlns:a="http://schemas.openxmlformats.org/drawingml/2006/main" noChangeAspect="1"/>
-            </wp:cNvGraphicFramePr>
-            <a:graphic xmlns:a="http://schemas.openxmlformats.org/drawingml/2006/main">
-              <a:graphicData uri="http://schemas.openxmlformats.org/drawingml/2006/picture">
-                <pic:pic xmlns:pic="http://schemas.openxmlformats.org/drawingml/2006/picture">
-                  <pic:nvPicPr>
-                    <pic:cNvPr id="0" name="15_checkout_confirm.png"/>
-                    <pic:cNvPicPr/>
-                  </pic:nvPicPr>
-                  <pic:blipFill>
-                    <a:blip r:embed="rId26"/>
-                    <a:stretch>
-                      <a:fillRect/>
-                    </a:stretch>
-                  </pic:blipFill>
-                  <pic:spPr>
-                    <a:xfrm>
-                      <a:off x="0" y="0"/>
-                      <a:ext cx="3780000" cy="934450"/>
-                    </a:xfrm>
-                    <a:prstGeom prst="rect">
-                      <a:avLst/>
-                    </a:prstGeom>
-                  </pic:spPr>
-                </pic:pic>
-              </a:graphicData>
-            </a:graphic>
-          </wp:inline>
-        </w:drawing>
-      </w:r>
-    </w:p>
-    <w:p>
-      <w:pPr>
-        <w:pStyle w:val="af5"/>
-      </w:pPr>
-      <w:r>
-        <w:t xml:space="preserve">Рисунок </w:t>
-      </w:r>
-      <w:r>
-        <w:fldChar w:fldCharType="begin"/>
-      </w:r>
-      <w:r>
-        <w:instrText xml:space="preserve"> SEQ Рисунок \* ARABIC </w:instrText>
-      </w:r>
-      <w:r>
-        <w:fldChar w:fldCharType="separate"/>
-      </w:r>
-      <w:r>
-        <w:rPr>
-          <w:noProof/>
-        </w:rPr>
-        <w:t>19</w:t>
-      </w:r>
-      <w:r>
-        <w:fldChar w:fldCharType="end"/>
-      </w:r>
-      <w:r>
-        <w:t xml:space="preserve"> – Подтверждение выезда</w:t>
-      </w:r>
-    </w:p>
-    <w:p>
-      <w:r>
-        <w:t>После выезда карта доступа блокируется, номер получает статус «Грязный» (его нужно убрать перед заездом новых гостей), состояние брони меняется на «Выехал» (рисунок 20). При раннем выезде дата выезда в брони меняется на сегодняшнюю.</w:t>
-      </w:r>
-    </w:p>
-    <w:p>
-      <w:pPr>
-        <w:keepNext/>
-        <w:spacing w:before="120" w:line="240" w:lineRule="auto"/>
-        <w:ind w:firstLine="0"/>
-        <w:jc w:val="center"/>
-      </w:pPr>
-      <w:r>
-        <w:rPr>
-          <w:noProof/>
-        </w:rPr>
-        <w:drawing>
-          <wp:inline distT="0" distB="0" distL="0" distR="0" wp14:anchorId="0AE95E42" wp14:editId="35D1B7B9">
-            <wp:extent cx="3780000" cy="934450"/>
-            <wp:effectExtent l="0" t="0" r="0" b="0"/>
-            <wp:docPr id="20" name="Picture 20"/>
-            <wp:cNvGraphicFramePr>
-              <a:graphicFrameLocks xmlns:a="http://schemas.openxmlformats.org/drawingml/2006/main" noChangeAspect="1"/>
-            </wp:cNvGraphicFramePr>
-            <a:graphic xmlns:a="http://schemas.openxmlformats.org/drawingml/2006/main">
-              <a:graphicData uri="http://schemas.openxmlformats.org/drawingml/2006/picture">
-                <pic:pic xmlns:pic="http://schemas.openxmlformats.org/drawingml/2006/picture">
-                  <pic:nvPicPr>
-                    <pic:cNvPr id="0" name="16_checkout_ok.png"/>
-                    <pic:cNvPicPr/>
-                  </pic:nvPicPr>
-                  <pic:blipFill>
-                    <a:blip r:embed="rId27"/>
-                    <a:stretch>
-                      <a:fillRect/>
-                    </a:stretch>
-                  </pic:blipFill>
-                  <pic:spPr>
-                    <a:xfrm>
-                      <a:off x="0" y="0"/>
-                      <a:ext cx="3780000" cy="934450"/>
-                    </a:xfrm>
-                    <a:prstGeom prst="rect">
-                      <a:avLst/>
-                    </a:prstGeom>
-                  </pic:spPr>
-                </pic:pic>
-              </a:graphicData>
-            </a:graphic>
-          </wp:inline>
-        </w:drawing>
-      </w:r>
-    </w:p>
-    <w:p>
-      <w:pPr>
-        <w:pStyle w:val="af5"/>
-      </w:pPr>
-      <w:r>
-        <w:t xml:space="preserve">Рисунок </w:t>
-      </w:r>
-      <w:r>
-        <w:fldChar w:fldCharType="begin"/>
-      </w:r>
-      <w:r>
-        <w:instrText xml:space="preserve"> SEQ Рисунок \* ARABIC </w:instrText>
-      </w:r>
-      <w:r>
-        <w:fldChar w:fldCharType="separate"/>
-      </w:r>
-      <w:r>
-        <w:rPr>
-          <w:noProof/>
-        </w:rPr>
-        <w:t>20</w:t>
-      </w:r>
-      <w:r>
-        <w:fldChar w:fldCharType="end"/>
-      </w:r>
-      <w:r>
-        <w:t xml:space="preserve"> – Выезд оформлен</w:t>
-      </w:r>
-    </w:p>
-    <w:p>
-      <w:pPr>
-        <w:pStyle w:val="21"/>
-      </w:pPr>
-      <w:bookmarkStart w:id="13" w:name="f_card"/>
-      <w:r>
-        <w:t>6.6 Блокировка карты доступа</w:t>
-      </w:r>
-      <w:bookmarkEnd w:id="13"/>
-    </w:p>
-    <w:p>
-      <w:r>
-        <w:t>В день выезда в 12:00 система автоматически блокирует карту доступа гостя, состояние брони меняется на «Выехал». Номер при этом остаётся в статусе «Занят», пока сотрудник не оформит выезд (раздел 6.5). Дополнительных действий для блокировки карты не требуется.</w:t>
-      </w:r>
-    </w:p>
-    <w:p>
-      <w:pPr>
-        <w:pStyle w:val="1"/>
-      </w:pPr>
-      <w:r>
-        <w:lastRenderedPageBreak/>
-        <w:t>7 Пользователи</w:t>
-      </w:r>
-    </w:p>
-    <w:p>
-      <w:r>
-        <w:t>Вкладка «Пользователи» доступна только администратору.</w:t>
-      </w:r>
-    </w:p>
-    <w:p>
-      <w:pPr>
-        <w:pStyle w:val="21"/>
-      </w:pPr>
-      <w:bookmarkStart w:id="14" w:name="f_users"/>
-      <w:r>
-        <w:t>7.1 Просмотр пользователей</w:t>
-      </w:r>
-      <w:bookmarkEnd w:id="14"/>
-    </w:p>
-    <w:p>
-      <w:r>
-        <w:t>В таблице вкладки (рисунок 21) перечислены сотрудники: ФИО, логин, тип пользователя, состояние учётной записи («Активен» или «Заблокирован») и дата последнего входа.</w:t>
-      </w:r>
-    </w:p>
-    <w:p>
-      <w:pPr>
-        <w:keepNext/>
-        <w:spacing w:before="120" w:line="240" w:lineRule="auto"/>
-        <w:ind w:firstLine="0"/>
-        <w:jc w:val="center"/>
-      </w:pPr>
-      <w:r>
-        <w:rPr>
-          <w:noProof/>
-        </w:rPr>
-        <w:drawing>
-          <wp:inline distT="0" distB="0" distL="0" distR="0" wp14:anchorId="4981F6B5" wp14:editId="19E24C48">
-            <wp:extent cx="5760000" cy="3571200"/>
-            <wp:effectExtent l="0" t="0" r="0" b="0"/>
-            <wp:docPr id="21" name="Picture 21"/>
-            <wp:cNvGraphicFramePr>
-              <a:graphicFrameLocks xmlns:a="http://schemas.openxmlformats.org/drawingml/2006/main" noChangeAspect="1"/>
-            </wp:cNvGraphicFramePr>
-            <a:graphic xmlns:a="http://schemas.openxmlformats.org/drawingml/2006/main">
-              <a:graphicData uri="http://schemas.openxmlformats.org/drawingml/2006/picture">
-                <pic:pic xmlns:pic="http://schemas.openxmlformats.org/drawingml/2006/picture">
-                  <pic:nvPicPr>
-                    <pic:cNvPr id="0" name="20_users.png"/>
-                    <pic:cNvPicPr/>
-                  </pic:nvPicPr>
-                  <pic:blipFill>
-                    <a:blip r:embed="rId28"/>
-                    <a:stretch>
-                      <a:fillRect/>
-                    </a:stretch>
-                  </pic:blipFill>
-                  <pic:spPr>
-                    <a:xfrm>
-                      <a:off x="0" y="0"/>
-                      <a:ext cx="5760000" cy="3571200"/>
-                    </a:xfrm>
-                    <a:prstGeom prst="rect">
-                      <a:avLst/>
-                    </a:prstGeom>
-                  </pic:spPr>
-                </pic:pic>
-              </a:graphicData>
-            </a:graphic>
-          </wp:inline>
-        </w:drawing>
-      </w:r>
-    </w:p>
-    <w:p>
-      <w:pPr>
-        <w:pStyle w:val="af5"/>
-      </w:pPr>
-      <w:r>
-        <w:t xml:space="preserve">Рисунок </w:t>
-      </w:r>
-      <w:r>
-        <w:fldChar w:fldCharType="begin"/>
-      </w:r>
-      <w:r>
-        <w:instrText xml:space="preserve"> SEQ Рисунок \* ARABIC </w:instrText>
-      </w:r>
-      <w:r>
-        <w:fldChar w:fldCharType="separate"/>
-      </w:r>
-      <w:r>
-        <w:rPr>
-          <w:noProof/>
-        </w:rPr>
-        <w:t>21</w:t>
-      </w:r>
-      <w:r>
-        <w:fldChar w:fldCharType="end"/>
-      </w:r>
-      <w:r>
-        <w:t xml:space="preserve"> – Вкладка «Пользователи»</w:t>
-      </w:r>
-    </w:p>
-    <w:p>
-      <w:pPr>
-        <w:pStyle w:val="21"/>
-      </w:pPr>
-      <w:bookmarkStart w:id="15" w:name="f_useradd"/>
-      <w:r>
-        <w:t>7.2 Добавление пользователя</w:t>
-      </w:r>
-      <w:bookmarkEnd w:id="15"/>
-    </w:p>
-    <w:p>
-      <w:r>
-        <w:t>Нажмите «Добавить пользователя», заполните фамилию, имя, отчество (при наличии), логин и пароль, выберите тип пользователя и нажмите «Добавить» (рисунок 22). Логин может содержать латинские буквы, цифры, точку и подчёркивание и должен быть уникальным. Сообщите сотруднику логин и пароль: при первом входе он задаст собственный пароль (раздел 3.2).</w:t>
-      </w:r>
-    </w:p>
-    <w:p>
-      <w:pPr>
-        <w:keepNext/>
-        <w:spacing w:before="120" w:line="240" w:lineRule="auto"/>
-        <w:ind w:firstLine="0"/>
-        <w:jc w:val="center"/>
-      </w:pPr>
-      <w:r>
-        <w:rPr>
-          <w:noProof/>
-        </w:rPr>
-        <w:lastRenderedPageBreak/>
-        <w:drawing>
-          <wp:inline distT="0" distB="0" distL="0" distR="0" wp14:anchorId="1995276C" wp14:editId="0A1615BB">
-            <wp:extent cx="3960000" cy="3885843"/>
-            <wp:effectExtent l="0" t="0" r="0" b="0"/>
-            <wp:docPr id="22" name="Picture 22"/>
-            <wp:cNvGraphicFramePr>
-              <a:graphicFrameLocks xmlns:a="http://schemas.openxmlformats.org/drawingml/2006/main" noChangeAspect="1"/>
-            </wp:cNvGraphicFramePr>
-            <a:graphic xmlns:a="http://schemas.openxmlformats.org/drawingml/2006/main">
-              <a:graphicData uri="http://schemas.openxmlformats.org/drawingml/2006/picture">
-                <pic:pic xmlns:pic="http://schemas.openxmlformats.org/drawingml/2006/picture">
-                  <pic:nvPicPr>
-                    <pic:cNvPr id="0" name="19_user_add.png"/>
-                    <pic:cNvPicPr/>
-                  </pic:nvPicPr>
-                  <pic:blipFill>
-                    <a:blip r:embed="rId29"/>
-                    <a:stretch>
-                      <a:fillRect/>
-                    </a:stretch>
-                  </pic:blipFill>
-                  <pic:spPr>
-                    <a:xfrm>
-                      <a:off x="0" y="0"/>
-                      <a:ext cx="3960000" cy="3885843"/>
-                    </a:xfrm>
-                    <a:prstGeom prst="rect">
-                      <a:avLst/>
-                    </a:prstGeom>
-                  </pic:spPr>
-                </pic:pic>
-              </a:graphicData>
-            </a:graphic>
-          </wp:inline>
-        </w:drawing>
-      </w:r>
-    </w:p>
-    <w:p>
-      <w:pPr>
-        <w:pStyle w:val="af5"/>
-      </w:pPr>
-      <w:r>
-        <w:t xml:space="preserve">Рисунок </w:t>
-      </w:r>
-      <w:r>
-        <w:fldChar w:fldCharType="begin"/>
-      </w:r>
-      <w:r>
-        <w:instrText xml:space="preserve"> SEQ Рисунок \* ARABIC </w:instrText>
-      </w:r>
-      <w:r>
-        <w:fldChar w:fldCharType="separate"/>
-      </w:r>
-      <w:r>
-        <w:rPr>
-          <w:noProof/>
-        </w:rPr>
-        <w:t>22</w:t>
-      </w:r>
-      <w:r>
-        <w:fldChar w:fldCharType="end"/>
-      </w:r>
-      <w:r>
-        <w:t xml:space="preserve"> – Окно добавления пользователя</w:t>
-      </w:r>
-    </w:p>
-    <w:p>
-      <w:pPr>
-        <w:pStyle w:val="21"/>
-      </w:pPr>
-      <w:bookmarkStart w:id="16" w:name="f_unblock"/>
-      <w:r>
-        <w:t>7.3 Разблокировка пользователя</w:t>
-      </w:r>
-      <w:bookmarkEnd w:id="16"/>
-    </w:p>
-    <w:p>
-      <w:r>
-        <w:t>Выделите заблокированного сотрудника в таблице (рисунок 21) и нажмите «Разблокировать». Система подтвердит снятие блокировки (рисунок 23), счётчик неверных попыток обнулится.</w:t>
-      </w:r>
-    </w:p>
-    <w:p>
-      <w:pPr>
-        <w:keepNext/>
-        <w:spacing w:before="120" w:line="240" w:lineRule="auto"/>
-        <w:ind w:firstLine="0"/>
-        <w:jc w:val="center"/>
-      </w:pPr>
-      <w:r>
-        <w:rPr>
-          <w:noProof/>
-        </w:rPr>
-        <w:drawing>
-          <wp:inline distT="0" distB="0" distL="0" distR="0" wp14:anchorId="0C4C62F4" wp14:editId="697CF112">
-            <wp:extent cx="3780000" cy="934450"/>
-            <wp:effectExtent l="0" t="0" r="0" b="0"/>
-            <wp:docPr id="23" name="Picture 23"/>
-            <wp:cNvGraphicFramePr>
-              <a:graphicFrameLocks xmlns:a="http://schemas.openxmlformats.org/drawingml/2006/main" noChangeAspect="1"/>
-            </wp:cNvGraphicFramePr>
-            <a:graphic xmlns:a="http://schemas.openxmlformats.org/drawingml/2006/main">
-              <a:graphicData uri="http://schemas.openxmlformats.org/drawingml/2006/picture">
-                <pic:pic xmlns:pic="http://schemas.openxmlformats.org/drawingml/2006/picture">
-                  <pic:nvPicPr>
-                    <pic:cNvPr id="0" name="21_unblock.png"/>
-                    <pic:cNvPicPr/>
-                  </pic:nvPicPr>
-                  <pic:blipFill>
-                    <a:blip r:embed="rId30"/>
-                    <a:stretch>
-                      <a:fillRect/>
-                    </a:stretch>
-                  </pic:blipFill>
-                  <pic:spPr>
-                    <a:xfrm>
-                      <a:off x="0" y="0"/>
-                      <a:ext cx="3780000" cy="934450"/>
-                    </a:xfrm>
-                    <a:prstGeom prst="rect">
-                      <a:avLst/>
-                    </a:prstGeom>
-                  </pic:spPr>
-                </pic:pic>
-              </a:graphicData>
-            </a:graphic>
-          </wp:inline>
-        </w:drawing>
-      </w:r>
-    </w:p>
-    <w:p>
-      <w:pPr>
-        <w:pStyle w:val="af5"/>
-      </w:pPr>
-      <w:r>
-        <w:t xml:space="preserve">Рисунок </w:t>
-      </w:r>
-      <w:r>
-        <w:fldChar w:fldCharType="begin"/>
-      </w:r>
-      <w:r>
-        <w:instrText xml:space="preserve"> SEQ Рисунок \* ARABIC </w:instrText>
-      </w:r>
-      <w:r>
-        <w:fldChar w:fldCharType="separate"/>
-      </w:r>
-      <w:r>
-        <w:rPr>
-          <w:noProof/>
-        </w:rPr>
-        <w:t>23</w:t>
-      </w:r>
-      <w:r>
-        <w:fldChar w:fldCharType="end"/>
-      </w:r>
-      <w:r>
-        <w:t xml:space="preserve"> – Пользователь разблокирован</w:t>
-      </w:r>
-    </w:p>
-    <w:p>
-      <w:pPr>
-        <w:pStyle w:val="1"/>
-      </w:pPr>
-      <w:r>
-        <w:lastRenderedPageBreak/>
-        <w:t>8 Смена пароля и выход</w:t>
-      </w:r>
-    </w:p>
-    <w:p>
-      <w:pPr>
-        <w:pStyle w:val="21"/>
-      </w:pPr>
-      <w:bookmarkStart w:id="17" w:name="f_password"/>
-      <w:r>
-        <w:t>8.1 Смена пароля</w:t>
-      </w:r>
-      <w:bookmarkEnd w:id="17"/>
-    </w:p>
-    <w:p>
-      <w:r>
-        <w:t>Сменить пароль можно в любой момент кнопкой «Сменить пароль» вверху окна. В окне (рисунок 24) введите текущий пароль, новый пароль и его повтор, нажмите «Сохранить». Требования к паролю те же, что и при первом входе.</w:t>
-      </w:r>
-    </w:p>
-    <w:p>
-      <w:pPr>
-        <w:keepNext/>
-        <w:spacing w:before="120" w:line="240" w:lineRule="auto"/>
-        <w:ind w:firstLine="0"/>
-        <w:jc w:val="center"/>
-      </w:pPr>
-      <w:r>
-        <w:rPr>
-          <w:noProof/>
-        </w:rPr>
-        <w:drawing>
-          <wp:inline distT="0" distB="0" distL="0" distR="0" wp14:anchorId="793935D9" wp14:editId="22D3BEC5">
-            <wp:extent cx="3960000" cy="3143602"/>
-            <wp:effectExtent l="0" t="0" r="0" b="0"/>
-            <wp:docPr id="24" name="Picture 24"/>
-            <wp:cNvGraphicFramePr>
-              <a:graphicFrameLocks xmlns:a="http://schemas.openxmlformats.org/drawingml/2006/main" noChangeAspect="1"/>
-            </wp:cNvGraphicFramePr>
-            <a:graphic xmlns:a="http://schemas.openxmlformats.org/drawingml/2006/main">
-              <a:graphicData uri="http://schemas.openxmlformats.org/drawingml/2006/picture">
-                <pic:pic xmlns:pic="http://schemas.openxmlformats.org/drawingml/2006/picture">
-                  <pic:nvPicPr>
-                    <pic:cNvPr id="0" name="22_change_password.png"/>
-                    <pic:cNvPicPr/>
-                  </pic:nvPicPr>
-                  <pic:blipFill>
-                    <a:blip r:embed="rId31"/>
-                    <a:stretch>
-                      <a:fillRect/>
-                    </a:stretch>
-                  </pic:blipFill>
-                  <pic:spPr>
-                    <a:xfrm>
-                      <a:off x="0" y="0"/>
-                      <a:ext cx="3960000" cy="3143602"/>
-                    </a:xfrm>
-                    <a:prstGeom prst="rect">
-                      <a:avLst/>
-                    </a:prstGeom>
-                  </pic:spPr>
-                </pic:pic>
-              </a:graphicData>
-            </a:graphic>
-          </wp:inline>
-        </w:drawing>
-      </w:r>
-    </w:p>
-    <w:p>
-      <w:pPr>
-        <w:pStyle w:val="af5"/>
-      </w:pPr>
-      <w:r>
-        <w:t xml:space="preserve">Рисунок </w:t>
-      </w:r>
-      <w:r>
-        <w:fldChar w:fldCharType="begin"/>
-      </w:r>
-      <w:r>
-        <w:instrText xml:space="preserve"> SEQ Рисунок \* ARABIC </w:instrText>
-      </w:r>
-      <w:r>
-        <w:fldChar w:fldCharType="separate"/>
-      </w:r>
-      <w:r>
-        <w:rPr>
-          <w:noProof/>
-        </w:rPr>
-        <w:t>24</w:t>
-      </w:r>
-      <w:r>
-        <w:fldChar w:fldCharType="end"/>
-      </w:r>
-      <w:r>
-        <w:t xml:space="preserve"> – Окно смены пароля</w:t>
-      </w:r>
-    </w:p>
-    <w:p>
-      <w:pPr>
-        <w:pStyle w:val="21"/>
-      </w:pPr>
-      <w:bookmarkStart w:id="18" w:name="f_logout"/>
-      <w:r>
-        <w:t>8.2 Выход из системы</w:t>
-      </w:r>
-      <w:bookmarkEnd w:id="18"/>
-    </w:p>
-    <w:p>
-      <w:r>
-        <w:t>Чтобы завершить работу, нажмите «Выход» вверху окна. Сеанс на сервере закрывается, приложение возвращается к окну входа (рисунок 1). Уходя с рабочего места, всегда выполняйте выход: так данные гостей не будут доступны посторонним.</w:t>
-      </w:r>
-    </w:p>
-    <w:p>
-      <w:pPr>
-        <w:pStyle w:val="1"/>
-      </w:pPr>
-      <w:r>
-        <w:lastRenderedPageBreak/>
-        <w:t>9 Сообщения системы</w:t>
-      </w:r>
-    </w:p>
-    <w:p>
-      <w:r>
-        <w:t>В таблице приведены сообщения, которые может показать приложение, и действия сотрудника.</w:t>
-      </w:r>
-    </w:p>
-    <w:tbl>
-      <w:tblPr>
-        <w:tblStyle w:val="aff0"/>
-        <w:tblW w:w="0" w:type="auto"/>
-        <w:jc w:val="center"/>
-        <w:tblLook w:val="04A0" w:firstRow="1" w:lastRow="0" w:firstColumn="1" w:lastColumn="0" w:noHBand="0" w:noVBand="1"/>
-      </w:tblPr>
-      <w:tblGrid>
-        <w:gridCol w:w="3969"/>
-        <w:gridCol w:w="5386"/>
-      </w:tblGrid>
-      <w:tr>
-        <w:trPr>
-          <w:cantSplit/>
-          <w:tblHeader/>
-          <w:jc w:val="center"/>
-        </w:trPr>
-        <w:tc>
-          <w:tcPr>
-            <w:tcW w:w="3969" w:type="dxa"/>
-          </w:tcPr>
-          <w:p>
-            <w:pPr>
-              <w:spacing w:line="240" w:lineRule="auto"/>
-              <w:ind w:firstLine="0"/>
-              <w:jc w:val="left"/>
-            </w:pPr>
-            <w:r>
-              <w:rPr>
-                <w:b/>
-                <w:sz w:val="24"/>
-              </w:rPr>
-              <w:t>Сообщение</w:t>
-            </w:r>
-          </w:p>
-        </w:tc>
-        <w:tc>
-          <w:tcPr>
-            <w:tcW w:w="5386" w:type="dxa"/>
-          </w:tcPr>
-          <w:p>
-            <w:pPr>
-              <w:spacing w:line="240" w:lineRule="auto"/>
-              <w:ind w:firstLine="0"/>
-              <w:jc w:val="left"/>
-            </w:pPr>
-            <w:r>
-              <w:rPr>
-                <w:b/>
-                <w:sz w:val="24"/>
-              </w:rPr>
-              <w:t>Причина и действия</w:t>
-            </w:r>
-          </w:p>
-        </w:tc>
-      </w:tr>
-      <w:tr>
-        <w:trPr>
-          <w:cantSplit/>
-          <w:jc w:val="center"/>
-        </w:trPr>
-        <w:tc>
-          <w:tcPr>
-            <w:tcW w:w="3969" w:type="dxa"/>
-          </w:tcPr>
-          <w:p>
-            <w:pPr>
-              <w:spacing w:line="240" w:lineRule="auto"/>
-              <w:ind w:firstLine="0"/>
-              <w:jc w:val="left"/>
-            </w:pPr>
-            <w:r>
-              <w:rPr>
-                <w:sz w:val="24"/>
-              </w:rPr>
-              <w:t>Введите логин и пароль</w:t>
-            </w:r>
-          </w:p>
-        </w:tc>
-        <w:tc>
-          <w:tcPr>
-            <w:tcW w:w="5386" w:type="dxa"/>
-          </w:tcPr>
-          <w:p>
-            <w:pPr>
-              <w:spacing w:line="240" w:lineRule="auto"/>
-              <w:ind w:firstLine="0"/>
-              <w:jc w:val="left"/>
-            </w:pPr>
-            <w:r>
-              <w:rPr>
-                <w:sz w:val="24"/>
-              </w:rPr>
-              <w:t>Не заполнено поле на окне входа. Заполните оба поля</w:t>
-            </w:r>
-          </w:p>
-        </w:tc>
-      </w:tr>
-      <w:tr>
-        <w:trPr>
-          <w:cantSplit/>
-          <w:jc w:val="center"/>
-        </w:trPr>
-        <w:tc>
-          <w:tcPr>
-            <w:tcW w:w="3969" w:type="dxa"/>
-          </w:tcPr>
-          <w:p>
-            <w:pPr>
-              <w:spacing w:line="240" w:lineRule="auto"/>
-              <w:ind w:firstLine="0"/>
-              <w:jc w:val="left"/>
-            </w:pPr>
-            <w:r>
-              <w:rPr>
-                <w:sz w:val="24"/>
-              </w:rPr>
-              <w:t>Вы ввели неверный логин или пароль…</w:t>
-            </w:r>
-          </w:p>
-        </w:tc>
-        <w:tc>
-          <w:tcPr>
-            <w:tcW w:w="5386" w:type="dxa"/>
-          </w:tcPr>
-          <w:p>
-            <w:pPr>
-              <w:spacing w:line="240" w:lineRule="auto"/>
-              <w:ind w:firstLine="0"/>
-              <w:jc w:val="left"/>
-            </w:pPr>
-            <w:r>
-              <w:rPr>
-                <w:sz w:val="24"/>
-              </w:rPr>
-              <w:t>Ошибка в логине или пароле. Проверьте раскладку и Caps Lock; после трёх ошибок учётная запись блокируется</w:t>
-            </w:r>
-          </w:p>
-        </w:tc>
-      </w:tr>
-      <w:tr>
-        <w:trPr>
-          <w:cantSplit/>
-          <w:jc w:val="center"/>
-        </w:trPr>
-        <w:tc>
-          <w:tcPr>
-            <w:tcW w:w="3969" w:type="dxa"/>
-          </w:tcPr>
-          <w:p>
-            <w:pPr>
-              <w:spacing w:line="240" w:lineRule="auto"/>
-              <w:ind w:firstLine="0"/>
-              <w:jc w:val="left"/>
-            </w:pPr>
-            <w:r>
-              <w:rPr>
-                <w:sz w:val="24"/>
-              </w:rPr>
-              <w:t>Вы заблокированы. Обратитесь к администратору</w:t>
-            </w:r>
-          </w:p>
-        </w:tc>
-        <w:tc>
-          <w:tcPr>
-            <w:tcW w:w="5386" w:type="dxa"/>
-          </w:tcPr>
-          <w:p>
-            <w:pPr>
-              <w:spacing w:line="240" w:lineRule="auto"/>
-              <w:ind w:firstLine="0"/>
-              <w:jc w:val="left"/>
-            </w:pPr>
-            <w:r>
-              <w:rPr>
-                <w:sz w:val="24"/>
-              </w:rPr>
-              <w:t>Три неверных пароля подряд или нет входа больше месяца. Обратитесь к администратору</w:t>
-            </w:r>
-          </w:p>
-        </w:tc>
-      </w:tr>
-      <w:tr>
-        <w:trPr>
-          <w:cantSplit/>
-          <w:jc w:val="center"/>
-        </w:trPr>
-        <w:tc>
-          <w:tcPr>
-            <w:tcW w:w="3969" w:type="dxa"/>
-          </w:tcPr>
-          <w:p>
-            <w:pPr>
-              <w:spacing w:line="240" w:lineRule="auto"/>
-              <w:ind w:firstLine="0"/>
-              <w:jc w:val="left"/>
-            </w:pPr>
-            <w:r>
-              <w:rPr>
-                <w:sz w:val="24"/>
-              </w:rPr>
-              <w:t>Сервер API недоступен</w:t>
-            </w:r>
-          </w:p>
-        </w:tc>
-        <w:tc>
-          <w:tcPr>
-            <w:tcW w:w="5386" w:type="dxa"/>
-          </w:tcPr>
-          <w:p>
-            <w:pPr>
-              <w:spacing w:line="240" w:lineRule="auto"/>
-              <w:ind w:firstLine="0"/>
-              <w:jc w:val="left"/>
-            </w:pPr>
-            <w:r>
-              <w:rPr>
-                <w:sz w:val="24"/>
-              </w:rPr>
-              <w:t>Не запущен сервер API или нет связи с ним. Обратитесь в службу поддержки</w:t>
-            </w:r>
-          </w:p>
-        </w:tc>
-      </w:tr>
-      <w:tr>
-        <w:trPr>
-          <w:cantSplit/>
-          <w:jc w:val="center"/>
-        </w:trPr>
-        <w:tc>
-          <w:tcPr>
-            <w:tcW w:w="3969" w:type="dxa"/>
-          </w:tcPr>
-          <w:p>
-            <w:pPr>
-              <w:spacing w:line="240" w:lineRule="auto"/>
-              <w:ind w:firstLine="0"/>
-              <w:jc w:val="left"/>
-            </w:pPr>
-            <w:r>
-              <w:rPr>
-                <w:sz w:val="24"/>
-              </w:rPr>
-              <w:t>Выполните вход в систему</w:t>
-            </w:r>
-          </w:p>
-        </w:tc>
-        <w:tc>
-          <w:tcPr>
-            <w:tcW w:w="5386" w:type="dxa"/>
-          </w:tcPr>
-          <w:p>
-            <w:pPr>
-              <w:spacing w:line="240" w:lineRule="auto"/>
-              <w:ind w:firstLine="0"/>
-              <w:jc w:val="left"/>
-            </w:pPr>
-            <w:r>
-              <w:rPr>
-                <w:sz w:val="24"/>
-              </w:rPr>
-              <w:t>Сеанс завершён, например, после перезапуска сервера. Войдите заново</w:t>
-            </w:r>
-          </w:p>
-        </w:tc>
-      </w:tr>
-      <w:tr>
-        <w:trPr>
-          <w:cantSplit/>
-          <w:jc w:val="center"/>
-        </w:trPr>
-        <w:tc>
-          <w:tcPr>
-            <w:tcW w:w="3969" w:type="dxa"/>
-          </w:tcPr>
-          <w:p>
-            <w:pPr>
-              <w:spacing w:line="240" w:lineRule="auto"/>
-              <w:ind w:firstLine="0"/>
-              <w:jc w:val="left"/>
-            </w:pPr>
-            <w:r>
-              <w:rPr>
-                <w:sz w:val="24"/>
-              </w:rPr>
-              <w:t>Недостаточно прав</w:t>
-            </w:r>
-          </w:p>
-        </w:tc>
-        <w:tc>
-          <w:tcPr>
-            <w:tcW w:w="5386" w:type="dxa"/>
-          </w:tcPr>
-          <w:p>
-            <w:pPr>
-              <w:spacing w:line="240" w:lineRule="auto"/>
-              <w:ind w:firstLine="0"/>
-              <w:jc w:val="left"/>
-            </w:pPr>
-            <w:r>
-              <w:rPr>
-                <w:sz w:val="24"/>
-              </w:rPr>
-              <w:t>Действие доступно только администратору</w:t>
-            </w:r>
-          </w:p>
-        </w:tc>
-      </w:tr>
-      <w:tr>
-        <w:trPr>
-          <w:cantSplit/>
-          <w:jc w:val="center"/>
-        </w:trPr>
-        <w:tc>
-          <w:tcPr>
-            <w:tcW w:w="3969" w:type="dxa"/>
-          </w:tcPr>
-          <w:p>
-            <w:pPr>
-              <w:spacing w:line="240" w:lineRule="auto"/>
-              <w:ind w:firstLine="0"/>
-              <w:jc w:val="left"/>
-            </w:pPr>
-            <w:r>
-              <w:rPr>
-                <w:sz w:val="24"/>
-              </w:rPr>
-              <w:t>Заселить гостя можно только в чистый номер</w:t>
-            </w:r>
-          </w:p>
-        </w:tc>
-        <w:tc>
-          <w:tcPr>
-            <w:tcW w:w="5386" w:type="dxa"/>
-          </w:tcPr>
-          <w:p>
-            <w:pPr>
-              <w:spacing w:line="240" w:lineRule="auto"/>
-              <w:ind w:firstLine="0"/>
-              <w:jc w:val="left"/>
-            </w:pPr>
-            <w:r>
-              <w:rPr>
-                <w:sz w:val="24"/>
-              </w:rPr>
-              <w:t>Номер не убран. Проведите уборку и смените статус на «Чистый»</w:t>
-            </w:r>
-          </w:p>
-        </w:tc>
-      </w:tr>
-      <w:tr>
-        <w:trPr>
-          <w:cantSplit/>
-          <w:jc w:val="center"/>
-        </w:trPr>
-        <w:tc>
-          <w:tcPr>
-            <w:tcW w:w="3969" w:type="dxa"/>
-          </w:tcPr>
-          <w:p>
-            <w:pPr>
-              <w:spacing w:line="240" w:lineRule="auto"/>
-              <w:ind w:firstLine="0"/>
-              <w:jc w:val="left"/>
-            </w:pPr>
-            <w:r>
-              <w:rPr>
-                <w:sz w:val="24"/>
-              </w:rPr>
-              <w:t>Номер занят на выбранные даты</w:t>
-            </w:r>
-          </w:p>
-        </w:tc>
-        <w:tc>
-          <w:tcPr>
-            <w:tcW w:w="5386" w:type="dxa"/>
-          </w:tcPr>
-          <w:p>
-            <w:pPr>
-              <w:spacing w:line="240" w:lineRule="auto"/>
-              <w:ind w:firstLine="0"/>
-              <w:jc w:val="left"/>
-            </w:pPr>
-            <w:r>
-              <w:rPr>
-                <w:sz w:val="24"/>
-              </w:rPr>
-              <w:t>Номер уже забронирован на этот период. Выберите другой номер или даты</w:t>
-            </w:r>
-          </w:p>
-        </w:tc>
-      </w:tr>
-      <w:tr>
-        <w:trPr>
-          <w:cantSplit/>
-          <w:jc w:val="center"/>
-        </w:trPr>
-        <w:tc>
-          <w:tcPr>
-            <w:tcW w:w="3969" w:type="dxa"/>
-          </w:tcPr>
-          <w:p>
-            <w:pPr>
-              <w:spacing w:line="240" w:lineRule="auto"/>
-              <w:ind w:firstLine="0"/>
-              <w:jc w:val="left"/>
-            </w:pPr>
-            <w:r>
-              <w:rPr>
-                <w:sz w:val="24"/>
-              </w:rPr>
-              <w:t>Статус «Занят» меняется только при заселении и выезде гостя</w:t>
-            </w:r>
-          </w:p>
-        </w:tc>
-        <w:tc>
-          <w:tcPr>
-            <w:tcW w:w="5386" w:type="dxa"/>
-          </w:tcPr>
-          <w:p>
-            <w:pPr>
-              <w:spacing w:line="240" w:lineRule="auto"/>
-              <w:ind w:firstLine="0"/>
-              <w:jc w:val="left"/>
-            </w:pPr>
-            <w:r>
-              <w:rPr>
-                <w:sz w:val="24"/>
-              </w:rPr>
-              <w:t>Попытка сменить статус занятого номера вручную. Оформите выезд гостя</w:t>
-            </w:r>
-          </w:p>
-        </w:tc>
-      </w:tr>
-      <w:tr>
-        <w:trPr>
-          <w:cantSplit/>
-          <w:jc w:val="center"/>
-        </w:trPr>
-        <w:tc>
-          <w:tcPr>
-            <w:tcW w:w="3969" w:type="dxa"/>
-          </w:tcPr>
-          <w:p>
-            <w:pPr>
-              <w:spacing w:line="240" w:lineRule="auto"/>
-              <w:ind w:firstLine="0"/>
-              <w:jc w:val="left"/>
-            </w:pPr>
-            <w:r>
-              <w:rPr>
-                <w:sz w:val="24"/>
-              </w:rPr>
-              <w:t>ФИО может содержать только буквы, пробел и дефис</w:t>
-            </w:r>
-          </w:p>
-        </w:tc>
-        <w:tc>
-          <w:tcPr>
-            <w:tcW w:w="5386" w:type="dxa"/>
-          </w:tcPr>
-          <w:p>
-            <w:pPr>
-              <w:spacing w:line="240" w:lineRule="auto"/>
-              <w:ind w:firstLine="0"/>
-              <w:jc w:val="left"/>
-            </w:pPr>
-            <w:r>
-              <w:rPr>
-                <w:sz w:val="24"/>
-              </w:rPr>
-              <w:t>В ФИО введены цифры или знаки. Исправьте ввод</w:t>
-            </w:r>
-          </w:p>
-        </w:tc>
-      </w:tr>
-      <w:tr>
-        <w:trPr>
-          <w:cantSplit/>
-          <w:jc w:val="center"/>
-        </w:trPr>
-        <w:tc>
-          <w:tcPr>
-            <w:tcW w:w="3969" w:type="dxa"/>
-          </w:tcPr>
-          <w:p>
-            <w:pPr>
-              <w:spacing w:line="240" w:lineRule="auto"/>
-              <w:ind w:firstLine="0"/>
-              <w:jc w:val="left"/>
-            </w:pPr>
-            <w:r>
-              <w:rPr>
-                <w:sz w:val="24"/>
-              </w:rPr>
-              <w:t>Сумма оплаты должна быть больше нуля</w:t>
-            </w:r>
-          </w:p>
-        </w:tc>
-        <w:tc>
-          <w:tcPr>
-            <w:tcW w:w="5386" w:type="dxa"/>
-          </w:tcPr>
-          <w:p>
-            <w:pPr>
-              <w:spacing w:line="240" w:lineRule="auto"/>
-              <w:ind w:firstLine="0"/>
-              <w:jc w:val="left"/>
-            </w:pPr>
-            <w:r>
-              <w:rPr>
-                <w:sz w:val="24"/>
-              </w:rPr>
-              <w:t>Введена нулевая или отрицательная сумма</w:t>
-            </w:r>
-          </w:p>
-        </w:tc>
-      </w:tr>
-      <w:tr>
-        <w:trPr>
-          <w:cantSplit/>
-          <w:jc w:val="center"/>
-        </w:trPr>
-        <w:tc>
-          <w:tcPr>
-            <w:tcW w:w="3969" w:type="dxa"/>
-          </w:tcPr>
-          <w:p>
-            <w:pPr>
-              <w:spacing w:line="240" w:lineRule="auto"/>
-              <w:ind w:firstLine="0"/>
-              <w:jc w:val="left"/>
-            </w:pPr>
-            <w:r>
-              <w:rPr>
-                <w:sz w:val="24"/>
-              </w:rPr>
-              <w:t>Пользователь с таким логином уже существует</w:t>
-            </w:r>
-          </w:p>
-        </w:tc>
-        <w:tc>
-          <w:tcPr>
-            <w:tcW w:w="5386" w:type="dxa"/>
-          </w:tcPr>
-          <w:p>
-            <w:pPr>
-              <w:spacing w:line="240" w:lineRule="auto"/>
-              <w:ind w:firstLine="0"/>
-              <w:jc w:val="left"/>
-            </w:pPr>
-            <w:r>
-              <w:rPr>
-                <w:sz w:val="24"/>
-              </w:rPr>
-              <w:t>Логин занят. Придумайте другой логин</w:t>
-            </w:r>
-          </w:p>
-        </w:tc>
-      </w:tr>
-    </w:tbl>
-    <w:p>
-      <w:pPr>
-        <w:pStyle w:val="1"/>
-      </w:pPr>
-      <w:bookmarkStart w:id="19" w:name="support"/>
-      <w:r>
-        <w:lastRenderedPageBreak/>
-        <w:t>Контакты службы поддержки</w:t>
-      </w:r>
-      <w:bookmarkEnd w:id="19"/>
-    </w:p>
-    <w:p>
-      <w:r>
-        <w:t>Если при работе с системой возникла ошибка, которую не удаётся устранить по этому руководству, обратитесь в службу поддержки.</w:t>
-      </w:r>
-    </w:p>
-    <w:p>
-      <w:pPr>
-        <w:ind w:firstLine="0"/>
-      </w:pPr>
+      <w:r>
+        <w:t>По вопросам работы приложения пишите на адрес:</w:t>
+      </w:r>
     </w:p>
     <w:p>
       <w:pPr>
@@ -4547,58 +1953,11 @@
         <w:rPr>
           <w:b/>
         </w:rPr>
-        <w:t>Электронная почта: support@hotel-system.ru</w:t>
-      </w:r>
-    </w:p>
-    <w:p>
-      <w:pPr>
-        <w:ind w:firstLine="0"/>
-      </w:pPr>
-      <w:r>
-        <w:t>Время работы: ежедневно с 8:00 до 20:00 (МСК)</w:t>
-      </w:r>
-    </w:p>
-    <w:p>
-      <w:pPr>
-        <w:ind w:firstLine="0"/>
-      </w:pPr>
-    </w:p>
-    <w:p>
-      <w:r>
-        <w:t>В письме укажите:</w:t>
-      </w:r>
-    </w:p>
-    <w:p>
-      <w:pPr>
-        <w:ind w:left="1049" w:hanging="340"/>
-      </w:pPr>
-      <w:r>
-        <w:t>– ваши ФИО и логин в системе;</w:t>
-      </w:r>
-    </w:p>
-    <w:p>
-      <w:pPr>
-        <w:ind w:left="1049" w:hanging="340"/>
-      </w:pPr>
-      <w:r>
-        <w:t>– раздел и действие, при котором возникла ошибка;</w:t>
-      </w:r>
-    </w:p>
-    <w:p>
-      <w:pPr>
-        <w:ind w:left="1049" w:hanging="340"/>
-      </w:pPr>
-      <w:r>
-        <w:t>– точный текст сообщения об ошибке или снимок экрана.</w:t>
-      </w:r>
-    </w:p>
-    <w:p>
-      <w:r>
-        <w:t>Никогда не сообщайте в письмах свой пароль: сотрудники поддержки его не запрашивают.</w:t>
+        <w:t>support@hotel-system.ru</w:t>
       </w:r>
     </w:p>
     <w:sectPr>
-      <w:footerReference w:type="default" r:id="rId32"/>
+      <w:footerReference w:type="default" r:id="rId19"/>
       <w:pgSz w:w="11906" w:h="16838"/>
       <w:pgMar w:top="1134" w:right="850" w:bottom="1134" w:left="1701" w:header="720" w:footer="720" w:gutter="0"/>
       <w:cols w:space="720"/>
@@ -4859,31 +2218,31 @@
       </w:rPr>
     </w:lvl>
   </w:abstractNum>
-  <w:num w:numId="1" w16cid:durableId="310326644">
+  <w:num w:numId="1" w16cid:durableId="1469203099">
     <w:abstractNumId w:val="8"/>
   </w:num>
-  <w:num w:numId="2" w16cid:durableId="813761124">
+  <w:num w:numId="2" w16cid:durableId="1554274041">
     <w:abstractNumId w:val="6"/>
   </w:num>
-  <w:num w:numId="3" w16cid:durableId="1025137292">
+  <w:num w:numId="3" w16cid:durableId="1066034334">
     <w:abstractNumId w:val="5"/>
   </w:num>
-  <w:num w:numId="4" w16cid:durableId="1582331357">
+  <w:num w:numId="4" w16cid:durableId="400718784">
     <w:abstractNumId w:val="4"/>
   </w:num>
-  <w:num w:numId="5" w16cid:durableId="1278489165">
+  <w:num w:numId="5" w16cid:durableId="408502296">
     <w:abstractNumId w:val="7"/>
   </w:num>
-  <w:num w:numId="6" w16cid:durableId="1325627583">
+  <w:num w:numId="6" w16cid:durableId="801267417">
     <w:abstractNumId w:val="3"/>
   </w:num>
-  <w:num w:numId="7" w16cid:durableId="1592424092">
+  <w:num w:numId="7" w16cid:durableId="2102942516">
     <w:abstractNumId w:val="2"/>
   </w:num>
-  <w:num w:numId="8" w16cid:durableId="1896432403">
+  <w:num w:numId="8" w16cid:durableId="1094670158">
     <w:abstractNumId w:val="1"/>
   </w:num>
-  <w:num w:numId="9" w16cid:durableId="1570383154">
+  <w:num w:numId="9" w16cid:durableId="277491191">
     <w:abstractNumId w:val="0"/>
   </w:num>
 </w:numbering>
@@ -5300,7 +2659,6 @@
     <w:pPr>
       <w:keepNext/>
       <w:keepLines/>
-      <w:pageBreakBefore/>
       <w:spacing w:after="240"/>
       <w:jc w:val="left"/>
       <w:outlineLvl w:val="0"/>
